--- a/data/newsletter_2026_06.docx
+++ b/data/newsletter_2026_06.docx
@@ -4,31 +4,3631 @@
   <w:body>
     <w:p>
       <w:pPr>
-        <w:pStyle w:val="Title"/>
+        <w:spacing w:after="40"/>
       </w:pPr>
       <w:r>
-        <w:t>FMCG M&amp;A Intelligence Newsletter</w:t>
+        <w:rPr>
+          <w:rFonts w:ascii="Georgia" w:hAnsi="Georgia"/>
+          <w:b/>
+          <w:color w:val="1C1C1C"/>
+          <w:sz w:val="52"/>
+        </w:rPr>
+        <w:t>FMCG M&amp;A Intelligence</w:t>
       </w:r>
     </w:p>
     <w:p>
       <w:r>
         <w:rPr>
-          <w:i/>
+          <w:color w:val="888888"/>
+          <w:sz w:val="19"/>
         </w:rPr>
-        <w:t>Issue: June 2026  |  86 deal(s) tracked</w:t>
+        <w:t>Issue: June 2026   •   Prepared for Executive Leadership</w:t>
       </w:r>
     </w:p>
     <w:p>
       <w:pPr>
-        <w:pStyle w:val="Heading1"/>
+        <w:pBdr>
+          <w:bottom w:val="single" w:sz="12" w:space="1" w:color="9C7A32"/>
+        </w:pBdr>
+        <w:spacing w:after="120"/>
+      </w:pPr>
+    </w:p>
+    <w:p>
+      <w:pPr>
+        <w:spacing w:after="80"/>
       </w:pPr>
       <w:r>
-        <w:t>How this issue was assembled</w:t>
+        <w:rPr>
+          <w:color w:val="888888"/>
+          <w:sz w:val="17"/>
+        </w:rPr>
+        <w:t xml:space="preserve">THIS ISSUE   </w:t>
+      </w:r>
+      <w:r>
+        <w:rPr>
+          <w:b/>
+          <w:color w:val="1C1C1C"/>
+          <w:sz w:val="20"/>
+        </w:rPr>
+        <w:t>46 articles  •  last 15 days  •  ranked by disclosed value</w:t>
       </w:r>
     </w:p>
     <w:p>
+      <w:pPr>
+        <w:pBdr>
+          <w:bottom w:val="single" w:sz="6" w:space="1" w:color="E5E5E5"/>
+        </w:pBdr>
+        <w:spacing w:after="120"/>
+      </w:pPr>
+    </w:p>
+    <w:p>
+      <w:pPr>
+        <w:spacing w:before="280" w:after="40"/>
+      </w:pPr>
       <w:r>
-        <w:t>Every article below passed through an automated screening pipeline: RSS ingestion, near-duplicate removal, FMCG-relevance filtering, and source-credibility scoring, before reaching this newsletter.</w:t>
+        <w:rPr>
+          <w:b/>
+          <w:color w:val="1C1C1C"/>
+          <w:sz w:val="22"/>
+        </w:rPr>
+        <w:t>EXECUTIVE HIGHLIGHTS</w:t>
+      </w:r>
+    </w:p>
+    <w:p>
+      <w:pPr>
+        <w:pBdr>
+          <w:bottom w:val="single" w:sz="16" w:space="1" w:color="9C7A32"/>
+        </w:pBdr>
+        <w:spacing w:after="160"/>
+      </w:pPr>
+    </w:p>
+    <w:p>
+      <w:pPr>
+        <w:pStyle w:val="ListBullet"/>
+        <w:spacing w:after="80"/>
+      </w:pPr>
+      <w:r>
+        <w:rPr>
+          <w:color w:val="333333"/>
+          <w:sz w:val="22"/>
+        </w:rPr>
+        <w:t>FMCG Giants Race to Capture India’s $40 Billion Beauty Market ($40 Billion) was the largest disclosed deal this issue.</w:t>
+      </w:r>
+    </w:p>
+    <w:p>
+      <w:pPr>
+        <w:pStyle w:val="ListBullet"/>
+        <w:spacing w:after="80"/>
+      </w:pPr>
+      <w:r>
+        <w:rPr>
+          <w:color w:val="333333"/>
+          <w:sz w:val="22"/>
+        </w:rPr>
+        <w:t>46 articles tracked this issue, with a combined disclosed value of $61.5B across 7 item(s).</w:t>
+      </w:r>
+    </w:p>
+    <w:p>
+      <w:pPr>
+        <w:pStyle w:val="ListBullet"/>
+        <w:spacing w:after="80"/>
+      </w:pPr>
+      <w:r>
+        <w:rPr>
+          <w:color w:val="333333"/>
+          <w:sz w:val="22"/>
+        </w:rPr>
+        <w:t>Acquisition was the most common deal type this cycle, with 27 of 46 tracked items.</w:t>
+      </w:r>
+    </w:p>
+    <w:p>
+      <w:pPr>
+        <w:spacing w:before="280" w:after="40"/>
+      </w:pPr>
+      <w:r>
+        <w:rPr>
+          <w:b/>
+          <w:color w:val="1C1C1C"/>
+          <w:sz w:val="22"/>
+        </w:rPr>
+        <w:t>SPOTLIGHT — TOP 3 BY DISCLOSED VALUE</w:t>
+      </w:r>
+    </w:p>
+    <w:p>
+      <w:pPr>
+        <w:pBdr>
+          <w:bottom w:val="single" w:sz="16" w:space="1" w:color="9C7A32"/>
+        </w:pBdr>
+        <w:spacing w:after="160"/>
+      </w:pPr>
+    </w:p>
+    <w:tbl>
+      <w:tblPr>
+        <w:tblW w:type="auto" w:w="0"/>
+        <w:jc w:val="left"/>
+        <w:tblBorders>
+          <w:top w:val="single" w:sz="4" w:color="E5E5E5" w:space="0"/>
+          <w:left w:val="single" w:sz="24" w:color="9C7A32" w:space="0"/>
+          <w:bottom w:val="single" w:sz="4" w:color="E5E5E5" w:space="0"/>
+          <w:right w:val="single" w:sz="4" w:color="E5E5E5" w:space="0"/>
+          <w:insideH w:val="single" w:sz="4" w:color="E5E5E5" w:space="0"/>
+          <w:insideV w:val="single" w:sz="4" w:color="E5E5E5" w:space="0"/>
+        </w:tblBorders>
+        <w:tblLayout w:type="fixed"/>
+        <w:tblLook w:firstColumn="1" w:firstRow="1" w:lastColumn="0" w:lastRow="0" w:noHBand="0" w:noVBand="1" w:val="04A0"/>
+      </w:tblPr>
+      <w:tblGrid>
+        <w:gridCol w:w="9360"/>
+      </w:tblGrid>
+      <w:tr>
+        <w:tc>
+          <w:tcPr>
+            <w:tcW w:type="dxa" w:w="9360"/>
+            <w:tcMar>
+              <w:top w:w="120" w:type="dxa"/>
+              <w:left w:w="160" w:type="dxa"/>
+              <w:bottom w:w="120" w:type="dxa"/>
+              <w:right w:w="160" w:type="dxa"/>
+            </w:tcMar>
+          </w:tcPr>
+          <w:p>
+            <w:pPr>
+              <w:spacing w:after="0"/>
+            </w:pPr>
+            <w:r>
+              <w:rPr>
+                <w:b/>
+                <w:color w:val="1C1C1C"/>
+                <w:sz w:val="27"/>
+              </w:rPr>
+              <w:t>FMCG Giants Race to Capture India’s $40 Billion Beauty Market</w:t>
+            </w:r>
+            <w:r>
+              <w:rPr>
+                <w:b/>
+                <w:color w:val="9C7A32"/>
+                <w:sz w:val="24"/>
+              </w:rPr>
+              <w:t xml:space="preserve">    $40 Billion</w:t>
+            </w:r>
+          </w:p>
+          <w:p>
+            <w:pPr>
+              <w:spacing w:before="20" w:after="60"/>
+            </w:pPr>
+            <w:r>
+              <w:rPr>
+                <w:b/>
+                <w:color w:val="9C7A32"/>
+                <w:sz w:val="16"/>
+              </w:rPr>
+              <w:t>OTHER</w:t>
+            </w:r>
+          </w:p>
+          <w:p>
+            <w:pPr>
+              <w:spacing w:after="120"/>
+            </w:pPr>
+            <w:r>
+              <w:rPr>
+                <w:color w:val="444444"/>
+                <w:sz w:val="22"/>
+              </w:rPr>
+              <w:t>FMCG Giants Race to Capture India’s $40 Billion Beauty Market</w:t>
+            </w:r>
+          </w:p>
+          <w:p>
+            <w:pPr>
+              <w:spacing w:after="0"/>
+            </w:pPr>
+            <w:r>
+              <w:rPr>
+                <w:color w:val="888888"/>
+                <w:sz w:val="18"/>
+              </w:rPr>
+              <w:t xml:space="preserve">Unknown   </w:t>
+            </w:r>
+            <w:r>
+              <w:rPr>
+                <w:color w:val="B7790E"/>
+                <w:sz w:val="16"/>
+              </w:rPr>
+              <w:t xml:space="preserve">● </w:t>
+            </w:r>
+            <w:r>
+              <w:rPr>
+                <w:b/>
+                <w:color w:val="B7790E"/>
+                <w:sz w:val="18"/>
+              </w:rPr>
+              <w:t xml:space="preserve">MEDIUM   </w:t>
+            </w:r>
+            <w:r>
+              <w:rPr>
+                <w:color w:val="888888"/>
+                <w:sz w:val="18"/>
+              </w:rPr>
+              <w:t xml:space="preserve">09 Jun 2026   </w:t>
+            </w:r>
+            <w:hyperlink r:id="rId9">
+              <w:r>
+                <w:rPr>
+                  <w:rFonts w:ascii="Arial"/>
+                  <w:sz w:val="18"/>
+                  <w:color w:val="9C7A32"/>
+                  <w:u w:val="single"/>
+                </w:rPr>
+                <w:t>Read full article</w:t>
+              </w:r>
+            </w:hyperlink>
+          </w:p>
+        </w:tc>
+      </w:tr>
+    </w:tbl>
+    <w:p>
+      <w:pPr>
+        <w:spacing w:after="80"/>
+      </w:pPr>
+    </w:p>
+    <w:tbl>
+      <w:tblPr>
+        <w:tblW w:type="auto" w:w="0"/>
+        <w:jc w:val="left"/>
+        <w:tblBorders>
+          <w:top w:val="single" w:sz="4" w:color="E5E5E5" w:space="0"/>
+          <w:left w:val="single" w:sz="24" w:color="9C7A32" w:space="0"/>
+          <w:bottom w:val="single" w:sz="4" w:color="E5E5E5" w:space="0"/>
+          <w:right w:val="single" w:sz="4" w:color="E5E5E5" w:space="0"/>
+          <w:insideH w:val="single" w:sz="4" w:color="E5E5E5" w:space="0"/>
+          <w:insideV w:val="single" w:sz="4" w:color="E5E5E5" w:space="0"/>
+        </w:tblBorders>
+        <w:tblLayout w:type="fixed"/>
+        <w:tblLook w:firstColumn="1" w:firstRow="1" w:lastColumn="0" w:lastRow="0" w:noHBand="0" w:noVBand="1" w:val="04A0"/>
+      </w:tblPr>
+      <w:tblGrid>
+        <w:gridCol w:w="9360"/>
+      </w:tblGrid>
+      <w:tr>
+        <w:tc>
+          <w:tcPr>
+            <w:tcW w:type="dxa" w:w="9360"/>
+            <w:tcMar>
+              <w:top w:w="120" w:type="dxa"/>
+              <w:left w:w="160" w:type="dxa"/>
+              <w:bottom w:w="120" w:type="dxa"/>
+              <w:right w:w="160" w:type="dxa"/>
+            </w:tcMar>
+          </w:tcPr>
+          <w:p>
+            <w:pPr>
+              <w:spacing w:after="0"/>
+            </w:pPr>
+            <w:r>
+              <w:rPr>
+                <w:b/>
+                <w:color w:val="1C1C1C"/>
+                <w:sz w:val="27"/>
+              </w:rPr>
+              <w:t>Sigma Healthcare backs out of $14bn Boots UK bid</w:t>
+            </w:r>
+            <w:r>
+              <w:rPr>
+                <w:b/>
+                <w:color w:val="9C7A32"/>
+                <w:sz w:val="24"/>
+              </w:rPr>
+              <w:t xml:space="preserve">    $14bn</w:t>
+            </w:r>
+          </w:p>
+          <w:p>
+            <w:pPr>
+              <w:spacing w:before="20" w:after="60"/>
+            </w:pPr>
+            <w:r>
+              <w:rPr>
+                <w:b/>
+                <w:color w:val="9C7A32"/>
+                <w:sz w:val="16"/>
+              </w:rPr>
+              <w:t>OTHER</w:t>
+            </w:r>
+          </w:p>
+          <w:p>
+            <w:pPr>
+              <w:spacing w:after="120"/>
+            </w:pPr>
+            <w:r>
+              <w:rPr>
+                <w:color w:val="444444"/>
+                <w:sz w:val="22"/>
+              </w:rPr>
+              <w:t>Sigma Healthcare backs out of $14bn Boots UK bid</w:t>
+            </w:r>
+          </w:p>
+          <w:p>
+            <w:pPr>
+              <w:spacing w:after="0"/>
+            </w:pPr>
+            <w:r>
+              <w:rPr>
+                <w:color w:val="888888"/>
+                <w:sz w:val="18"/>
+              </w:rPr>
+              <w:t xml:space="preserve">Unknown   </w:t>
+            </w:r>
+            <w:r>
+              <w:rPr>
+                <w:color w:val="B7790E"/>
+                <w:sz w:val="16"/>
+              </w:rPr>
+              <w:t xml:space="preserve">● </w:t>
+            </w:r>
+            <w:r>
+              <w:rPr>
+                <w:b/>
+                <w:color w:val="B7790E"/>
+                <w:sz w:val="18"/>
+              </w:rPr>
+              <w:t xml:space="preserve">MEDIUM   </w:t>
+            </w:r>
+            <w:r>
+              <w:rPr>
+                <w:color w:val="888888"/>
+                <w:sz w:val="18"/>
+              </w:rPr>
+              <w:t xml:space="preserve">15 Jun 2026   </w:t>
+            </w:r>
+            <w:hyperlink r:id="rId10">
+              <w:r>
+                <w:rPr>
+                  <w:rFonts w:ascii="Arial"/>
+                  <w:sz w:val="18"/>
+                  <w:color w:val="9C7A32"/>
+                  <w:u w:val="single"/>
+                </w:rPr>
+                <w:t>Read full article</w:t>
+              </w:r>
+            </w:hyperlink>
+          </w:p>
+        </w:tc>
+      </w:tr>
+    </w:tbl>
+    <w:p>
+      <w:pPr>
+        <w:spacing w:after="80"/>
+      </w:pPr>
+    </w:p>
+    <w:tbl>
+      <w:tblPr>
+        <w:tblW w:type="auto" w:w="0"/>
+        <w:jc w:val="left"/>
+        <w:tblBorders>
+          <w:top w:val="single" w:sz="4" w:color="E5E5E5" w:space="0"/>
+          <w:left w:val="single" w:sz="24" w:color="9C7A32" w:space="0"/>
+          <w:bottom w:val="single" w:sz="4" w:color="E5E5E5" w:space="0"/>
+          <w:right w:val="single" w:sz="4" w:color="E5E5E5" w:space="0"/>
+          <w:insideH w:val="single" w:sz="4" w:color="E5E5E5" w:space="0"/>
+          <w:insideV w:val="single" w:sz="4" w:color="E5E5E5" w:space="0"/>
+        </w:tblBorders>
+        <w:tblLayout w:type="fixed"/>
+        <w:tblLook w:firstColumn="1" w:firstRow="1" w:lastColumn="0" w:lastRow="0" w:noHBand="0" w:noVBand="1" w:val="04A0"/>
+      </w:tblPr>
+      <w:tblGrid>
+        <w:gridCol w:w="9360"/>
+      </w:tblGrid>
+      <w:tr>
+        <w:tc>
+          <w:tcPr>
+            <w:tcW w:type="dxa" w:w="9360"/>
+            <w:tcMar>
+              <w:top w:w="120" w:type="dxa"/>
+              <w:left w:w="160" w:type="dxa"/>
+              <w:bottom w:w="120" w:type="dxa"/>
+              <w:right w:w="160" w:type="dxa"/>
+            </w:tcMar>
+          </w:tcPr>
+          <w:p>
+            <w:pPr>
+              <w:spacing w:after="0"/>
+            </w:pPr>
+            <w:r>
+              <w:rPr>
+                <w:b/>
+                <w:color w:val="1C1C1C"/>
+                <w:sz w:val="27"/>
+              </w:rPr>
+              <w:t>Silicon Valley, sovereign funds and Ambani sit tight on their Jio stake in potential  ₹35,000 crore offer</w:t>
+            </w:r>
+            <w:r>
+              <w:rPr>
+                <w:b/>
+                <w:color w:val="9C7A32"/>
+                <w:sz w:val="24"/>
+              </w:rPr>
+              <w:t xml:space="preserve">    ₹35,000 crore</w:t>
+            </w:r>
+          </w:p>
+          <w:p>
+            <w:pPr>
+              <w:spacing w:before="20" w:after="60"/>
+            </w:pPr>
+            <w:r>
+              <w:rPr>
+                <w:b/>
+                <w:color w:val="9C7A32"/>
+                <w:sz w:val="16"/>
+              </w:rPr>
+              <w:t>PE</w:t>
+            </w:r>
+          </w:p>
+          <w:p>
+            <w:pPr>
+              <w:spacing w:after="120"/>
+            </w:pPr>
+            <w:r>
+              <w:rPr>
+                <w:color w:val="444444"/>
+                <w:sz w:val="22"/>
+              </w:rPr>
+              <w:t>Silicon Valley, sovereign funds and Ambani sit tight on their Jio stake in potential  ₹35,000 crore offer</w:t>
+            </w:r>
+          </w:p>
+          <w:p>
+            <w:pPr>
+              <w:spacing w:after="0"/>
+            </w:pPr>
+            <w:r>
+              <w:rPr>
+                <w:color w:val="888888"/>
+                <w:sz w:val="18"/>
+              </w:rPr>
+              <w:t xml:space="preserve">Livemint   </w:t>
+            </w:r>
+            <w:r>
+              <w:rPr>
+                <w:color w:val="B7790E"/>
+                <w:sz w:val="16"/>
+              </w:rPr>
+              <w:t xml:space="preserve">● </w:t>
+            </w:r>
+            <w:r>
+              <w:rPr>
+                <w:b/>
+                <w:color w:val="B7790E"/>
+                <w:sz w:val="18"/>
+              </w:rPr>
+              <w:t xml:space="preserve">MEDIUM   </w:t>
+            </w:r>
+            <w:r>
+              <w:rPr>
+                <w:color w:val="888888"/>
+                <w:sz w:val="18"/>
+              </w:rPr>
+              <w:t xml:space="preserve">19 Jun 2026   </w:t>
+            </w:r>
+            <w:hyperlink r:id="rId11">
+              <w:r>
+                <w:rPr>
+                  <w:rFonts w:ascii="Arial"/>
+                  <w:sz w:val="18"/>
+                  <w:color w:val="9C7A32"/>
+                  <w:u w:val="single"/>
+                </w:rPr>
+                <w:t>Read full article</w:t>
+              </w:r>
+            </w:hyperlink>
+          </w:p>
+        </w:tc>
+      </w:tr>
+    </w:tbl>
+    <w:p>
+      <w:pPr>
+        <w:spacing w:after="80"/>
+      </w:pPr>
+    </w:p>
+    <w:p>
+      <w:pPr>
+        <w:spacing w:before="280" w:after="40"/>
+      </w:pPr>
+      <w:r>
+        <w:rPr>
+          <w:b/>
+          <w:color w:val="1C1C1C"/>
+          <w:sz w:val="22"/>
+        </w:rPr>
+        <w:t>ALSO THIS ISSUE</w:t>
+      </w:r>
+    </w:p>
+    <w:p>
+      <w:pPr>
+        <w:pBdr>
+          <w:bottom w:val="single" w:sz="16" w:space="1" w:color="9C7A32"/>
+        </w:pBdr>
+        <w:spacing w:after="160"/>
+      </w:pPr>
+    </w:p>
+    <w:tbl>
+      <w:tblPr>
+        <w:tblW w:type="auto" w:w="0"/>
+        <w:jc w:val="left"/>
+        <w:tblBorders>
+          <w:top w:val="single" w:sz="4" w:color="E5E5E5" w:space="0"/>
+          <w:left w:val="single" w:sz="4" w:color="E5E5E5" w:space="0"/>
+          <w:bottom w:val="single" w:sz="4" w:color="E5E5E5" w:space="0"/>
+          <w:right w:val="single" w:sz="4" w:color="E5E5E5" w:space="0"/>
+          <w:insideH w:val="single" w:sz="4" w:color="E5E5E5" w:space="0"/>
+          <w:insideV w:val="single" w:sz="4" w:color="E5E5E5" w:space="0"/>
+        </w:tblBorders>
+        <w:tblLayout w:type="fixed"/>
+        <w:tblLook w:firstColumn="1" w:firstRow="1" w:lastColumn="0" w:lastRow="0" w:noHBand="0" w:noVBand="1" w:val="04A0"/>
+      </w:tblPr>
+      <w:tblGrid>
+        <w:gridCol w:w="9360"/>
+      </w:tblGrid>
+      <w:tr>
+        <w:tc>
+          <w:tcPr>
+            <w:tcW w:type="dxa" w:w="9360"/>
+            <w:tcMar>
+              <w:top w:w="120" w:type="dxa"/>
+              <w:left w:w="160" w:type="dxa"/>
+              <w:bottom w:w="120" w:type="dxa"/>
+              <w:right w:w="160" w:type="dxa"/>
+            </w:tcMar>
+          </w:tcPr>
+          <w:p>
+            <w:pPr>
+              <w:spacing w:after="0"/>
+            </w:pPr>
+            <w:r>
+              <w:rPr>
+                <w:b/>
+                <w:color w:val="1C1C1C"/>
+                <w:sz w:val="21"/>
+              </w:rPr>
+              <w:t>RIL AGM 2026: Isha Ambani announces Rs 30,000 crore investment in AI-powered food parks</w:t>
+            </w:r>
+            <w:r>
+              <w:rPr>
+                <w:color w:val="888888"/>
+                <w:sz w:val="19"/>
+              </w:rPr>
+              <w:t xml:space="preserve">  ·  Rs 30,000 crore  ·  RIL AGM 2026: Isha Ambani announces Rs 30,000 crore investment in AI-powered food parks  ·  Investment  ·  </w:t>
+            </w:r>
+            <w:r>
+              <w:rPr>
+                <w:color w:val="B7790E"/>
+                <w:sz w:val="14"/>
+              </w:rPr>
+              <w:t xml:space="preserve">● </w:t>
+            </w:r>
+            <w:r>
+              <w:rPr>
+                <w:color w:val="888888"/>
+                <w:sz w:val="19"/>
+              </w:rPr>
+              <w:t>MEDIUM  ·  Unknown, 19 Jun</w:t>
+            </w:r>
+          </w:p>
+        </w:tc>
+      </w:tr>
+    </w:tbl>
+    <w:p>
+      <w:pPr>
+        <w:spacing w:after="60"/>
+      </w:pPr>
+    </w:p>
+    <w:tbl>
+      <w:tblPr>
+        <w:tblW w:type="auto" w:w="0"/>
+        <w:jc w:val="left"/>
+        <w:tblBorders>
+          <w:top w:val="single" w:sz="4" w:color="E5E5E5" w:space="0"/>
+          <w:left w:val="single" w:sz="4" w:color="E5E5E5" w:space="0"/>
+          <w:bottom w:val="single" w:sz="4" w:color="E5E5E5" w:space="0"/>
+          <w:right w:val="single" w:sz="4" w:color="E5E5E5" w:space="0"/>
+          <w:insideH w:val="single" w:sz="4" w:color="E5E5E5" w:space="0"/>
+          <w:insideV w:val="single" w:sz="4" w:color="E5E5E5" w:space="0"/>
+        </w:tblBorders>
+        <w:tblLayout w:type="fixed"/>
+        <w:tblLook w:firstColumn="1" w:firstRow="1" w:lastColumn="0" w:lastRow="0" w:noHBand="0" w:noVBand="1" w:val="04A0"/>
+      </w:tblPr>
+      <w:tblGrid>
+        <w:gridCol w:w="9360"/>
+      </w:tblGrid>
+      <w:tr>
+        <w:tc>
+          <w:tcPr>
+            <w:tcW w:type="dxa" w:w="9360"/>
+            <w:tcMar>
+              <w:top w:w="120" w:type="dxa"/>
+              <w:left w:w="160" w:type="dxa"/>
+              <w:bottom w:w="120" w:type="dxa"/>
+              <w:right w:w="160" w:type="dxa"/>
+            </w:tcMar>
+          </w:tcPr>
+          <w:p>
+            <w:pPr>
+              <w:spacing w:after="0"/>
+            </w:pPr>
+            <w:r>
+              <w:rPr>
+                <w:b/>
+                <w:color w:val="1C1C1C"/>
+                <w:sz w:val="21"/>
+              </w:rPr>
+              <w:t>Blue Sapphire promoter taps 360 ONE for private credit to buy out PE investors in AIMS</w:t>
+            </w:r>
+            <w:r>
+              <w:rPr>
+                <w:color w:val="888888"/>
+                <w:sz w:val="19"/>
+              </w:rPr>
+              <w:t xml:space="preserve">  ·  ₹415 crore  ·  Blue Sapphire promoter taps 360 ONE for private credit to buy out PE investors in AIMS  ·  Acquisition  ·  </w:t>
+            </w:r>
+            <w:r>
+              <w:rPr>
+                <w:color w:val="B7790E"/>
+                <w:sz w:val="14"/>
+              </w:rPr>
+              <w:t xml:space="preserve">● </w:t>
+            </w:r>
+            <w:r>
+              <w:rPr>
+                <w:color w:val="888888"/>
+                <w:sz w:val="19"/>
+              </w:rPr>
+              <w:t>MEDIUM  ·  Livemint, 19 Jun</w:t>
+            </w:r>
+          </w:p>
+        </w:tc>
+      </w:tr>
+    </w:tbl>
+    <w:p>
+      <w:pPr>
+        <w:spacing w:after="60"/>
+      </w:pPr>
+    </w:p>
+    <w:tbl>
+      <w:tblPr>
+        <w:tblW w:type="auto" w:w="0"/>
+        <w:jc w:val="left"/>
+        <w:tblBorders>
+          <w:top w:val="single" w:sz="4" w:color="E5E5E5" w:space="0"/>
+          <w:left w:val="single" w:sz="4" w:color="E5E5E5" w:space="0"/>
+          <w:bottom w:val="single" w:sz="4" w:color="E5E5E5" w:space="0"/>
+          <w:right w:val="single" w:sz="4" w:color="E5E5E5" w:space="0"/>
+          <w:insideH w:val="single" w:sz="4" w:color="E5E5E5" w:space="0"/>
+          <w:insideV w:val="single" w:sz="4" w:color="E5E5E5" w:space="0"/>
+        </w:tblBorders>
+        <w:tblLayout w:type="fixed"/>
+        <w:tblLook w:firstColumn="1" w:firstRow="1" w:lastColumn="0" w:lastRow="0" w:noHBand="0" w:noVBand="1" w:val="04A0"/>
+      </w:tblPr>
+      <w:tblGrid>
+        <w:gridCol w:w="9360"/>
+      </w:tblGrid>
+      <w:tr>
+        <w:tc>
+          <w:tcPr>
+            <w:tcW w:type="dxa" w:w="9360"/>
+            <w:tcMar>
+              <w:top w:w="120" w:type="dxa"/>
+              <w:left w:w="160" w:type="dxa"/>
+              <w:bottom w:w="120" w:type="dxa"/>
+              <w:right w:w="160" w:type="dxa"/>
+            </w:tcMar>
+          </w:tcPr>
+          <w:p>
+            <w:pPr>
+              <w:spacing w:after="0"/>
+            </w:pPr>
+            <w:r>
+              <w:rPr>
+                <w:b/>
+                <w:color w:val="1C1C1C"/>
+                <w:sz w:val="21"/>
+              </w:rPr>
+              <w:t>Meesho stock slips 1% after Rs 202 crore Kirana Club acquisition</w:t>
+            </w:r>
+            <w:r>
+              <w:rPr>
+                <w:color w:val="888888"/>
+                <w:sz w:val="19"/>
+              </w:rPr>
+              <w:t xml:space="preserve">  ·  Rs 202 crore  ·  Meesho stock slips 1% after Rs 202 crore Kirana Club acquisition  ·  Acquisition  ·  </w:t>
+            </w:r>
+            <w:r>
+              <w:rPr>
+                <w:color w:val="B7790E"/>
+                <w:sz w:val="14"/>
+              </w:rPr>
+              <w:t xml:space="preserve">● </w:t>
+            </w:r>
+            <w:r>
+              <w:rPr>
+                <w:color w:val="888888"/>
+                <w:sz w:val="19"/>
+              </w:rPr>
+              <w:t>MEDIUM  ·  Unknown, 15 Jun</w:t>
+            </w:r>
+          </w:p>
+        </w:tc>
+      </w:tr>
+    </w:tbl>
+    <w:p>
+      <w:pPr>
+        <w:spacing w:after="60"/>
+      </w:pPr>
+    </w:p>
+    <w:tbl>
+      <w:tblPr>
+        <w:tblW w:type="auto" w:w="0"/>
+        <w:jc w:val="left"/>
+        <w:tblBorders>
+          <w:top w:val="single" w:sz="4" w:color="E5E5E5" w:space="0"/>
+          <w:left w:val="single" w:sz="4" w:color="E5E5E5" w:space="0"/>
+          <w:bottom w:val="single" w:sz="4" w:color="E5E5E5" w:space="0"/>
+          <w:right w:val="single" w:sz="4" w:color="E5E5E5" w:space="0"/>
+          <w:insideH w:val="single" w:sz="4" w:color="E5E5E5" w:space="0"/>
+          <w:insideV w:val="single" w:sz="4" w:color="E5E5E5" w:space="0"/>
+        </w:tblBorders>
+        <w:tblLayout w:type="fixed"/>
+        <w:tblLook w:firstColumn="1" w:firstRow="1" w:lastColumn="0" w:lastRow="0" w:noHBand="0" w:noVBand="1" w:val="04A0"/>
+      </w:tblPr>
+      <w:tblGrid>
+        <w:gridCol w:w="9360"/>
+      </w:tblGrid>
+      <w:tr>
+        <w:tc>
+          <w:tcPr>
+            <w:tcW w:type="dxa" w:w="9360"/>
+            <w:tcMar>
+              <w:top w:w="120" w:type="dxa"/>
+              <w:left w:w="160" w:type="dxa"/>
+              <w:bottom w:w="120" w:type="dxa"/>
+              <w:right w:w="160" w:type="dxa"/>
+            </w:tcMar>
+          </w:tcPr>
+          <w:p>
+            <w:pPr>
+              <w:spacing w:after="0"/>
+            </w:pPr>
+            <w:r>
+              <w:rPr>
+                <w:b/>
+                <w:color w:val="1C1C1C"/>
+                <w:sz w:val="21"/>
+              </w:rPr>
+              <w:t>CCPA fines Storia Foods, Mrs Bectors  ₹1 lakh each over ‘100%’ claims</w:t>
+            </w:r>
+            <w:r>
+              <w:rPr>
+                <w:color w:val="888888"/>
+                <w:sz w:val="19"/>
+              </w:rPr>
+              <w:t xml:space="preserve">  ·  ₹1 lakh  ·  CCPA fines Storia Foods, Mrs Bectors  ₹1 lakh each over ‘100%’ claims  ·  Other  ·  </w:t>
+            </w:r>
+            <w:r>
+              <w:rPr>
+                <w:color w:val="B7790E"/>
+                <w:sz w:val="14"/>
+              </w:rPr>
+              <w:t xml:space="preserve">● </w:t>
+            </w:r>
+            <w:r>
+              <w:rPr>
+                <w:color w:val="888888"/>
+                <w:sz w:val="19"/>
+              </w:rPr>
+              <w:t>MEDIUM  ·  Livemint, 21 Jun</w:t>
+            </w:r>
+          </w:p>
+        </w:tc>
+      </w:tr>
+    </w:tbl>
+    <w:p>
+      <w:pPr>
+        <w:spacing w:after="60"/>
+      </w:pPr>
+    </w:p>
+    <w:tbl>
+      <w:tblPr>
+        <w:tblW w:type="auto" w:w="0"/>
+        <w:jc w:val="left"/>
+        <w:tblBorders>
+          <w:top w:val="single" w:sz="4" w:color="E5E5E5" w:space="0"/>
+          <w:left w:val="single" w:sz="4" w:color="E5E5E5" w:space="0"/>
+          <w:bottom w:val="single" w:sz="4" w:color="E5E5E5" w:space="0"/>
+          <w:right w:val="single" w:sz="4" w:color="E5E5E5" w:space="0"/>
+          <w:insideH w:val="single" w:sz="4" w:color="E5E5E5" w:space="0"/>
+          <w:insideV w:val="single" w:sz="4" w:color="E5E5E5" w:space="0"/>
+        </w:tblBorders>
+        <w:tblLayout w:type="fixed"/>
+        <w:tblLook w:firstColumn="1" w:firstRow="1" w:lastColumn="0" w:lastRow="0" w:noHBand="0" w:noVBand="1" w:val="04A0"/>
+      </w:tblPr>
+      <w:tblGrid>
+        <w:gridCol w:w="9360"/>
+      </w:tblGrid>
+      <w:tr>
+        <w:tc>
+          <w:tcPr>
+            <w:tcW w:type="dxa" w:w="9360"/>
+            <w:tcMar>
+              <w:top w:w="120" w:type="dxa"/>
+              <w:left w:w="160" w:type="dxa"/>
+              <w:bottom w:w="120" w:type="dxa"/>
+              <w:right w:w="160" w:type="dxa"/>
+            </w:tcMar>
+          </w:tcPr>
+          <w:p>
+            <w:pPr>
+              <w:spacing w:after="0"/>
+            </w:pPr>
+            <w:r>
+              <w:rPr>
+                <w:b/>
+                <w:color w:val="1C1C1C"/>
+                <w:sz w:val="21"/>
+              </w:rPr>
+              <w:t>Why FMCG giants buy D2C brands</w:t>
+            </w:r>
+            <w:r>
+              <w:rPr>
+                <w:color w:val="888888"/>
+                <w:sz w:val="19"/>
+              </w:rPr>
+              <w:t xml:space="preserve">  ·  Why FMCG giants buy D2C brands  ·  Acquisition  ·  </w:t>
+            </w:r>
+            <w:r>
+              <w:rPr>
+                <w:color w:val="B7790E"/>
+                <w:sz w:val="14"/>
+              </w:rPr>
+              <w:t xml:space="preserve">● </w:t>
+            </w:r>
+            <w:r>
+              <w:rPr>
+                <w:color w:val="888888"/>
+                <w:sz w:val="19"/>
+              </w:rPr>
+              <w:t>MEDIUM  ·  Business Line, 22 Jun</w:t>
+            </w:r>
+          </w:p>
+        </w:tc>
+      </w:tr>
+    </w:tbl>
+    <w:p>
+      <w:pPr>
+        <w:spacing w:after="60"/>
+      </w:pPr>
+    </w:p>
+    <w:tbl>
+      <w:tblPr>
+        <w:tblW w:type="auto" w:w="0"/>
+        <w:jc w:val="left"/>
+        <w:tblBorders>
+          <w:top w:val="single" w:sz="4" w:color="E5E5E5" w:space="0"/>
+          <w:left w:val="single" w:sz="4" w:color="E5E5E5" w:space="0"/>
+          <w:bottom w:val="single" w:sz="4" w:color="E5E5E5" w:space="0"/>
+          <w:right w:val="single" w:sz="4" w:color="E5E5E5" w:space="0"/>
+          <w:insideH w:val="single" w:sz="4" w:color="E5E5E5" w:space="0"/>
+          <w:insideV w:val="single" w:sz="4" w:color="E5E5E5" w:space="0"/>
+        </w:tblBorders>
+        <w:tblLayout w:type="fixed"/>
+        <w:tblLook w:firstColumn="1" w:firstRow="1" w:lastColumn="0" w:lastRow="0" w:noHBand="0" w:noVBand="1" w:val="04A0"/>
+      </w:tblPr>
+      <w:tblGrid>
+        <w:gridCol w:w="9360"/>
+      </w:tblGrid>
+      <w:tr>
+        <w:tc>
+          <w:tcPr>
+            <w:tcW w:type="dxa" w:w="9360"/>
+            <w:tcMar>
+              <w:top w:w="120" w:type="dxa"/>
+              <w:left w:w="160" w:type="dxa"/>
+              <w:bottom w:w="120" w:type="dxa"/>
+              <w:right w:w="160" w:type="dxa"/>
+            </w:tcMar>
+          </w:tcPr>
+          <w:p>
+            <w:pPr>
+              <w:spacing w:after="0"/>
+            </w:pPr>
+            <w:r>
+              <w:rPr>
+                <w:b/>
+                <w:color w:val="1C1C1C"/>
+                <w:sz w:val="21"/>
+              </w:rPr>
+              <w:t>Indian deep-tech to see funding surge amid sovereign push: Celesta’s Viswanathan</w:t>
+            </w:r>
+            <w:r>
+              <w:rPr>
+                <w:color w:val="888888"/>
+                <w:sz w:val="19"/>
+              </w:rPr>
+              <w:t xml:space="preserve">  ·  Indian deep-tech to see funding surge amid sovereign push: Celesta’s Viswanathan  ·  Investment  ·  </w:t>
+            </w:r>
+            <w:r>
+              <w:rPr>
+                <w:color w:val="2F6B3F"/>
+                <w:sz w:val="14"/>
+              </w:rPr>
+              <w:t xml:space="preserve">● </w:t>
+            </w:r>
+            <w:r>
+              <w:rPr>
+                <w:color w:val="888888"/>
+                <w:sz w:val="19"/>
+              </w:rPr>
+              <w:t>HIGH  ·  Livemint, 22 Jun</w:t>
+            </w:r>
+          </w:p>
+        </w:tc>
+      </w:tr>
+    </w:tbl>
+    <w:p>
+      <w:pPr>
+        <w:spacing w:after="60"/>
+      </w:pPr>
+    </w:p>
+    <w:tbl>
+      <w:tblPr>
+        <w:tblW w:type="auto" w:w="0"/>
+        <w:jc w:val="left"/>
+        <w:tblBorders>
+          <w:top w:val="single" w:sz="4" w:color="E5E5E5" w:space="0"/>
+          <w:left w:val="single" w:sz="4" w:color="E5E5E5" w:space="0"/>
+          <w:bottom w:val="single" w:sz="4" w:color="E5E5E5" w:space="0"/>
+          <w:right w:val="single" w:sz="4" w:color="E5E5E5" w:space="0"/>
+          <w:insideH w:val="single" w:sz="4" w:color="E5E5E5" w:space="0"/>
+          <w:insideV w:val="single" w:sz="4" w:color="E5E5E5" w:space="0"/>
+        </w:tblBorders>
+        <w:tblLayout w:type="fixed"/>
+        <w:tblLook w:firstColumn="1" w:firstRow="1" w:lastColumn="0" w:lastRow="0" w:noHBand="0" w:noVBand="1" w:val="04A0"/>
+      </w:tblPr>
+      <w:tblGrid>
+        <w:gridCol w:w="9360"/>
+      </w:tblGrid>
+      <w:tr>
+        <w:tc>
+          <w:tcPr>
+            <w:tcW w:type="dxa" w:w="9360"/>
+            <w:tcMar>
+              <w:top w:w="120" w:type="dxa"/>
+              <w:left w:w="160" w:type="dxa"/>
+              <w:bottom w:w="120" w:type="dxa"/>
+              <w:right w:w="160" w:type="dxa"/>
+            </w:tcMar>
+          </w:tcPr>
+          <w:p>
+            <w:pPr>
+              <w:spacing w:after="0"/>
+            </w:pPr>
+            <w:r>
+              <w:rPr>
+                <w:b/>
+                <w:color w:val="1C1C1C"/>
+                <w:sz w:val="21"/>
+              </w:rPr>
+              <w:t>Cabin crew error costs Japan Airlines CEO 30% salary cut</w:t>
+            </w:r>
+            <w:r>
+              <w:rPr>
+                <w:color w:val="888888"/>
+                <w:sz w:val="19"/>
+              </w:rPr>
+              <w:t xml:space="preserve">  ·  Cabin crew error costs Japan Airlines CEO 30% salary cut  ·  Acquisition  ·  </w:t>
+            </w:r>
+            <w:r>
+              <w:rPr>
+                <w:color w:val="B7790E"/>
+                <w:sz w:val="14"/>
+              </w:rPr>
+              <w:t xml:space="preserve">● </w:t>
+            </w:r>
+            <w:r>
+              <w:rPr>
+                <w:color w:val="888888"/>
+                <w:sz w:val="19"/>
+              </w:rPr>
+              <w:t>MEDIUM  ·  Livemint, 20 Jun</w:t>
+            </w:r>
+          </w:p>
+        </w:tc>
+      </w:tr>
+    </w:tbl>
+    <w:p>
+      <w:pPr>
+        <w:spacing w:after="60"/>
+      </w:pPr>
+    </w:p>
+    <w:tbl>
+      <w:tblPr>
+        <w:tblW w:type="auto" w:w="0"/>
+        <w:jc w:val="left"/>
+        <w:tblBorders>
+          <w:top w:val="single" w:sz="4" w:color="E5E5E5" w:space="0"/>
+          <w:left w:val="single" w:sz="4" w:color="E5E5E5" w:space="0"/>
+          <w:bottom w:val="single" w:sz="4" w:color="E5E5E5" w:space="0"/>
+          <w:right w:val="single" w:sz="4" w:color="E5E5E5" w:space="0"/>
+          <w:insideH w:val="single" w:sz="4" w:color="E5E5E5" w:space="0"/>
+          <w:insideV w:val="single" w:sz="4" w:color="E5E5E5" w:space="0"/>
+        </w:tblBorders>
+        <w:tblLayout w:type="fixed"/>
+        <w:tblLook w:firstColumn="1" w:firstRow="1" w:lastColumn="0" w:lastRow="0" w:noHBand="0" w:noVBand="1" w:val="04A0"/>
+      </w:tblPr>
+      <w:tblGrid>
+        <w:gridCol w:w="9360"/>
+      </w:tblGrid>
+      <w:tr>
+        <w:tc>
+          <w:tcPr>
+            <w:tcW w:type="dxa" w:w="9360"/>
+            <w:tcMar>
+              <w:top w:w="120" w:type="dxa"/>
+              <w:left w:w="160" w:type="dxa"/>
+              <w:bottom w:w="120" w:type="dxa"/>
+              <w:right w:w="160" w:type="dxa"/>
+            </w:tcMar>
+          </w:tcPr>
+          <w:p>
+            <w:pPr>
+              <w:spacing w:after="0"/>
+            </w:pPr>
+            <w:r>
+              <w:rPr>
+                <w:b/>
+                <w:color w:val="1C1C1C"/>
+                <w:sz w:val="21"/>
+              </w:rPr>
+              <w:t>Tata Consumer targets 17% Ebitda margin in 3 years via overhaul of distribution model</w:t>
+            </w:r>
+            <w:r>
+              <w:rPr>
+                <w:color w:val="888888"/>
+                <w:sz w:val="19"/>
+              </w:rPr>
+              <w:t xml:space="preserve">  ·  Tata Consumer targets 17% Ebitda margin in 3 years via overhaul of distribution model  ·  Acquisition  ·  </w:t>
+            </w:r>
+            <w:r>
+              <w:rPr>
+                <w:color w:val="B7790E"/>
+                <w:sz w:val="14"/>
+              </w:rPr>
+              <w:t xml:space="preserve">● </w:t>
+            </w:r>
+            <w:r>
+              <w:rPr>
+                <w:color w:val="888888"/>
+                <w:sz w:val="19"/>
+              </w:rPr>
+              <w:t>MEDIUM  ·  Livemint, 20 Jun</w:t>
+            </w:r>
+          </w:p>
+        </w:tc>
+      </w:tr>
+    </w:tbl>
+    <w:p>
+      <w:pPr>
+        <w:spacing w:after="60"/>
+      </w:pPr>
+    </w:p>
+    <w:tbl>
+      <w:tblPr>
+        <w:tblW w:type="auto" w:w="0"/>
+        <w:jc w:val="left"/>
+        <w:tblBorders>
+          <w:top w:val="single" w:sz="4" w:color="E5E5E5" w:space="0"/>
+          <w:left w:val="single" w:sz="4" w:color="E5E5E5" w:space="0"/>
+          <w:bottom w:val="single" w:sz="4" w:color="E5E5E5" w:space="0"/>
+          <w:right w:val="single" w:sz="4" w:color="E5E5E5" w:space="0"/>
+          <w:insideH w:val="single" w:sz="4" w:color="E5E5E5" w:space="0"/>
+          <w:insideV w:val="single" w:sz="4" w:color="E5E5E5" w:space="0"/>
+        </w:tblBorders>
+        <w:tblLayout w:type="fixed"/>
+        <w:tblLook w:firstColumn="1" w:firstRow="1" w:lastColumn="0" w:lastRow="0" w:noHBand="0" w:noVBand="1" w:val="04A0"/>
+      </w:tblPr>
+      <w:tblGrid>
+        <w:gridCol w:w="9360"/>
+      </w:tblGrid>
+      <w:tr>
+        <w:tc>
+          <w:tcPr>
+            <w:tcW w:type="dxa" w:w="9360"/>
+            <w:tcMar>
+              <w:top w:w="120" w:type="dxa"/>
+              <w:left w:w="160" w:type="dxa"/>
+              <w:bottom w:w="120" w:type="dxa"/>
+              <w:right w:w="160" w:type="dxa"/>
+            </w:tcMar>
+          </w:tcPr>
+          <w:p>
+            <w:pPr>
+              <w:spacing w:after="0"/>
+            </w:pPr>
+            <w:r>
+              <w:rPr>
+                <w:b/>
+                <w:color w:val="1C1C1C"/>
+                <w:sz w:val="21"/>
+              </w:rPr>
+              <w:t>OpenAI wants to transform healthcare—and this Indian researcher, Karan Singhal, is at the helm</w:t>
+            </w:r>
+            <w:r>
+              <w:rPr>
+                <w:color w:val="888888"/>
+                <w:sz w:val="19"/>
+              </w:rPr>
+              <w:t xml:space="preserve">  ·  OpenAI wants to transform healthcare—and this Indian researcher, Karan Singhal, is at the helm  ·  Investment  ·  </w:t>
+            </w:r>
+            <w:r>
+              <w:rPr>
+                <w:color w:val="B7790E"/>
+                <w:sz w:val="14"/>
+              </w:rPr>
+              <w:t xml:space="preserve">● </w:t>
+            </w:r>
+            <w:r>
+              <w:rPr>
+                <w:color w:val="888888"/>
+                <w:sz w:val="19"/>
+              </w:rPr>
+              <w:t>MEDIUM  ·  Livemint, 19 Jun</w:t>
+            </w:r>
+          </w:p>
+        </w:tc>
+      </w:tr>
+    </w:tbl>
+    <w:p>
+      <w:pPr>
+        <w:spacing w:after="60"/>
+      </w:pPr>
+    </w:p>
+    <w:tbl>
+      <w:tblPr>
+        <w:tblW w:type="auto" w:w="0"/>
+        <w:jc w:val="left"/>
+        <w:tblBorders>
+          <w:top w:val="single" w:sz="4" w:color="E5E5E5" w:space="0"/>
+          <w:left w:val="single" w:sz="4" w:color="E5E5E5" w:space="0"/>
+          <w:bottom w:val="single" w:sz="4" w:color="E5E5E5" w:space="0"/>
+          <w:right w:val="single" w:sz="4" w:color="E5E5E5" w:space="0"/>
+          <w:insideH w:val="single" w:sz="4" w:color="E5E5E5" w:space="0"/>
+          <w:insideV w:val="single" w:sz="4" w:color="E5E5E5" w:space="0"/>
+        </w:tblBorders>
+        <w:tblLayout w:type="fixed"/>
+        <w:tblLook w:firstColumn="1" w:firstRow="1" w:lastColumn="0" w:lastRow="0" w:noHBand="0" w:noVBand="1" w:val="04A0"/>
+      </w:tblPr>
+      <w:tblGrid>
+        <w:gridCol w:w="9360"/>
+      </w:tblGrid>
+      <w:tr>
+        <w:tc>
+          <w:tcPr>
+            <w:tcW w:type="dxa" w:w="9360"/>
+            <w:tcMar>
+              <w:top w:w="120" w:type="dxa"/>
+              <w:left w:w="160" w:type="dxa"/>
+              <w:bottom w:w="120" w:type="dxa"/>
+              <w:right w:w="160" w:type="dxa"/>
+            </w:tcMar>
+          </w:tcPr>
+          <w:p>
+            <w:pPr>
+              <w:spacing w:after="0"/>
+            </w:pPr>
+            <w:r>
+              <w:rPr>
+                <w:b/>
+                <w:color w:val="1C1C1C"/>
+                <w:sz w:val="21"/>
+              </w:rPr>
+              <w:t>FMCG Stock Under Rs 100 Gains After Promoter Acquires 99,546 Shares | Do You Own?</w:t>
+            </w:r>
+            <w:r>
+              <w:rPr>
+                <w:color w:val="888888"/>
+                <w:sz w:val="19"/>
+              </w:rPr>
+              <w:t xml:space="preserve">  ·  Rs 100  ·  FMCG Stock Under Rs 100 Gains After Promoter Acquires 99,546 Shares | Do You Own?  ·  Acquisition  ·  </w:t>
+            </w:r>
+            <w:r>
+              <w:rPr>
+                <w:color w:val="B7790E"/>
+                <w:sz w:val="14"/>
+              </w:rPr>
+              <w:t xml:space="preserve">● </w:t>
+            </w:r>
+            <w:r>
+              <w:rPr>
+                <w:color w:val="888888"/>
+                <w:sz w:val="19"/>
+              </w:rPr>
+              <w:t>MEDIUM  ·  Unknown, 19 Jun</w:t>
+            </w:r>
+          </w:p>
+        </w:tc>
+      </w:tr>
+    </w:tbl>
+    <w:p>
+      <w:pPr>
+        <w:spacing w:after="60"/>
+      </w:pPr>
+    </w:p>
+    <w:tbl>
+      <w:tblPr>
+        <w:tblW w:type="auto" w:w="0"/>
+        <w:jc w:val="left"/>
+        <w:tblBorders>
+          <w:top w:val="single" w:sz="4" w:color="E5E5E5" w:space="0"/>
+          <w:left w:val="single" w:sz="4" w:color="E5E5E5" w:space="0"/>
+          <w:bottom w:val="single" w:sz="4" w:color="E5E5E5" w:space="0"/>
+          <w:right w:val="single" w:sz="4" w:color="E5E5E5" w:space="0"/>
+          <w:insideH w:val="single" w:sz="4" w:color="E5E5E5" w:space="0"/>
+          <w:insideV w:val="single" w:sz="4" w:color="E5E5E5" w:space="0"/>
+        </w:tblBorders>
+        <w:tblLayout w:type="fixed"/>
+        <w:tblLook w:firstColumn="1" w:firstRow="1" w:lastColumn="0" w:lastRow="0" w:noHBand="0" w:noVBand="1" w:val="04A0"/>
+      </w:tblPr>
+      <w:tblGrid>
+        <w:gridCol w:w="9360"/>
+      </w:tblGrid>
+      <w:tr>
+        <w:tc>
+          <w:tcPr>
+            <w:tcW w:type="dxa" w:w="9360"/>
+            <w:tcMar>
+              <w:top w:w="120" w:type="dxa"/>
+              <w:left w:w="160" w:type="dxa"/>
+              <w:bottom w:w="120" w:type="dxa"/>
+              <w:right w:w="160" w:type="dxa"/>
+            </w:tcMar>
+          </w:tcPr>
+          <w:p>
+            <w:pPr>
+              <w:spacing w:after="0"/>
+            </w:pPr>
+            <w:r>
+              <w:rPr>
+                <w:b/>
+                <w:color w:val="1C1C1C"/>
+                <w:sz w:val="21"/>
+              </w:rPr>
+              <w:t>Döhler’s Nukoko acquisition accelerates cocoa‑free chocolate</w:t>
+            </w:r>
+            <w:r>
+              <w:rPr>
+                <w:color w:val="888888"/>
+                <w:sz w:val="19"/>
+              </w:rPr>
+              <w:t xml:space="preserve">  ·  Döhler’s Nukoko acquisition accelerates cocoa‑free chocolate  ·  Acquisition  ·  </w:t>
+            </w:r>
+            <w:r>
+              <w:rPr>
+                <w:color w:val="B7790E"/>
+                <w:sz w:val="14"/>
+              </w:rPr>
+              <w:t xml:space="preserve">● </w:t>
+            </w:r>
+            <w:r>
+              <w:rPr>
+                <w:color w:val="888888"/>
+                <w:sz w:val="19"/>
+              </w:rPr>
+              <w:t>MEDIUM  ·  Unknown, 19 Jun</w:t>
+            </w:r>
+          </w:p>
+        </w:tc>
+      </w:tr>
+    </w:tbl>
+    <w:p>
+      <w:pPr>
+        <w:spacing w:after="60"/>
+      </w:pPr>
+    </w:p>
+    <w:tbl>
+      <w:tblPr>
+        <w:tblW w:type="auto" w:w="0"/>
+        <w:jc w:val="left"/>
+        <w:tblBorders>
+          <w:top w:val="single" w:sz="4" w:color="E5E5E5" w:space="0"/>
+          <w:left w:val="single" w:sz="4" w:color="E5E5E5" w:space="0"/>
+          <w:bottom w:val="single" w:sz="4" w:color="E5E5E5" w:space="0"/>
+          <w:right w:val="single" w:sz="4" w:color="E5E5E5" w:space="0"/>
+          <w:insideH w:val="single" w:sz="4" w:color="E5E5E5" w:space="0"/>
+          <w:insideV w:val="single" w:sz="4" w:color="E5E5E5" w:space="0"/>
+        </w:tblBorders>
+        <w:tblLayout w:type="fixed"/>
+        <w:tblLook w:firstColumn="1" w:firstRow="1" w:lastColumn="0" w:lastRow="0" w:noHBand="0" w:noVBand="1" w:val="04A0"/>
+      </w:tblPr>
+      <w:tblGrid>
+        <w:gridCol w:w="9360"/>
+      </w:tblGrid>
+      <w:tr>
+        <w:tc>
+          <w:tcPr>
+            <w:tcW w:type="dxa" w:w="9360"/>
+            <w:tcMar>
+              <w:top w:w="120" w:type="dxa"/>
+              <w:left w:w="160" w:type="dxa"/>
+              <w:bottom w:w="120" w:type="dxa"/>
+              <w:right w:w="160" w:type="dxa"/>
+            </w:tcMar>
+          </w:tcPr>
+          <w:p>
+            <w:pPr>
+              <w:spacing w:after="0"/>
+            </w:pPr>
+            <w:r>
+              <w:rPr>
+                <w:b/>
+                <w:color w:val="1C1C1C"/>
+                <w:sz w:val="21"/>
+              </w:rPr>
+              <w:t>Žito Group Completes Acquisition of Zvijezda in Deal Worth Over €115 Million</w:t>
+            </w:r>
+            <w:r>
+              <w:rPr>
+                <w:color w:val="888888"/>
+                <w:sz w:val="19"/>
+              </w:rPr>
+              <w:t xml:space="preserve">  ·  Žito Group Completes Acquisition of Zvijezda in Deal Worth Over €115 Million  ·  Acquisition  ·  </w:t>
+            </w:r>
+            <w:r>
+              <w:rPr>
+                <w:color w:val="B7790E"/>
+                <w:sz w:val="14"/>
+              </w:rPr>
+              <w:t xml:space="preserve">● </w:t>
+            </w:r>
+            <w:r>
+              <w:rPr>
+                <w:color w:val="888888"/>
+                <w:sz w:val="19"/>
+              </w:rPr>
+              <w:t>MEDIUM  ·  Unknown, 19 Jun</w:t>
+            </w:r>
+          </w:p>
+        </w:tc>
+      </w:tr>
+    </w:tbl>
+    <w:p>
+      <w:pPr>
+        <w:spacing w:after="60"/>
+      </w:pPr>
+    </w:p>
+    <w:tbl>
+      <w:tblPr>
+        <w:tblW w:type="auto" w:w="0"/>
+        <w:jc w:val="left"/>
+        <w:tblBorders>
+          <w:top w:val="single" w:sz="4" w:color="E5E5E5" w:space="0"/>
+          <w:left w:val="single" w:sz="4" w:color="E5E5E5" w:space="0"/>
+          <w:bottom w:val="single" w:sz="4" w:color="E5E5E5" w:space="0"/>
+          <w:right w:val="single" w:sz="4" w:color="E5E5E5" w:space="0"/>
+          <w:insideH w:val="single" w:sz="4" w:color="E5E5E5" w:space="0"/>
+          <w:insideV w:val="single" w:sz="4" w:color="E5E5E5" w:space="0"/>
+        </w:tblBorders>
+        <w:tblLayout w:type="fixed"/>
+        <w:tblLook w:firstColumn="1" w:firstRow="1" w:lastColumn="0" w:lastRow="0" w:noHBand="0" w:noVBand="1" w:val="04A0"/>
+      </w:tblPr>
+      <w:tblGrid>
+        <w:gridCol w:w="9360"/>
+      </w:tblGrid>
+      <w:tr>
+        <w:tc>
+          <w:tcPr>
+            <w:tcW w:type="dxa" w:w="9360"/>
+            <w:tcMar>
+              <w:top w:w="120" w:type="dxa"/>
+              <w:left w:w="160" w:type="dxa"/>
+              <w:bottom w:w="120" w:type="dxa"/>
+              <w:right w:w="160" w:type="dxa"/>
+            </w:tcMar>
+          </w:tcPr>
+          <w:p>
+            <w:pPr>
+              <w:spacing w:after="0"/>
+            </w:pPr>
+            <w:r>
+              <w:rPr>
+                <w:b/>
+                <w:color w:val="1C1C1C"/>
+                <w:sz w:val="21"/>
+              </w:rPr>
+              <w:t>FMCG giants focus on beauty brands in D2C acquisitions</w:t>
+            </w:r>
+            <w:r>
+              <w:rPr>
+                <w:color w:val="888888"/>
+                <w:sz w:val="19"/>
+              </w:rPr>
+              <w:t xml:space="preserve">  ·  FMCG giants focus on beauty brands in D2C acquisitions  ·  Acquisition  ·  </w:t>
+            </w:r>
+            <w:r>
+              <w:rPr>
+                <w:color w:val="B7790E"/>
+                <w:sz w:val="14"/>
+              </w:rPr>
+              <w:t xml:space="preserve">● </w:t>
+            </w:r>
+            <w:r>
+              <w:rPr>
+                <w:color w:val="888888"/>
+                <w:sz w:val="19"/>
+              </w:rPr>
+              <w:t>MEDIUM  ·  Unknown, 19 Jun</w:t>
+            </w:r>
+          </w:p>
+        </w:tc>
+      </w:tr>
+    </w:tbl>
+    <w:p>
+      <w:pPr>
+        <w:spacing w:after="60"/>
+      </w:pPr>
+    </w:p>
+    <w:tbl>
+      <w:tblPr>
+        <w:tblW w:type="auto" w:w="0"/>
+        <w:jc w:val="left"/>
+        <w:tblBorders>
+          <w:top w:val="single" w:sz="4" w:color="E5E5E5" w:space="0"/>
+          <w:left w:val="single" w:sz="4" w:color="E5E5E5" w:space="0"/>
+          <w:bottom w:val="single" w:sz="4" w:color="E5E5E5" w:space="0"/>
+          <w:right w:val="single" w:sz="4" w:color="E5E5E5" w:space="0"/>
+          <w:insideH w:val="single" w:sz="4" w:color="E5E5E5" w:space="0"/>
+          <w:insideV w:val="single" w:sz="4" w:color="E5E5E5" w:space="0"/>
+        </w:tblBorders>
+        <w:tblLayout w:type="fixed"/>
+        <w:tblLook w:firstColumn="1" w:firstRow="1" w:lastColumn="0" w:lastRow="0" w:noHBand="0" w:noVBand="1" w:val="04A0"/>
+      </w:tblPr>
+      <w:tblGrid>
+        <w:gridCol w:w="9360"/>
+      </w:tblGrid>
+      <w:tr>
+        <w:tc>
+          <w:tcPr>
+            <w:tcW w:type="dxa" w:w="9360"/>
+            <w:tcMar>
+              <w:top w:w="120" w:type="dxa"/>
+              <w:left w:w="160" w:type="dxa"/>
+              <w:bottom w:w="120" w:type="dxa"/>
+              <w:right w:w="160" w:type="dxa"/>
+            </w:tcMar>
+          </w:tcPr>
+          <w:p>
+            <w:pPr>
+              <w:spacing w:after="0"/>
+            </w:pPr>
+            <w:r>
+              <w:rPr>
+                <w:b/>
+                <w:color w:val="1C1C1C"/>
+                <w:sz w:val="21"/>
+              </w:rPr>
+              <w:t>Beauty becomes the crown jewel of D2C deals as FMCG giants chase premium growth</w:t>
+            </w:r>
+            <w:r>
+              <w:rPr>
+                <w:color w:val="888888"/>
+                <w:sz w:val="19"/>
+              </w:rPr>
+              <w:t xml:space="preserve">  ·  Beauty becomes the crown jewel of D2C deals as FMCG giants chase premium growth  ·  Other  ·  </w:t>
+            </w:r>
+            <w:r>
+              <w:rPr>
+                <w:color w:val="B7790E"/>
+                <w:sz w:val="14"/>
+              </w:rPr>
+              <w:t xml:space="preserve">● </w:t>
+            </w:r>
+            <w:r>
+              <w:rPr>
+                <w:color w:val="888888"/>
+                <w:sz w:val="19"/>
+              </w:rPr>
+              <w:t>MEDIUM  ·  Business Line, 18 Jun</w:t>
+            </w:r>
+          </w:p>
+        </w:tc>
+      </w:tr>
+    </w:tbl>
+    <w:p>
+      <w:pPr>
+        <w:spacing w:after="60"/>
+      </w:pPr>
+    </w:p>
+    <w:tbl>
+      <w:tblPr>
+        <w:tblW w:type="auto" w:w="0"/>
+        <w:jc w:val="left"/>
+        <w:tblBorders>
+          <w:top w:val="single" w:sz="4" w:color="E5E5E5" w:space="0"/>
+          <w:left w:val="single" w:sz="4" w:color="E5E5E5" w:space="0"/>
+          <w:bottom w:val="single" w:sz="4" w:color="E5E5E5" w:space="0"/>
+          <w:right w:val="single" w:sz="4" w:color="E5E5E5" w:space="0"/>
+          <w:insideH w:val="single" w:sz="4" w:color="E5E5E5" w:space="0"/>
+          <w:insideV w:val="single" w:sz="4" w:color="E5E5E5" w:space="0"/>
+        </w:tblBorders>
+        <w:tblLayout w:type="fixed"/>
+        <w:tblLook w:firstColumn="1" w:firstRow="1" w:lastColumn="0" w:lastRow="0" w:noHBand="0" w:noVBand="1" w:val="04A0"/>
+      </w:tblPr>
+      <w:tblGrid>
+        <w:gridCol w:w="9360"/>
+      </w:tblGrid>
+      <w:tr>
+        <w:tc>
+          <w:tcPr>
+            <w:tcW w:type="dxa" w:w="9360"/>
+            <w:tcMar>
+              <w:top w:w="120" w:type="dxa"/>
+              <w:left w:w="160" w:type="dxa"/>
+              <w:bottom w:w="120" w:type="dxa"/>
+              <w:right w:w="160" w:type="dxa"/>
+            </w:tcMar>
+          </w:tcPr>
+          <w:p>
+            <w:pPr>
+              <w:spacing w:after="0"/>
+            </w:pPr>
+            <w:r>
+              <w:rPr>
+                <w:b/>
+                <w:color w:val="1C1C1C"/>
+                <w:sz w:val="21"/>
+              </w:rPr>
+              <w:t>L’Oréal acquires majority stake in Innovist as global giants double down on India</w:t>
+            </w:r>
+            <w:r>
+              <w:rPr>
+                <w:color w:val="888888"/>
+                <w:sz w:val="19"/>
+              </w:rPr>
+              <w:t xml:space="preserve">  ·  L’Oréal acquires majority stake in Innovist as global giants double down on India  ·  Acquisition  ·  </w:t>
+            </w:r>
+            <w:r>
+              <w:rPr>
+                <w:color w:val="2F6B3F"/>
+                <w:sz w:val="14"/>
+              </w:rPr>
+              <w:t xml:space="preserve">● </w:t>
+            </w:r>
+            <w:r>
+              <w:rPr>
+                <w:color w:val="888888"/>
+                <w:sz w:val="19"/>
+              </w:rPr>
+              <w:t>HIGH  ·  Mint, 18 Jun</w:t>
+            </w:r>
+          </w:p>
+        </w:tc>
+      </w:tr>
+    </w:tbl>
+    <w:p>
+      <w:pPr>
+        <w:spacing w:after="60"/>
+      </w:pPr>
+    </w:p>
+    <w:tbl>
+      <w:tblPr>
+        <w:tblW w:type="auto" w:w="0"/>
+        <w:jc w:val="left"/>
+        <w:tblBorders>
+          <w:top w:val="single" w:sz="4" w:color="E5E5E5" w:space="0"/>
+          <w:left w:val="single" w:sz="4" w:color="E5E5E5" w:space="0"/>
+          <w:bottom w:val="single" w:sz="4" w:color="E5E5E5" w:space="0"/>
+          <w:right w:val="single" w:sz="4" w:color="E5E5E5" w:space="0"/>
+          <w:insideH w:val="single" w:sz="4" w:color="E5E5E5" w:space="0"/>
+          <w:insideV w:val="single" w:sz="4" w:color="E5E5E5" w:space="0"/>
+        </w:tblBorders>
+        <w:tblLayout w:type="fixed"/>
+        <w:tblLook w:firstColumn="1" w:firstRow="1" w:lastColumn="0" w:lastRow="0" w:noHBand="0" w:noVBand="1" w:val="04A0"/>
+      </w:tblPr>
+      <w:tblGrid>
+        <w:gridCol w:w="9360"/>
+      </w:tblGrid>
+      <w:tr>
+        <w:tc>
+          <w:tcPr>
+            <w:tcW w:type="dxa" w:w="9360"/>
+            <w:tcMar>
+              <w:top w:w="120" w:type="dxa"/>
+              <w:left w:w="160" w:type="dxa"/>
+              <w:bottom w:w="120" w:type="dxa"/>
+              <w:right w:w="160" w:type="dxa"/>
+            </w:tcMar>
+          </w:tcPr>
+          <w:p>
+            <w:pPr>
+              <w:spacing w:after="0"/>
+            </w:pPr>
+            <w:r>
+              <w:rPr>
+                <w:b/>
+                <w:color w:val="1C1C1C"/>
+                <w:sz w:val="21"/>
+              </w:rPr>
+              <w:t>Signet Bank finances the growth of Latvian private equity firm Global Champs through the acquisition of a mushroom farming company in Lithuania</w:t>
+            </w:r>
+            <w:r>
+              <w:rPr>
+                <w:color w:val="888888"/>
+                <w:sz w:val="19"/>
+              </w:rPr>
+              <w:t xml:space="preserve">  ·  Signet Bank finances the growth of Latvian private equity firm Global Champs through the acquisition of a mushroom farming company in Lithuania  ·  PE  ·  </w:t>
+            </w:r>
+            <w:r>
+              <w:rPr>
+                <w:color w:val="B7790E"/>
+                <w:sz w:val="14"/>
+              </w:rPr>
+              <w:t xml:space="preserve">● </w:t>
+            </w:r>
+            <w:r>
+              <w:rPr>
+                <w:color w:val="888888"/>
+                <w:sz w:val="19"/>
+              </w:rPr>
+              <w:t>MEDIUM  ·  Unknown, 17 Jun</w:t>
+            </w:r>
+          </w:p>
+        </w:tc>
+      </w:tr>
+    </w:tbl>
+    <w:p>
+      <w:pPr>
+        <w:spacing w:after="60"/>
+      </w:pPr>
+    </w:p>
+    <w:tbl>
+      <w:tblPr>
+        <w:tblW w:type="auto" w:w="0"/>
+        <w:jc w:val="left"/>
+        <w:tblBorders>
+          <w:top w:val="single" w:sz="4" w:color="E5E5E5" w:space="0"/>
+          <w:left w:val="single" w:sz="4" w:color="E5E5E5" w:space="0"/>
+          <w:bottom w:val="single" w:sz="4" w:color="E5E5E5" w:space="0"/>
+          <w:right w:val="single" w:sz="4" w:color="E5E5E5" w:space="0"/>
+          <w:insideH w:val="single" w:sz="4" w:color="E5E5E5" w:space="0"/>
+          <w:insideV w:val="single" w:sz="4" w:color="E5E5E5" w:space="0"/>
+        </w:tblBorders>
+        <w:tblLayout w:type="fixed"/>
+        <w:tblLook w:firstColumn="1" w:firstRow="1" w:lastColumn="0" w:lastRow="0" w:noHBand="0" w:noVBand="1" w:val="04A0"/>
+      </w:tblPr>
+      <w:tblGrid>
+        <w:gridCol w:w="9360"/>
+      </w:tblGrid>
+      <w:tr>
+        <w:tc>
+          <w:tcPr>
+            <w:tcW w:type="dxa" w:w="9360"/>
+            <w:tcMar>
+              <w:top w:w="120" w:type="dxa"/>
+              <w:left w:w="160" w:type="dxa"/>
+              <w:bottom w:w="120" w:type="dxa"/>
+              <w:right w:w="160" w:type="dxa"/>
+            </w:tcMar>
+          </w:tcPr>
+          <w:p>
+            <w:pPr>
+              <w:spacing w:after="0"/>
+            </w:pPr>
+            <w:r>
+              <w:rPr>
+                <w:b/>
+                <w:color w:val="1C1C1C"/>
+                <w:sz w:val="21"/>
+              </w:rPr>
+              <w:t>Shanthala FMCG confirms no share encumbrance in FY26</w:t>
+            </w:r>
+            <w:r>
+              <w:rPr>
+                <w:color w:val="888888"/>
+                <w:sz w:val="19"/>
+              </w:rPr>
+              <w:t xml:space="preserve">  ·  Shanthala FMCG confirms no share encumbrance in FY26  ·  Other  ·  </w:t>
+            </w:r>
+            <w:r>
+              <w:rPr>
+                <w:color w:val="B7790E"/>
+                <w:sz w:val="14"/>
+              </w:rPr>
+              <w:t xml:space="preserve">● </w:t>
+            </w:r>
+            <w:r>
+              <w:rPr>
+                <w:color w:val="888888"/>
+                <w:sz w:val="19"/>
+              </w:rPr>
+              <w:t>MEDIUM  ·  Unknown, 17 Jun</w:t>
+            </w:r>
+          </w:p>
+        </w:tc>
+      </w:tr>
+    </w:tbl>
+    <w:p>
+      <w:pPr>
+        <w:spacing w:after="60"/>
+      </w:pPr>
+    </w:p>
+    <w:tbl>
+      <w:tblPr>
+        <w:tblW w:type="auto" w:w="0"/>
+        <w:jc w:val="left"/>
+        <w:tblBorders>
+          <w:top w:val="single" w:sz="4" w:color="E5E5E5" w:space="0"/>
+          <w:left w:val="single" w:sz="4" w:color="E5E5E5" w:space="0"/>
+          <w:bottom w:val="single" w:sz="4" w:color="E5E5E5" w:space="0"/>
+          <w:right w:val="single" w:sz="4" w:color="E5E5E5" w:space="0"/>
+          <w:insideH w:val="single" w:sz="4" w:color="E5E5E5" w:space="0"/>
+          <w:insideV w:val="single" w:sz="4" w:color="E5E5E5" w:space="0"/>
+        </w:tblBorders>
+        <w:tblLayout w:type="fixed"/>
+        <w:tblLook w:firstColumn="1" w:firstRow="1" w:lastColumn="0" w:lastRow="0" w:noHBand="0" w:noVBand="1" w:val="04A0"/>
+      </w:tblPr>
+      <w:tblGrid>
+        <w:gridCol w:w="9360"/>
+      </w:tblGrid>
+      <w:tr>
+        <w:tc>
+          <w:tcPr>
+            <w:tcW w:type="dxa" w:w="9360"/>
+            <w:tcMar>
+              <w:top w:w="120" w:type="dxa"/>
+              <w:left w:w="160" w:type="dxa"/>
+              <w:bottom w:w="120" w:type="dxa"/>
+              <w:right w:w="160" w:type="dxa"/>
+            </w:tcMar>
+          </w:tcPr>
+          <w:p>
+            <w:pPr>
+              <w:spacing w:after="0"/>
+            </w:pPr>
+            <w:r>
+              <w:rPr>
+                <w:b/>
+                <w:color w:val="1C1C1C"/>
+                <w:sz w:val="21"/>
+              </w:rPr>
+              <w:t>As companies' investment and consumer sentiment improved, the turnover rate of checking deposits use..</w:t>
+            </w:r>
+            <w:r>
+              <w:rPr>
+                <w:color w:val="888888"/>
+                <w:sz w:val="19"/>
+              </w:rPr>
+              <w:t xml:space="preserve">  ·  As companies' investment and consumer sentiment improved, the turnover rate of checking deposits use..  ·  Investment  ·  </w:t>
+            </w:r>
+            <w:r>
+              <w:rPr>
+                <w:color w:val="B7790E"/>
+                <w:sz w:val="14"/>
+              </w:rPr>
+              <w:t xml:space="preserve">● </w:t>
+            </w:r>
+            <w:r>
+              <w:rPr>
+                <w:color w:val="888888"/>
+                <w:sz w:val="19"/>
+              </w:rPr>
+              <w:t>MEDIUM  ·  Unknown, 17 Jun</w:t>
+            </w:r>
+          </w:p>
+        </w:tc>
+      </w:tr>
+    </w:tbl>
+    <w:p>
+      <w:pPr>
+        <w:spacing w:after="60"/>
+      </w:pPr>
+    </w:p>
+    <w:tbl>
+      <w:tblPr>
+        <w:tblW w:type="auto" w:w="0"/>
+        <w:jc w:val="left"/>
+        <w:tblBorders>
+          <w:top w:val="single" w:sz="4" w:color="E5E5E5" w:space="0"/>
+          <w:left w:val="single" w:sz="4" w:color="E5E5E5" w:space="0"/>
+          <w:bottom w:val="single" w:sz="4" w:color="E5E5E5" w:space="0"/>
+          <w:right w:val="single" w:sz="4" w:color="E5E5E5" w:space="0"/>
+          <w:insideH w:val="single" w:sz="4" w:color="E5E5E5" w:space="0"/>
+          <w:insideV w:val="single" w:sz="4" w:color="E5E5E5" w:space="0"/>
+        </w:tblBorders>
+        <w:tblLayout w:type="fixed"/>
+        <w:tblLook w:firstColumn="1" w:firstRow="1" w:lastColumn="0" w:lastRow="0" w:noHBand="0" w:noVBand="1" w:val="04A0"/>
+      </w:tblPr>
+      <w:tblGrid>
+        <w:gridCol w:w="9360"/>
+      </w:tblGrid>
+      <w:tr>
+        <w:tc>
+          <w:tcPr>
+            <w:tcW w:type="dxa" w:w="9360"/>
+            <w:tcMar>
+              <w:top w:w="120" w:type="dxa"/>
+              <w:left w:w="160" w:type="dxa"/>
+              <w:bottom w:w="120" w:type="dxa"/>
+              <w:right w:w="160" w:type="dxa"/>
+            </w:tcMar>
+          </w:tcPr>
+          <w:p>
+            <w:pPr>
+              <w:spacing w:after="0"/>
+            </w:pPr>
+            <w:r>
+              <w:rPr>
+                <w:b/>
+                <w:color w:val="1C1C1C"/>
+                <w:sz w:val="21"/>
+              </w:rPr>
+              <w:t>Eileen Secures Strategic Investment from DisPact Ventures to Scale Retail Execution Platform</w:t>
+            </w:r>
+            <w:r>
+              <w:rPr>
+                <w:color w:val="888888"/>
+                <w:sz w:val="19"/>
+              </w:rPr>
+              <w:t xml:space="preserve">  ·  Eileen Secures Strategic Investment from DisPact Ventures to Scale Retail Execution Platform  ·  Investment  ·  </w:t>
+            </w:r>
+            <w:r>
+              <w:rPr>
+                <w:color w:val="B7790E"/>
+                <w:sz w:val="14"/>
+              </w:rPr>
+              <w:t xml:space="preserve">● </w:t>
+            </w:r>
+            <w:r>
+              <w:rPr>
+                <w:color w:val="888888"/>
+                <w:sz w:val="19"/>
+              </w:rPr>
+              <w:t>MEDIUM  ·  Unknown, 16 Jun</w:t>
+            </w:r>
+          </w:p>
+        </w:tc>
+      </w:tr>
+    </w:tbl>
+    <w:p>
+      <w:pPr>
+        <w:spacing w:after="60"/>
+      </w:pPr>
+    </w:p>
+    <w:tbl>
+      <w:tblPr>
+        <w:tblW w:type="auto" w:w="0"/>
+        <w:jc w:val="left"/>
+        <w:tblBorders>
+          <w:top w:val="single" w:sz="4" w:color="E5E5E5" w:space="0"/>
+          <w:left w:val="single" w:sz="4" w:color="E5E5E5" w:space="0"/>
+          <w:bottom w:val="single" w:sz="4" w:color="E5E5E5" w:space="0"/>
+          <w:right w:val="single" w:sz="4" w:color="E5E5E5" w:space="0"/>
+          <w:insideH w:val="single" w:sz="4" w:color="E5E5E5" w:space="0"/>
+          <w:insideV w:val="single" w:sz="4" w:color="E5E5E5" w:space="0"/>
+        </w:tblBorders>
+        <w:tblLayout w:type="fixed"/>
+        <w:tblLook w:firstColumn="1" w:firstRow="1" w:lastColumn="0" w:lastRow="0" w:noHBand="0" w:noVBand="1" w:val="04A0"/>
+      </w:tblPr>
+      <w:tblGrid>
+        <w:gridCol w:w="9360"/>
+      </w:tblGrid>
+      <w:tr>
+        <w:tc>
+          <w:tcPr>
+            <w:tcW w:type="dxa" w:w="9360"/>
+            <w:tcMar>
+              <w:top w:w="120" w:type="dxa"/>
+              <w:left w:w="160" w:type="dxa"/>
+              <w:bottom w:w="120" w:type="dxa"/>
+              <w:right w:w="160" w:type="dxa"/>
+            </w:tcMar>
+          </w:tcPr>
+          <w:p>
+            <w:pPr>
+              <w:spacing w:after="0"/>
+            </w:pPr>
+            <w:r>
+              <w:rPr>
+                <w:b/>
+                <w:color w:val="1C1C1C"/>
+                <w:sz w:val="21"/>
+              </w:rPr>
+              <w:t>Fresho acquires UK software provider</w:t>
+            </w:r>
+            <w:r>
+              <w:rPr>
+                <w:color w:val="888888"/>
+                <w:sz w:val="19"/>
+              </w:rPr>
+              <w:t xml:space="preserve">  ·  Fresho acquires UK software provider  ·  Acquisition  ·  </w:t>
+            </w:r>
+            <w:r>
+              <w:rPr>
+                <w:color w:val="B7790E"/>
+                <w:sz w:val="14"/>
+              </w:rPr>
+              <w:t xml:space="preserve">● </w:t>
+            </w:r>
+            <w:r>
+              <w:rPr>
+                <w:color w:val="888888"/>
+                <w:sz w:val="19"/>
+              </w:rPr>
+              <w:t>MEDIUM  ·  Unknown, 15 Jun</w:t>
+            </w:r>
+          </w:p>
+        </w:tc>
+      </w:tr>
+    </w:tbl>
+    <w:p>
+      <w:pPr>
+        <w:spacing w:after="60"/>
+      </w:pPr>
+    </w:p>
+    <w:tbl>
+      <w:tblPr>
+        <w:tblW w:type="auto" w:w="0"/>
+        <w:jc w:val="left"/>
+        <w:tblBorders>
+          <w:top w:val="single" w:sz="4" w:color="E5E5E5" w:space="0"/>
+          <w:left w:val="single" w:sz="4" w:color="E5E5E5" w:space="0"/>
+          <w:bottom w:val="single" w:sz="4" w:color="E5E5E5" w:space="0"/>
+          <w:right w:val="single" w:sz="4" w:color="E5E5E5" w:space="0"/>
+          <w:insideH w:val="single" w:sz="4" w:color="E5E5E5" w:space="0"/>
+          <w:insideV w:val="single" w:sz="4" w:color="E5E5E5" w:space="0"/>
+        </w:tblBorders>
+        <w:tblLayout w:type="fixed"/>
+        <w:tblLook w:firstColumn="1" w:firstRow="1" w:lastColumn="0" w:lastRow="0" w:noHBand="0" w:noVBand="1" w:val="04A0"/>
+      </w:tblPr>
+      <w:tblGrid>
+        <w:gridCol w:w="9360"/>
+      </w:tblGrid>
+      <w:tr>
+        <w:tc>
+          <w:tcPr>
+            <w:tcW w:type="dxa" w:w="9360"/>
+            <w:tcMar>
+              <w:top w:w="120" w:type="dxa"/>
+              <w:left w:w="160" w:type="dxa"/>
+              <w:bottom w:w="120" w:type="dxa"/>
+              <w:right w:w="160" w:type="dxa"/>
+            </w:tcMar>
+          </w:tcPr>
+          <w:p>
+            <w:pPr>
+              <w:spacing w:after="0"/>
+            </w:pPr>
+            <w:r>
+              <w:rPr>
+                <w:b/>
+                <w:color w:val="1C1C1C"/>
+                <w:sz w:val="21"/>
+              </w:rPr>
+              <w:t>FlavorSum acquires Beverage Flavors International</w:t>
+            </w:r>
+            <w:r>
+              <w:rPr>
+                <w:color w:val="888888"/>
+                <w:sz w:val="19"/>
+              </w:rPr>
+              <w:t xml:space="preserve">  ·  FlavorSum acquires Beverage Flavors International  ·  Acquisition  ·  </w:t>
+            </w:r>
+            <w:r>
+              <w:rPr>
+                <w:color w:val="B7790E"/>
+                <w:sz w:val="14"/>
+              </w:rPr>
+              <w:t xml:space="preserve">● </w:t>
+            </w:r>
+            <w:r>
+              <w:rPr>
+                <w:color w:val="888888"/>
+                <w:sz w:val="19"/>
+              </w:rPr>
+              <w:t>MEDIUM  ·  Unknown, 15 Jun</w:t>
+            </w:r>
+          </w:p>
+        </w:tc>
+      </w:tr>
+    </w:tbl>
+    <w:p>
+      <w:pPr>
+        <w:spacing w:after="60"/>
+      </w:pPr>
+    </w:p>
+    <w:tbl>
+      <w:tblPr>
+        <w:tblW w:type="auto" w:w="0"/>
+        <w:jc w:val="left"/>
+        <w:tblBorders>
+          <w:top w:val="single" w:sz="4" w:color="E5E5E5" w:space="0"/>
+          <w:left w:val="single" w:sz="4" w:color="E5E5E5" w:space="0"/>
+          <w:bottom w:val="single" w:sz="4" w:color="E5E5E5" w:space="0"/>
+          <w:right w:val="single" w:sz="4" w:color="E5E5E5" w:space="0"/>
+          <w:insideH w:val="single" w:sz="4" w:color="E5E5E5" w:space="0"/>
+          <w:insideV w:val="single" w:sz="4" w:color="E5E5E5" w:space="0"/>
+        </w:tblBorders>
+        <w:tblLayout w:type="fixed"/>
+        <w:tblLook w:firstColumn="1" w:firstRow="1" w:lastColumn="0" w:lastRow="0" w:noHBand="0" w:noVBand="1" w:val="04A0"/>
+      </w:tblPr>
+      <w:tblGrid>
+        <w:gridCol w:w="9360"/>
+      </w:tblGrid>
+      <w:tr>
+        <w:tc>
+          <w:tcPr>
+            <w:tcW w:type="dxa" w:w="9360"/>
+            <w:tcMar>
+              <w:top w:w="120" w:type="dxa"/>
+              <w:left w:w="160" w:type="dxa"/>
+              <w:bottom w:w="120" w:type="dxa"/>
+              <w:right w:w="160" w:type="dxa"/>
+            </w:tcMar>
+          </w:tcPr>
+          <w:p>
+            <w:pPr>
+              <w:spacing w:after="0"/>
+            </w:pPr>
+            <w:r>
+              <w:rPr>
+                <w:b/>
+                <w:color w:val="1C1C1C"/>
+                <w:sz w:val="21"/>
+              </w:rPr>
+              <w:t>Exclusive | New Fund Backed by LVMH and Top Pro Athletes Invests in Activewear Brand</w:t>
+            </w:r>
+            <w:r>
+              <w:rPr>
+                <w:color w:val="888888"/>
+                <w:sz w:val="19"/>
+              </w:rPr>
+              <w:t xml:space="preserve">  ·  Exclusive | New Fund Backed by LVMH and Top Pro Athletes Invests in Activewear Brand  ·  Investment  ·  </w:t>
+            </w:r>
+            <w:r>
+              <w:rPr>
+                <w:color w:val="B7790E"/>
+                <w:sz w:val="14"/>
+              </w:rPr>
+              <w:t xml:space="preserve">● </w:t>
+            </w:r>
+            <w:r>
+              <w:rPr>
+                <w:color w:val="888888"/>
+                <w:sz w:val="19"/>
+              </w:rPr>
+              <w:t>MEDIUM  ·  Unknown, 15 Jun</w:t>
+            </w:r>
+          </w:p>
+        </w:tc>
+      </w:tr>
+    </w:tbl>
+    <w:p>
+      <w:pPr>
+        <w:spacing w:after="60"/>
+      </w:pPr>
+    </w:p>
+    <w:tbl>
+      <w:tblPr>
+        <w:tblW w:type="auto" w:w="0"/>
+        <w:jc w:val="left"/>
+        <w:tblBorders>
+          <w:top w:val="single" w:sz="4" w:color="E5E5E5" w:space="0"/>
+          <w:left w:val="single" w:sz="4" w:color="E5E5E5" w:space="0"/>
+          <w:bottom w:val="single" w:sz="4" w:color="E5E5E5" w:space="0"/>
+          <w:right w:val="single" w:sz="4" w:color="E5E5E5" w:space="0"/>
+          <w:insideH w:val="single" w:sz="4" w:color="E5E5E5" w:space="0"/>
+          <w:insideV w:val="single" w:sz="4" w:color="E5E5E5" w:space="0"/>
+        </w:tblBorders>
+        <w:tblLayout w:type="fixed"/>
+        <w:tblLook w:firstColumn="1" w:firstRow="1" w:lastColumn="0" w:lastRow="0" w:noHBand="0" w:noVBand="1" w:val="04A0"/>
+      </w:tblPr>
+      <w:tblGrid>
+        <w:gridCol w:w="9360"/>
+      </w:tblGrid>
+      <w:tr>
+        <w:tc>
+          <w:tcPr>
+            <w:tcW w:type="dxa" w:w="9360"/>
+            <w:tcMar>
+              <w:top w:w="120" w:type="dxa"/>
+              <w:left w:w="160" w:type="dxa"/>
+              <w:bottom w:w="120" w:type="dxa"/>
+              <w:right w:w="160" w:type="dxa"/>
+            </w:tcMar>
+          </w:tcPr>
+          <w:p>
+            <w:pPr>
+              <w:spacing w:after="0"/>
+            </w:pPr>
+            <w:r>
+              <w:rPr>
+                <w:b/>
+                <w:color w:val="1C1C1C"/>
+                <w:sz w:val="21"/>
+              </w:rPr>
+              <w:t>FMCG stock in focus as promoters purchase 4.50 lakh shares via open market, check details</w:t>
+            </w:r>
+            <w:r>
+              <w:rPr>
+                <w:color w:val="888888"/>
+                <w:sz w:val="19"/>
+              </w:rPr>
+              <w:t xml:space="preserve">  ·  FMCG stock in focus as promoters purchase 4.50 lakh shares via open market, check details  ·  Acquisition  ·  </w:t>
+            </w:r>
+            <w:r>
+              <w:rPr>
+                <w:color w:val="B7790E"/>
+                <w:sz w:val="14"/>
+              </w:rPr>
+              <w:t xml:space="preserve">● </w:t>
+            </w:r>
+            <w:r>
+              <w:rPr>
+                <w:color w:val="888888"/>
+                <w:sz w:val="19"/>
+              </w:rPr>
+              <w:t>MEDIUM  ·  Unknown, 15 Jun</w:t>
+            </w:r>
+          </w:p>
+        </w:tc>
+      </w:tr>
+    </w:tbl>
+    <w:p>
+      <w:pPr>
+        <w:spacing w:after="60"/>
+      </w:pPr>
+    </w:p>
+    <w:tbl>
+      <w:tblPr>
+        <w:tblW w:type="auto" w:w="0"/>
+        <w:jc w:val="left"/>
+        <w:tblBorders>
+          <w:top w:val="single" w:sz="4" w:color="E5E5E5" w:space="0"/>
+          <w:left w:val="single" w:sz="4" w:color="E5E5E5" w:space="0"/>
+          <w:bottom w:val="single" w:sz="4" w:color="E5E5E5" w:space="0"/>
+          <w:right w:val="single" w:sz="4" w:color="E5E5E5" w:space="0"/>
+          <w:insideH w:val="single" w:sz="4" w:color="E5E5E5" w:space="0"/>
+          <w:insideV w:val="single" w:sz="4" w:color="E5E5E5" w:space="0"/>
+        </w:tblBorders>
+        <w:tblLayout w:type="fixed"/>
+        <w:tblLook w:firstColumn="1" w:firstRow="1" w:lastColumn="0" w:lastRow="0" w:noHBand="0" w:noVBand="1" w:val="04A0"/>
+      </w:tblPr>
+      <w:tblGrid>
+        <w:gridCol w:w="9360"/>
+      </w:tblGrid>
+      <w:tr>
+        <w:tc>
+          <w:tcPr>
+            <w:tcW w:type="dxa" w:w="9360"/>
+            <w:tcMar>
+              <w:top w:w="120" w:type="dxa"/>
+              <w:left w:w="160" w:type="dxa"/>
+              <w:bottom w:w="120" w:type="dxa"/>
+              <w:right w:w="160" w:type="dxa"/>
+            </w:tcMar>
+          </w:tcPr>
+          <w:p>
+            <w:pPr>
+              <w:spacing w:after="0"/>
+            </w:pPr>
+            <w:r>
+              <w:rPr>
+                <w:b/>
+                <w:color w:val="1C1C1C"/>
+                <w:sz w:val="21"/>
+              </w:rPr>
+              <w:t>Polish Food Group Maspex Acquires 80% Stake in Ukrainian Beverage Producer Karpatski Mineralni Vody.</w:t>
+            </w:r>
+            <w:r>
+              <w:rPr>
+                <w:color w:val="888888"/>
+                <w:sz w:val="19"/>
+              </w:rPr>
+              <w:t xml:space="preserve">  ·  Polish Food Group Maspex Acquires 80% Stake in Ukrainian Beverage Producer Karpatski Mineralni Vody.  ·  Acquisition  ·  </w:t>
+            </w:r>
+            <w:r>
+              <w:rPr>
+                <w:color w:val="B7790E"/>
+                <w:sz w:val="14"/>
+              </w:rPr>
+              <w:t xml:space="preserve">● </w:t>
+            </w:r>
+            <w:r>
+              <w:rPr>
+                <w:color w:val="888888"/>
+                <w:sz w:val="19"/>
+              </w:rPr>
+              <w:t>MEDIUM  ·  Unknown, 15 Jun</w:t>
+            </w:r>
+          </w:p>
+        </w:tc>
+      </w:tr>
+    </w:tbl>
+    <w:p>
+      <w:pPr>
+        <w:spacing w:after="60"/>
+      </w:pPr>
+    </w:p>
+    <w:tbl>
+      <w:tblPr>
+        <w:tblW w:type="auto" w:w="0"/>
+        <w:jc w:val="left"/>
+        <w:tblBorders>
+          <w:top w:val="single" w:sz="4" w:color="E5E5E5" w:space="0"/>
+          <w:left w:val="single" w:sz="4" w:color="E5E5E5" w:space="0"/>
+          <w:bottom w:val="single" w:sz="4" w:color="E5E5E5" w:space="0"/>
+          <w:right w:val="single" w:sz="4" w:color="E5E5E5" w:space="0"/>
+          <w:insideH w:val="single" w:sz="4" w:color="E5E5E5" w:space="0"/>
+          <w:insideV w:val="single" w:sz="4" w:color="E5E5E5" w:space="0"/>
+        </w:tblBorders>
+        <w:tblLayout w:type="fixed"/>
+        <w:tblLook w:firstColumn="1" w:firstRow="1" w:lastColumn="0" w:lastRow="0" w:noHBand="0" w:noVBand="1" w:val="04A0"/>
+      </w:tblPr>
+      <w:tblGrid>
+        <w:gridCol w:w="9360"/>
+      </w:tblGrid>
+      <w:tr>
+        <w:tc>
+          <w:tcPr>
+            <w:tcW w:type="dxa" w:w="9360"/>
+            <w:tcMar>
+              <w:top w:w="120" w:type="dxa"/>
+              <w:left w:w="160" w:type="dxa"/>
+              <w:bottom w:w="120" w:type="dxa"/>
+              <w:right w:w="160" w:type="dxa"/>
+            </w:tcMar>
+          </w:tcPr>
+          <w:p>
+            <w:pPr>
+              <w:spacing w:after="0"/>
+            </w:pPr>
+            <w:r>
+              <w:rPr>
+                <w:b/>
+                <w:color w:val="1C1C1C"/>
+                <w:sz w:val="21"/>
+              </w:rPr>
+              <w:t>Cygnet.One acquires majority stake in TechPoint Business Solution, strengthening SAP practice</w:t>
+            </w:r>
+            <w:r>
+              <w:rPr>
+                <w:color w:val="888888"/>
+                <w:sz w:val="19"/>
+              </w:rPr>
+              <w:t xml:space="preserve">  ·  Cygnet.One acquires majority stake in TechPoint Business Solution, strengthening SAP practice  ·  Acquisition  ·  </w:t>
+            </w:r>
+            <w:r>
+              <w:rPr>
+                <w:color w:val="B7790E"/>
+                <w:sz w:val="14"/>
+              </w:rPr>
+              <w:t xml:space="preserve">● </w:t>
+            </w:r>
+            <w:r>
+              <w:rPr>
+                <w:color w:val="888888"/>
+                <w:sz w:val="19"/>
+              </w:rPr>
+              <w:t>MEDIUM  ·  Unknown, 12 Jun</w:t>
+            </w:r>
+          </w:p>
+        </w:tc>
+      </w:tr>
+    </w:tbl>
+    <w:p>
+      <w:pPr>
+        <w:spacing w:after="60"/>
+      </w:pPr>
+    </w:p>
+    <w:tbl>
+      <w:tblPr>
+        <w:tblW w:type="auto" w:w="0"/>
+        <w:jc w:val="left"/>
+        <w:tblBorders>
+          <w:top w:val="single" w:sz="4" w:color="E5E5E5" w:space="0"/>
+          <w:left w:val="single" w:sz="4" w:color="E5E5E5" w:space="0"/>
+          <w:bottom w:val="single" w:sz="4" w:color="E5E5E5" w:space="0"/>
+          <w:right w:val="single" w:sz="4" w:color="E5E5E5" w:space="0"/>
+          <w:insideH w:val="single" w:sz="4" w:color="E5E5E5" w:space="0"/>
+          <w:insideV w:val="single" w:sz="4" w:color="E5E5E5" w:space="0"/>
+        </w:tblBorders>
+        <w:tblLayout w:type="fixed"/>
+        <w:tblLook w:firstColumn="1" w:firstRow="1" w:lastColumn="0" w:lastRow="0" w:noHBand="0" w:noVBand="1" w:val="04A0"/>
+      </w:tblPr>
+      <w:tblGrid>
+        <w:gridCol w:w="9360"/>
+      </w:tblGrid>
+      <w:tr>
+        <w:tc>
+          <w:tcPr>
+            <w:tcW w:type="dxa" w:w="9360"/>
+            <w:tcMar>
+              <w:top w:w="120" w:type="dxa"/>
+              <w:left w:w="160" w:type="dxa"/>
+              <w:bottom w:w="120" w:type="dxa"/>
+              <w:right w:w="160" w:type="dxa"/>
+            </w:tcMar>
+          </w:tcPr>
+          <w:p>
+            <w:pPr>
+              <w:spacing w:after="0"/>
+            </w:pPr>
+            <w:r>
+              <w:rPr>
+                <w:b/>
+                <w:color w:val="1C1C1C"/>
+                <w:sz w:val="21"/>
+              </w:rPr>
+              <w:t>Meesho acquires Kirana Club in ₹202-crore deal to expand grocery presence</w:t>
+            </w:r>
+            <w:r>
+              <w:rPr>
+                <w:color w:val="888888"/>
+                <w:sz w:val="19"/>
+              </w:rPr>
+              <w:t xml:space="preserve">  ·  ₹202  ·  Meesho acquires Kirana Club in ₹202-crore deal to expand grocery presence  ·  Acquisition  ·  </w:t>
+            </w:r>
+            <w:r>
+              <w:rPr>
+                <w:color w:val="2F6B3F"/>
+                <w:sz w:val="14"/>
+              </w:rPr>
+              <w:t xml:space="preserve">● </w:t>
+            </w:r>
+            <w:r>
+              <w:rPr>
+                <w:color w:val="888888"/>
+                <w:sz w:val="19"/>
+              </w:rPr>
+              <w:t>HIGH  ·  Business Standard, 12 Jun</w:t>
+            </w:r>
+          </w:p>
+        </w:tc>
+      </w:tr>
+    </w:tbl>
+    <w:p>
+      <w:pPr>
+        <w:spacing w:after="60"/>
+      </w:pPr>
+    </w:p>
+    <w:tbl>
+      <w:tblPr>
+        <w:tblW w:type="auto" w:w="0"/>
+        <w:jc w:val="left"/>
+        <w:tblBorders>
+          <w:top w:val="single" w:sz="4" w:color="E5E5E5" w:space="0"/>
+          <w:left w:val="single" w:sz="4" w:color="E5E5E5" w:space="0"/>
+          <w:bottom w:val="single" w:sz="4" w:color="E5E5E5" w:space="0"/>
+          <w:right w:val="single" w:sz="4" w:color="E5E5E5" w:space="0"/>
+          <w:insideH w:val="single" w:sz="4" w:color="E5E5E5" w:space="0"/>
+          <w:insideV w:val="single" w:sz="4" w:color="E5E5E5" w:space="0"/>
+        </w:tblBorders>
+        <w:tblLayout w:type="fixed"/>
+        <w:tblLook w:firstColumn="1" w:firstRow="1" w:lastColumn="0" w:lastRow="0" w:noHBand="0" w:noVBand="1" w:val="04A0"/>
+      </w:tblPr>
+      <w:tblGrid>
+        <w:gridCol w:w="9360"/>
+      </w:tblGrid>
+      <w:tr>
+        <w:tc>
+          <w:tcPr>
+            <w:tcW w:type="dxa" w:w="9360"/>
+            <w:tcMar>
+              <w:top w:w="120" w:type="dxa"/>
+              <w:left w:w="160" w:type="dxa"/>
+              <w:bottom w:w="120" w:type="dxa"/>
+              <w:right w:w="160" w:type="dxa"/>
+            </w:tcMar>
+          </w:tcPr>
+          <w:p>
+            <w:pPr>
+              <w:spacing w:after="0"/>
+            </w:pPr>
+            <w:r>
+              <w:rPr>
+                <w:b/>
+                <w:color w:val="1C1C1C"/>
+                <w:sz w:val="21"/>
+              </w:rPr>
+              <w:t>Encore Announces Sale of Twang Foodservice Division to Solina USA, Inc.</w:t>
+            </w:r>
+            <w:r>
+              <w:rPr>
+                <w:color w:val="888888"/>
+                <w:sz w:val="19"/>
+              </w:rPr>
+              <w:t xml:space="preserve">  ·  Encore Announces Sale of Twang Foodservice Division to Solina USA, Inc.  ·  Acquisition  ·  </w:t>
+            </w:r>
+            <w:r>
+              <w:rPr>
+                <w:color w:val="B7790E"/>
+                <w:sz w:val="14"/>
+              </w:rPr>
+              <w:t xml:space="preserve">● </w:t>
+            </w:r>
+            <w:r>
+              <w:rPr>
+                <w:color w:val="888888"/>
+                <w:sz w:val="19"/>
+              </w:rPr>
+              <w:t>MEDIUM  ·  Unknown, 11 Jun</w:t>
+            </w:r>
+          </w:p>
+        </w:tc>
+      </w:tr>
+    </w:tbl>
+    <w:p>
+      <w:pPr>
+        <w:spacing w:after="60"/>
+      </w:pPr>
+    </w:p>
+    <w:tbl>
+      <w:tblPr>
+        <w:tblW w:type="auto" w:w="0"/>
+        <w:jc w:val="left"/>
+        <w:tblBorders>
+          <w:top w:val="single" w:sz="4" w:color="E5E5E5" w:space="0"/>
+          <w:left w:val="single" w:sz="4" w:color="E5E5E5" w:space="0"/>
+          <w:bottom w:val="single" w:sz="4" w:color="E5E5E5" w:space="0"/>
+          <w:right w:val="single" w:sz="4" w:color="E5E5E5" w:space="0"/>
+          <w:insideH w:val="single" w:sz="4" w:color="E5E5E5" w:space="0"/>
+          <w:insideV w:val="single" w:sz="4" w:color="E5E5E5" w:space="0"/>
+        </w:tblBorders>
+        <w:tblLayout w:type="fixed"/>
+        <w:tblLook w:firstColumn="1" w:firstRow="1" w:lastColumn="0" w:lastRow="0" w:noHBand="0" w:noVBand="1" w:val="04A0"/>
+      </w:tblPr>
+      <w:tblGrid>
+        <w:gridCol w:w="9360"/>
+      </w:tblGrid>
+      <w:tr>
+        <w:tc>
+          <w:tcPr>
+            <w:tcW w:type="dxa" w:w="9360"/>
+            <w:tcMar>
+              <w:top w:w="120" w:type="dxa"/>
+              <w:left w:w="160" w:type="dxa"/>
+              <w:bottom w:w="120" w:type="dxa"/>
+              <w:right w:w="160" w:type="dxa"/>
+            </w:tcMar>
+          </w:tcPr>
+          <w:p>
+            <w:pPr>
+              <w:spacing w:after="0"/>
+            </w:pPr>
+            <w:r>
+              <w:rPr>
+                <w:b/>
+                <w:color w:val="1C1C1C"/>
+                <w:sz w:val="21"/>
+              </w:rPr>
+              <w:t>Emami's Strategic Shift: Acquisitions and Digital Focus in Focus Amidst Growth Pains</w:t>
+            </w:r>
+            <w:r>
+              <w:rPr>
+                <w:color w:val="888888"/>
+                <w:sz w:val="19"/>
+              </w:rPr>
+              <w:t xml:space="preserve">  ·  Emami's Strategic Shift: Acquisitions and Digital Focus in Focus Amidst Growth Pains  ·  Acquisition  ·  </w:t>
+            </w:r>
+            <w:r>
+              <w:rPr>
+                <w:color w:val="B7790E"/>
+                <w:sz w:val="14"/>
+              </w:rPr>
+              <w:t xml:space="preserve">● </w:t>
+            </w:r>
+            <w:r>
+              <w:rPr>
+                <w:color w:val="888888"/>
+                <w:sz w:val="19"/>
+              </w:rPr>
+              <w:t>MEDIUM  ·  Unknown, 11 Jun</w:t>
+            </w:r>
+          </w:p>
+        </w:tc>
+      </w:tr>
+    </w:tbl>
+    <w:p>
+      <w:pPr>
+        <w:spacing w:after="60"/>
+      </w:pPr>
+    </w:p>
+    <w:tbl>
+      <w:tblPr>
+        <w:tblW w:type="auto" w:w="0"/>
+        <w:jc w:val="left"/>
+        <w:tblBorders>
+          <w:top w:val="single" w:sz="4" w:color="E5E5E5" w:space="0"/>
+          <w:left w:val="single" w:sz="4" w:color="E5E5E5" w:space="0"/>
+          <w:bottom w:val="single" w:sz="4" w:color="E5E5E5" w:space="0"/>
+          <w:right w:val="single" w:sz="4" w:color="E5E5E5" w:space="0"/>
+          <w:insideH w:val="single" w:sz="4" w:color="E5E5E5" w:space="0"/>
+          <w:insideV w:val="single" w:sz="4" w:color="E5E5E5" w:space="0"/>
+        </w:tblBorders>
+        <w:tblLayout w:type="fixed"/>
+        <w:tblLook w:firstColumn="1" w:firstRow="1" w:lastColumn="0" w:lastRow="0" w:noHBand="0" w:noVBand="1" w:val="04A0"/>
+      </w:tblPr>
+      <w:tblGrid>
+        <w:gridCol w:w="9360"/>
+      </w:tblGrid>
+      <w:tr>
+        <w:tc>
+          <w:tcPr>
+            <w:tcW w:type="dxa" w:w="9360"/>
+            <w:tcMar>
+              <w:top w:w="120" w:type="dxa"/>
+              <w:left w:w="160" w:type="dxa"/>
+              <w:bottom w:w="120" w:type="dxa"/>
+              <w:right w:w="160" w:type="dxa"/>
+            </w:tcMar>
+          </w:tcPr>
+          <w:p>
+            <w:pPr>
+              <w:spacing w:after="0"/>
+            </w:pPr>
+            <w:r>
+              <w:rPr>
+                <w:b/>
+                <w:color w:val="1C1C1C"/>
+                <w:sz w:val="21"/>
+              </w:rPr>
+              <w:t>A Fresh Splash in Beverages: FlavorSum Adds Beverage Flavors International</w:t>
+            </w:r>
+            <w:r>
+              <w:rPr>
+                <w:color w:val="888888"/>
+                <w:sz w:val="19"/>
+              </w:rPr>
+              <w:t xml:space="preserve">  ·  A Fresh Splash in Beverages: FlavorSum Adds Beverage Flavors International  ·  Other  ·  </w:t>
+            </w:r>
+            <w:r>
+              <w:rPr>
+                <w:color w:val="B7790E"/>
+                <w:sz w:val="14"/>
+              </w:rPr>
+              <w:t xml:space="preserve">● </w:t>
+            </w:r>
+            <w:r>
+              <w:rPr>
+                <w:color w:val="888888"/>
+                <w:sz w:val="19"/>
+              </w:rPr>
+              <w:t>MEDIUM  ·  Unknown, 10 Jun</w:t>
+            </w:r>
+          </w:p>
+        </w:tc>
+      </w:tr>
+    </w:tbl>
+    <w:p>
+      <w:pPr>
+        <w:spacing w:after="60"/>
+      </w:pPr>
+    </w:p>
+    <w:tbl>
+      <w:tblPr>
+        <w:tblW w:type="auto" w:w="0"/>
+        <w:jc w:val="left"/>
+        <w:tblBorders>
+          <w:top w:val="single" w:sz="4" w:color="E5E5E5" w:space="0"/>
+          <w:left w:val="single" w:sz="4" w:color="E5E5E5" w:space="0"/>
+          <w:bottom w:val="single" w:sz="4" w:color="E5E5E5" w:space="0"/>
+          <w:right w:val="single" w:sz="4" w:color="E5E5E5" w:space="0"/>
+          <w:insideH w:val="single" w:sz="4" w:color="E5E5E5" w:space="0"/>
+          <w:insideV w:val="single" w:sz="4" w:color="E5E5E5" w:space="0"/>
+        </w:tblBorders>
+        <w:tblLayout w:type="fixed"/>
+        <w:tblLook w:firstColumn="1" w:firstRow="1" w:lastColumn="0" w:lastRow="0" w:noHBand="0" w:noVBand="1" w:val="04A0"/>
+      </w:tblPr>
+      <w:tblGrid>
+        <w:gridCol w:w="9360"/>
+      </w:tblGrid>
+      <w:tr>
+        <w:tc>
+          <w:tcPr>
+            <w:tcW w:type="dxa" w:w="9360"/>
+            <w:tcMar>
+              <w:top w:w="120" w:type="dxa"/>
+              <w:left w:w="160" w:type="dxa"/>
+              <w:bottom w:w="120" w:type="dxa"/>
+              <w:right w:w="160" w:type="dxa"/>
+            </w:tcMar>
+          </w:tcPr>
+          <w:p>
+            <w:pPr>
+              <w:spacing w:after="0"/>
+            </w:pPr>
+            <w:r>
+              <w:rPr>
+                <w:b/>
+                <w:color w:val="1C1C1C"/>
+                <w:sz w:val="21"/>
+              </w:rPr>
+              <w:t>Ingredion agrees to acquire Tate &amp; Lyle in major global food ingredients deal</w:t>
+            </w:r>
+            <w:r>
+              <w:rPr>
+                <w:color w:val="888888"/>
+                <w:sz w:val="19"/>
+              </w:rPr>
+              <w:t xml:space="preserve">  ·  Ingredion agrees to acquire Tate &amp; Lyle in major global food ingredients deal  ·  Acquisition  ·  </w:t>
+            </w:r>
+            <w:r>
+              <w:rPr>
+                <w:color w:val="B7790E"/>
+                <w:sz w:val="14"/>
+              </w:rPr>
+              <w:t xml:space="preserve">● </w:t>
+            </w:r>
+            <w:r>
+              <w:rPr>
+                <w:color w:val="888888"/>
+                <w:sz w:val="19"/>
+              </w:rPr>
+              <w:t>MEDIUM  ·  Unknown, 10 Jun</w:t>
+            </w:r>
+          </w:p>
+        </w:tc>
+      </w:tr>
+    </w:tbl>
+    <w:p>
+      <w:pPr>
+        <w:spacing w:after="60"/>
+      </w:pPr>
+    </w:p>
+    <w:tbl>
+      <w:tblPr>
+        <w:tblW w:type="auto" w:w="0"/>
+        <w:jc w:val="left"/>
+        <w:tblBorders>
+          <w:top w:val="single" w:sz="4" w:color="E5E5E5" w:space="0"/>
+          <w:left w:val="single" w:sz="4" w:color="E5E5E5" w:space="0"/>
+          <w:bottom w:val="single" w:sz="4" w:color="E5E5E5" w:space="0"/>
+          <w:right w:val="single" w:sz="4" w:color="E5E5E5" w:space="0"/>
+          <w:insideH w:val="single" w:sz="4" w:color="E5E5E5" w:space="0"/>
+          <w:insideV w:val="single" w:sz="4" w:color="E5E5E5" w:space="0"/>
+        </w:tblBorders>
+        <w:tblLayout w:type="fixed"/>
+        <w:tblLook w:firstColumn="1" w:firstRow="1" w:lastColumn="0" w:lastRow="0" w:noHBand="0" w:noVBand="1" w:val="04A0"/>
+      </w:tblPr>
+      <w:tblGrid>
+        <w:gridCol w:w="9360"/>
+      </w:tblGrid>
+      <w:tr>
+        <w:tc>
+          <w:tcPr>
+            <w:tcW w:type="dxa" w:w="9360"/>
+            <w:tcMar>
+              <w:top w:w="120" w:type="dxa"/>
+              <w:left w:w="160" w:type="dxa"/>
+              <w:bottom w:w="120" w:type="dxa"/>
+              <w:right w:w="160" w:type="dxa"/>
+            </w:tcMar>
+          </w:tcPr>
+          <w:p>
+            <w:pPr>
+              <w:spacing w:after="0"/>
+            </w:pPr>
+            <w:r>
+              <w:rPr>
+                <w:b/>
+                <w:color w:val="1C1C1C"/>
+                <w:sz w:val="21"/>
+              </w:rPr>
+              <w:t>Casey's to open 120 stores through acquisitions, new construction</w:t>
+            </w:r>
+            <w:r>
+              <w:rPr>
+                <w:color w:val="888888"/>
+                <w:sz w:val="19"/>
+              </w:rPr>
+              <w:t xml:space="preserve">  ·  Casey's to open 120 stores through acquisitions, new construction  ·  Acquisition  ·  </w:t>
+            </w:r>
+            <w:r>
+              <w:rPr>
+                <w:color w:val="B7790E"/>
+                <w:sz w:val="14"/>
+              </w:rPr>
+              <w:t xml:space="preserve">● </w:t>
+            </w:r>
+            <w:r>
+              <w:rPr>
+                <w:color w:val="888888"/>
+                <w:sz w:val="19"/>
+              </w:rPr>
+              <w:t>MEDIUM  ·  Unknown, 10 Jun</w:t>
+            </w:r>
+          </w:p>
+        </w:tc>
+      </w:tr>
+    </w:tbl>
+    <w:p>
+      <w:pPr>
+        <w:spacing w:after="60"/>
+      </w:pPr>
+    </w:p>
+    <w:tbl>
+      <w:tblPr>
+        <w:tblW w:type="auto" w:w="0"/>
+        <w:jc w:val="left"/>
+        <w:tblBorders>
+          <w:top w:val="single" w:sz="4" w:color="E5E5E5" w:space="0"/>
+          <w:left w:val="single" w:sz="4" w:color="E5E5E5" w:space="0"/>
+          <w:bottom w:val="single" w:sz="4" w:color="E5E5E5" w:space="0"/>
+          <w:right w:val="single" w:sz="4" w:color="E5E5E5" w:space="0"/>
+          <w:insideH w:val="single" w:sz="4" w:color="E5E5E5" w:space="0"/>
+          <w:insideV w:val="single" w:sz="4" w:color="E5E5E5" w:space="0"/>
+        </w:tblBorders>
+        <w:tblLayout w:type="fixed"/>
+        <w:tblLook w:firstColumn="1" w:firstRow="1" w:lastColumn="0" w:lastRow="0" w:noHBand="0" w:noVBand="1" w:val="04A0"/>
+      </w:tblPr>
+      <w:tblGrid>
+        <w:gridCol w:w="9360"/>
+      </w:tblGrid>
+      <w:tr>
+        <w:tc>
+          <w:tcPr>
+            <w:tcW w:type="dxa" w:w="9360"/>
+            <w:tcMar>
+              <w:top w:w="120" w:type="dxa"/>
+              <w:left w:w="160" w:type="dxa"/>
+              <w:bottom w:w="120" w:type="dxa"/>
+              <w:right w:w="160" w:type="dxa"/>
+            </w:tcMar>
+          </w:tcPr>
+          <w:p>
+            <w:pPr>
+              <w:spacing w:after="0"/>
+            </w:pPr>
+            <w:r>
+              <w:rPr>
+                <w:b/>
+                <w:color w:val="1C1C1C"/>
+                <w:sz w:val="21"/>
+              </w:rPr>
+              <w:t>Disaronno Group Completes Acquisition of Amaro Averna and Zedda Piras</w:t>
+            </w:r>
+            <w:r>
+              <w:rPr>
+                <w:color w:val="888888"/>
+                <w:sz w:val="19"/>
+              </w:rPr>
+              <w:t xml:space="preserve">  ·  Disaronno Group Completes Acquisition of Amaro Averna and Zedda Piras  ·  Acquisition  ·  </w:t>
+            </w:r>
+            <w:r>
+              <w:rPr>
+                <w:color w:val="B7790E"/>
+                <w:sz w:val="14"/>
+              </w:rPr>
+              <w:t xml:space="preserve">● </w:t>
+            </w:r>
+            <w:r>
+              <w:rPr>
+                <w:color w:val="888888"/>
+                <w:sz w:val="19"/>
+              </w:rPr>
+              <w:t>MEDIUM  ·  Unknown, 10 Jun</w:t>
+            </w:r>
+          </w:p>
+        </w:tc>
+      </w:tr>
+    </w:tbl>
+    <w:p>
+      <w:pPr>
+        <w:spacing w:after="60"/>
+      </w:pPr>
+    </w:p>
+    <w:tbl>
+      <w:tblPr>
+        <w:tblW w:type="auto" w:w="0"/>
+        <w:jc w:val="left"/>
+        <w:tblBorders>
+          <w:top w:val="single" w:sz="4" w:color="E5E5E5" w:space="0"/>
+          <w:left w:val="single" w:sz="4" w:color="E5E5E5" w:space="0"/>
+          <w:bottom w:val="single" w:sz="4" w:color="E5E5E5" w:space="0"/>
+          <w:right w:val="single" w:sz="4" w:color="E5E5E5" w:space="0"/>
+          <w:insideH w:val="single" w:sz="4" w:color="E5E5E5" w:space="0"/>
+          <w:insideV w:val="single" w:sz="4" w:color="E5E5E5" w:space="0"/>
+        </w:tblBorders>
+        <w:tblLayout w:type="fixed"/>
+        <w:tblLook w:firstColumn="1" w:firstRow="1" w:lastColumn="0" w:lastRow="0" w:noHBand="0" w:noVBand="1" w:val="04A0"/>
+      </w:tblPr>
+      <w:tblGrid>
+        <w:gridCol w:w="9360"/>
+      </w:tblGrid>
+      <w:tr>
+        <w:tc>
+          <w:tcPr>
+            <w:tcW w:type="dxa" w:w="9360"/>
+            <w:tcMar>
+              <w:top w:w="120" w:type="dxa"/>
+              <w:left w:w="160" w:type="dxa"/>
+              <w:bottom w:w="120" w:type="dxa"/>
+              <w:right w:w="160" w:type="dxa"/>
+            </w:tcMar>
+          </w:tcPr>
+          <w:p>
+            <w:pPr>
+              <w:spacing w:after="0"/>
+            </w:pPr>
+            <w:r>
+              <w:rPr>
+                <w:b/>
+                <w:color w:val="1C1C1C"/>
+                <w:sz w:val="21"/>
+              </w:rPr>
+              <w:t>India ka Beauty Market: FMCG Giants ki D2C Brands par nazar! Kya investors ko hoga fayda?</w:t>
+            </w:r>
+            <w:r>
+              <w:rPr>
+                <w:color w:val="888888"/>
+                <w:sz w:val="19"/>
+              </w:rPr>
+              <w:t xml:space="preserve">  ·  India ka Beauty Market: FMCG Giants ki D2C Brands par nazar! Kya investors ko hoga fayda?  ·  Investment  ·  </w:t>
+            </w:r>
+            <w:r>
+              <w:rPr>
+                <w:color w:val="B7790E"/>
+                <w:sz w:val="14"/>
+              </w:rPr>
+              <w:t xml:space="preserve">● </w:t>
+            </w:r>
+            <w:r>
+              <w:rPr>
+                <w:color w:val="888888"/>
+                <w:sz w:val="19"/>
+              </w:rPr>
+              <w:t>MEDIUM  ·  Unknown, 09 Jun</w:t>
+            </w:r>
+          </w:p>
+        </w:tc>
+      </w:tr>
+    </w:tbl>
+    <w:p>
+      <w:pPr>
+        <w:spacing w:after="60"/>
+      </w:pPr>
+    </w:p>
+    <w:tbl>
+      <w:tblPr>
+        <w:tblW w:type="auto" w:w="0"/>
+        <w:jc w:val="left"/>
+        <w:tblBorders>
+          <w:top w:val="single" w:sz="4" w:color="E5E5E5" w:space="0"/>
+          <w:left w:val="single" w:sz="4" w:color="E5E5E5" w:space="0"/>
+          <w:bottom w:val="single" w:sz="4" w:color="E5E5E5" w:space="0"/>
+          <w:right w:val="single" w:sz="4" w:color="E5E5E5" w:space="0"/>
+          <w:insideH w:val="single" w:sz="4" w:color="E5E5E5" w:space="0"/>
+          <w:insideV w:val="single" w:sz="4" w:color="E5E5E5" w:space="0"/>
+        </w:tblBorders>
+        <w:tblLayout w:type="fixed"/>
+        <w:tblLook w:firstColumn="1" w:firstRow="1" w:lastColumn="0" w:lastRow="0" w:noHBand="0" w:noVBand="1" w:val="04A0"/>
+      </w:tblPr>
+      <w:tblGrid>
+        <w:gridCol w:w="9360"/>
+      </w:tblGrid>
+      <w:tr>
+        <w:tc>
+          <w:tcPr>
+            <w:tcW w:type="dxa" w:w="9360"/>
+            <w:tcMar>
+              <w:top w:w="120" w:type="dxa"/>
+              <w:left w:w="160" w:type="dxa"/>
+              <w:bottom w:w="120" w:type="dxa"/>
+              <w:right w:w="160" w:type="dxa"/>
+            </w:tcMar>
+          </w:tcPr>
+          <w:p>
+            <w:pPr>
+              <w:spacing w:after="0"/>
+            </w:pPr>
+            <w:r>
+              <w:rPr>
+                <w:b/>
+                <w:color w:val="1C1C1C"/>
+                <w:sz w:val="21"/>
+              </w:rPr>
+              <w:t>Stars + Honey Secures Growth Equity Investment Led by VMG Partners to Accelerate National Expansion</w:t>
+            </w:r>
+            <w:r>
+              <w:rPr>
+                <w:color w:val="888888"/>
+                <w:sz w:val="19"/>
+              </w:rPr>
+              <w:t xml:space="preserve">  ·  Stars + Honey Secures Growth Equity Investment Led by VMG Partners to Accelerate National Expansion  ·  Investment  ·  </w:t>
+            </w:r>
+            <w:r>
+              <w:rPr>
+                <w:color w:val="B7790E"/>
+                <w:sz w:val="14"/>
+              </w:rPr>
+              <w:t xml:space="preserve">● </w:t>
+            </w:r>
+            <w:r>
+              <w:rPr>
+                <w:color w:val="888888"/>
+                <w:sz w:val="19"/>
+              </w:rPr>
+              <w:t>MEDIUM  ·  Unknown, 09 Jun</w:t>
+            </w:r>
+          </w:p>
+        </w:tc>
+      </w:tr>
+    </w:tbl>
+    <w:p>
+      <w:pPr>
+        <w:spacing w:after="60"/>
+      </w:pPr>
+    </w:p>
+    <w:tbl>
+      <w:tblPr>
+        <w:tblW w:type="auto" w:w="0"/>
+        <w:jc w:val="left"/>
+        <w:tblBorders>
+          <w:top w:val="single" w:sz="4" w:color="E5E5E5" w:space="0"/>
+          <w:left w:val="single" w:sz="4" w:color="E5E5E5" w:space="0"/>
+          <w:bottom w:val="single" w:sz="4" w:color="E5E5E5" w:space="0"/>
+          <w:right w:val="single" w:sz="4" w:color="E5E5E5" w:space="0"/>
+          <w:insideH w:val="single" w:sz="4" w:color="E5E5E5" w:space="0"/>
+          <w:insideV w:val="single" w:sz="4" w:color="E5E5E5" w:space="0"/>
+        </w:tblBorders>
+        <w:tblLayout w:type="fixed"/>
+        <w:tblLook w:firstColumn="1" w:firstRow="1" w:lastColumn="0" w:lastRow="0" w:noHBand="0" w:noVBand="1" w:val="04A0"/>
+      </w:tblPr>
+      <w:tblGrid>
+        <w:gridCol w:w="9360"/>
+      </w:tblGrid>
+      <w:tr>
+        <w:tc>
+          <w:tcPr>
+            <w:tcW w:type="dxa" w:w="9360"/>
+            <w:tcMar>
+              <w:top w:w="120" w:type="dxa"/>
+              <w:left w:w="160" w:type="dxa"/>
+              <w:bottom w:w="120" w:type="dxa"/>
+              <w:right w:w="160" w:type="dxa"/>
+            </w:tcMar>
+          </w:tcPr>
+          <w:p>
+            <w:pPr>
+              <w:spacing w:after="0"/>
+            </w:pPr>
+            <w:r>
+              <w:rPr>
+                <w:b/>
+                <w:color w:val="1C1C1C"/>
+                <w:sz w:val="21"/>
+              </w:rPr>
+              <w:t>Beauty boom to fuel more dealmaking as FMCG giants chase premium brands</w:t>
+            </w:r>
+            <w:r>
+              <w:rPr>
+                <w:color w:val="888888"/>
+                <w:sz w:val="19"/>
+              </w:rPr>
+              <w:t xml:space="preserve">  ·  Beauty boom to fuel more dealmaking as FMCG giants chase premium brands  ·  Other  ·  </w:t>
+            </w:r>
+            <w:r>
+              <w:rPr>
+                <w:color w:val="B7790E"/>
+                <w:sz w:val="14"/>
+              </w:rPr>
+              <w:t xml:space="preserve">● </w:t>
+            </w:r>
+            <w:r>
+              <w:rPr>
+                <w:color w:val="888888"/>
+                <w:sz w:val="19"/>
+              </w:rPr>
+              <w:t>MEDIUM  ·  Unknown, 09 Jun</w:t>
+            </w:r>
+          </w:p>
+        </w:tc>
+      </w:tr>
+    </w:tbl>
+    <w:p>
+      <w:pPr>
+        <w:spacing w:after="60"/>
+      </w:pPr>
+    </w:p>
+    <w:tbl>
+      <w:tblPr>
+        <w:tblW w:type="auto" w:w="0"/>
+        <w:jc w:val="left"/>
+        <w:tblBorders>
+          <w:top w:val="single" w:sz="4" w:color="E5E5E5" w:space="0"/>
+          <w:left w:val="single" w:sz="4" w:color="E5E5E5" w:space="0"/>
+          <w:bottom w:val="single" w:sz="4" w:color="E5E5E5" w:space="0"/>
+          <w:right w:val="single" w:sz="4" w:color="E5E5E5" w:space="0"/>
+          <w:insideH w:val="single" w:sz="4" w:color="E5E5E5" w:space="0"/>
+          <w:insideV w:val="single" w:sz="4" w:color="E5E5E5" w:space="0"/>
+        </w:tblBorders>
+        <w:tblLayout w:type="fixed"/>
+        <w:tblLook w:firstColumn="1" w:firstRow="1" w:lastColumn="0" w:lastRow="0" w:noHBand="0" w:noVBand="1" w:val="04A0"/>
+      </w:tblPr>
+      <w:tblGrid>
+        <w:gridCol w:w="9360"/>
+      </w:tblGrid>
+      <w:tr>
+        <w:tc>
+          <w:tcPr>
+            <w:tcW w:type="dxa" w:w="9360"/>
+            <w:tcMar>
+              <w:top w:w="120" w:type="dxa"/>
+              <w:left w:w="160" w:type="dxa"/>
+              <w:bottom w:w="120" w:type="dxa"/>
+              <w:right w:w="160" w:type="dxa"/>
+            </w:tcMar>
+          </w:tcPr>
+          <w:p>
+            <w:pPr>
+              <w:spacing w:after="0"/>
+            </w:pPr>
+            <w:r>
+              <w:rPr>
+                <w:b/>
+                <w:color w:val="1C1C1C"/>
+                <w:sz w:val="21"/>
+              </w:rPr>
+              <w:t>Maggie Beer moves to offload hampers unit for $10m</w:t>
+            </w:r>
+            <w:r>
+              <w:rPr>
+                <w:color w:val="888888"/>
+                <w:sz w:val="19"/>
+              </w:rPr>
+              <w:t xml:space="preserve">  ·  $10  ·  Maggie Beer moves to offload hampers unit for $10m  ·  Acquisition  ·  </w:t>
+            </w:r>
+            <w:r>
+              <w:rPr>
+                <w:color w:val="B7790E"/>
+                <w:sz w:val="14"/>
+              </w:rPr>
+              <w:t xml:space="preserve">● </w:t>
+            </w:r>
+            <w:r>
+              <w:rPr>
+                <w:color w:val="888888"/>
+                <w:sz w:val="19"/>
+              </w:rPr>
+              <w:t>MEDIUM  ·  Unknown, 09 Jun</w:t>
+            </w:r>
+          </w:p>
+        </w:tc>
+      </w:tr>
+    </w:tbl>
+    <w:p>
+      <w:pPr>
+        <w:spacing w:after="60"/>
+      </w:pPr>
+    </w:p>
+    <w:tbl>
+      <w:tblPr>
+        <w:tblW w:type="auto" w:w="0"/>
+        <w:jc w:val="left"/>
+        <w:tblBorders>
+          <w:top w:val="single" w:sz="4" w:color="E5E5E5" w:space="0"/>
+          <w:left w:val="single" w:sz="4" w:color="E5E5E5" w:space="0"/>
+          <w:bottom w:val="single" w:sz="4" w:color="E5E5E5" w:space="0"/>
+          <w:right w:val="single" w:sz="4" w:color="E5E5E5" w:space="0"/>
+          <w:insideH w:val="single" w:sz="4" w:color="E5E5E5" w:space="0"/>
+          <w:insideV w:val="single" w:sz="4" w:color="E5E5E5" w:space="0"/>
+        </w:tblBorders>
+        <w:tblLayout w:type="fixed"/>
+        <w:tblLook w:firstColumn="1" w:firstRow="1" w:lastColumn="0" w:lastRow="0" w:noHBand="0" w:noVBand="1" w:val="04A0"/>
+      </w:tblPr>
+      <w:tblGrid>
+        <w:gridCol w:w="9360"/>
+      </w:tblGrid>
+      <w:tr>
+        <w:tc>
+          <w:tcPr>
+            <w:tcW w:type="dxa" w:w="9360"/>
+            <w:tcMar>
+              <w:top w:w="120" w:type="dxa"/>
+              <w:left w:w="160" w:type="dxa"/>
+              <w:bottom w:w="120" w:type="dxa"/>
+              <w:right w:w="160" w:type="dxa"/>
+            </w:tcMar>
+          </w:tcPr>
+          <w:p>
+            <w:pPr>
+              <w:spacing w:after="0"/>
+            </w:pPr>
+            <w:r>
+              <w:rPr>
+                <w:b/>
+                <w:color w:val="1C1C1C"/>
+                <w:sz w:val="21"/>
+              </w:rPr>
+              <w:t>Solina expands into Beverage Innovation with Acquisition of Twang Foodservice</w:t>
+            </w:r>
+            <w:r>
+              <w:rPr>
+                <w:color w:val="888888"/>
+                <w:sz w:val="19"/>
+              </w:rPr>
+              <w:t xml:space="preserve">  ·  Solina expands into Beverage Innovation with Acquisition of Twang Foodservice  ·  Acquisition  ·  </w:t>
+            </w:r>
+            <w:r>
+              <w:rPr>
+                <w:color w:val="B7790E"/>
+                <w:sz w:val="14"/>
+              </w:rPr>
+              <w:t xml:space="preserve">● </w:t>
+            </w:r>
+            <w:r>
+              <w:rPr>
+                <w:color w:val="888888"/>
+                <w:sz w:val="19"/>
+              </w:rPr>
+              <w:t>MEDIUM  ·  Unknown, 09 Jun</w:t>
+            </w:r>
+          </w:p>
+        </w:tc>
+      </w:tr>
+    </w:tbl>
+    <w:p>
+      <w:pPr>
+        <w:spacing w:after="60"/>
+      </w:pPr>
+    </w:p>
+    <w:tbl>
+      <w:tblPr>
+        <w:tblW w:type="auto" w:w="0"/>
+        <w:jc w:val="left"/>
+        <w:tblBorders>
+          <w:top w:val="single" w:sz="4" w:color="E5E5E5" w:space="0"/>
+          <w:left w:val="single" w:sz="4" w:color="E5E5E5" w:space="0"/>
+          <w:bottom w:val="single" w:sz="4" w:color="E5E5E5" w:space="0"/>
+          <w:right w:val="single" w:sz="4" w:color="E5E5E5" w:space="0"/>
+          <w:insideH w:val="single" w:sz="4" w:color="E5E5E5" w:space="0"/>
+          <w:insideV w:val="single" w:sz="4" w:color="E5E5E5" w:space="0"/>
+        </w:tblBorders>
+        <w:tblLayout w:type="fixed"/>
+        <w:tblLook w:firstColumn="1" w:firstRow="1" w:lastColumn="0" w:lastRow="0" w:noHBand="0" w:noVBand="1" w:val="04A0"/>
+      </w:tblPr>
+      <w:tblGrid>
+        <w:gridCol w:w="9360"/>
+      </w:tblGrid>
+      <w:tr>
+        <w:tc>
+          <w:tcPr>
+            <w:tcW w:type="dxa" w:w="9360"/>
+            <w:tcMar>
+              <w:top w:w="120" w:type="dxa"/>
+              <w:left w:w="160" w:type="dxa"/>
+              <w:bottom w:w="120" w:type="dxa"/>
+              <w:right w:w="160" w:type="dxa"/>
+            </w:tcMar>
+          </w:tcPr>
+          <w:p>
+            <w:pPr>
+              <w:spacing w:after="0"/>
+            </w:pPr>
+            <w:r>
+              <w:rPr>
+                <w:b/>
+                <w:color w:val="1C1C1C"/>
+                <w:sz w:val="21"/>
+              </w:rPr>
+              <w:t>Tata Consumer Products to Participate in Six Investor Conferences Between May 26 and June 08, 2026</w:t>
+            </w:r>
+            <w:r>
+              <w:rPr>
+                <w:color w:val="888888"/>
+                <w:sz w:val="19"/>
+              </w:rPr>
+              <w:t xml:space="preserve">  ·  Tata Consumer Products to Participate in Six Investor Conferences Between May 26 and June 08, 2026  ·  Investment  ·  </w:t>
+            </w:r>
+            <w:r>
+              <w:rPr>
+                <w:color w:val="B7790E"/>
+                <w:sz w:val="14"/>
+              </w:rPr>
+              <w:t xml:space="preserve">● </w:t>
+            </w:r>
+            <w:r>
+              <w:rPr>
+                <w:color w:val="888888"/>
+                <w:sz w:val="19"/>
+              </w:rPr>
+              <w:t>MEDIUM  ·  Unknown, 08 Jun</w:t>
+            </w:r>
+          </w:p>
+        </w:tc>
+      </w:tr>
+    </w:tbl>
+    <w:p>
+      <w:pPr>
+        <w:spacing w:after="60"/>
+      </w:pPr>
+    </w:p>
+    <w:tbl>
+      <w:tblPr>
+        <w:tblW w:type="auto" w:w="0"/>
+        <w:jc w:val="left"/>
+        <w:tblBorders>
+          <w:top w:val="single" w:sz="4" w:color="E5E5E5" w:space="0"/>
+          <w:left w:val="single" w:sz="4" w:color="E5E5E5" w:space="0"/>
+          <w:bottom w:val="single" w:sz="4" w:color="E5E5E5" w:space="0"/>
+          <w:right w:val="single" w:sz="4" w:color="E5E5E5" w:space="0"/>
+          <w:insideH w:val="single" w:sz="4" w:color="E5E5E5" w:space="0"/>
+          <w:insideV w:val="single" w:sz="4" w:color="E5E5E5" w:space="0"/>
+        </w:tblBorders>
+        <w:tblLayout w:type="fixed"/>
+        <w:tblLook w:firstColumn="1" w:firstRow="1" w:lastColumn="0" w:lastRow="0" w:noHBand="0" w:noVBand="1" w:val="04A0"/>
+      </w:tblPr>
+      <w:tblGrid>
+        <w:gridCol w:w="9360"/>
+      </w:tblGrid>
+      <w:tr>
+        <w:tc>
+          <w:tcPr>
+            <w:tcW w:type="dxa" w:w="9360"/>
+            <w:tcMar>
+              <w:top w:w="120" w:type="dxa"/>
+              <w:left w:w="160" w:type="dxa"/>
+              <w:bottom w:w="120" w:type="dxa"/>
+              <w:right w:w="160" w:type="dxa"/>
+            </w:tcMar>
+          </w:tcPr>
+          <w:p>
+            <w:pPr>
+              <w:spacing w:after="0"/>
+            </w:pPr>
+            <w:r>
+              <w:rPr>
+                <w:b/>
+                <w:color w:val="1C1C1C"/>
+                <w:sz w:val="21"/>
+              </w:rPr>
+              <w:t>Ingredion Announces Recommended All-Cash Acquisition of Tate &amp; Lyle</w:t>
+            </w:r>
+            <w:r>
+              <w:rPr>
+                <w:color w:val="888888"/>
+                <w:sz w:val="19"/>
+              </w:rPr>
+              <w:t xml:space="preserve">  ·  Ingredion Announces Recommended All-Cash Acquisition of Tate &amp; Lyle  ·  Acquisition  ·  </w:t>
+            </w:r>
+            <w:r>
+              <w:rPr>
+                <w:color w:val="B7790E"/>
+                <w:sz w:val="14"/>
+              </w:rPr>
+              <w:t xml:space="preserve">● </w:t>
+            </w:r>
+            <w:r>
+              <w:rPr>
+                <w:color w:val="888888"/>
+                <w:sz w:val="19"/>
+              </w:rPr>
+              <w:t>MEDIUM  ·  Unknown, 08 Jun</w:t>
+            </w:r>
+          </w:p>
+        </w:tc>
+      </w:tr>
+    </w:tbl>
+    <w:p>
+      <w:pPr>
+        <w:spacing w:after="60"/>
+      </w:pPr>
+    </w:p>
+    <w:tbl>
+      <w:tblPr>
+        <w:tblW w:type="auto" w:w="0"/>
+        <w:jc w:val="left"/>
+        <w:tblBorders>
+          <w:top w:val="single" w:sz="4" w:color="E5E5E5" w:space="0"/>
+          <w:left w:val="single" w:sz="4" w:color="E5E5E5" w:space="0"/>
+          <w:bottom w:val="single" w:sz="4" w:color="E5E5E5" w:space="0"/>
+          <w:right w:val="single" w:sz="4" w:color="E5E5E5" w:space="0"/>
+          <w:insideH w:val="single" w:sz="4" w:color="E5E5E5" w:space="0"/>
+          <w:insideV w:val="single" w:sz="4" w:color="E5E5E5" w:space="0"/>
+        </w:tblBorders>
+        <w:tblLayout w:type="fixed"/>
+        <w:tblLook w:firstColumn="1" w:firstRow="1" w:lastColumn="0" w:lastRow="0" w:noHBand="0" w:noVBand="1" w:val="04A0"/>
+      </w:tblPr>
+      <w:tblGrid>
+        <w:gridCol w:w="9360"/>
+      </w:tblGrid>
+      <w:tr>
+        <w:tc>
+          <w:tcPr>
+            <w:tcW w:type="dxa" w:w="9360"/>
+            <w:tcMar>
+              <w:top w:w="120" w:type="dxa"/>
+              <w:left w:w="160" w:type="dxa"/>
+              <w:bottom w:w="120" w:type="dxa"/>
+              <w:right w:w="160" w:type="dxa"/>
+            </w:tcMar>
+          </w:tcPr>
+          <w:p>
+            <w:pPr>
+              <w:spacing w:after="0"/>
+            </w:pPr>
+            <w:r>
+              <w:rPr>
+                <w:b/>
+                <w:color w:val="1C1C1C"/>
+                <w:sz w:val="21"/>
+              </w:rPr>
+              <w:t>Sweet deal: Sugar giant Tate &amp; Lyle agrees to £2.7bn US takeover</w:t>
+            </w:r>
+            <w:r>
+              <w:rPr>
+                <w:color w:val="888888"/>
+                <w:sz w:val="19"/>
+              </w:rPr>
+              <w:t xml:space="preserve">  ·  Sweet deal: Sugar giant Tate &amp; Lyle agrees to £2.7bn US takeover  ·  Acquisition  ·  </w:t>
+            </w:r>
+            <w:r>
+              <w:rPr>
+                <w:color w:val="B7790E"/>
+                <w:sz w:val="14"/>
+              </w:rPr>
+              <w:t xml:space="preserve">● </w:t>
+            </w:r>
+            <w:r>
+              <w:rPr>
+                <w:color w:val="888888"/>
+                <w:sz w:val="19"/>
+              </w:rPr>
+              <w:t>MEDIUM  ·  Unknown, 08 Jun</w:t>
+            </w:r>
+          </w:p>
+        </w:tc>
+      </w:tr>
+    </w:tbl>
+    <w:p>
+      <w:pPr>
+        <w:spacing w:after="60"/>
+      </w:pPr>
+    </w:p>
+    <w:tbl>
+      <w:tblPr>
+        <w:tblW w:type="auto" w:w="0"/>
+        <w:jc w:val="left"/>
+        <w:tblBorders>
+          <w:top w:val="single" w:sz="4" w:color="E5E5E5" w:space="0"/>
+          <w:left w:val="single" w:sz="4" w:color="E5E5E5" w:space="0"/>
+          <w:bottom w:val="single" w:sz="4" w:color="E5E5E5" w:space="0"/>
+          <w:right w:val="single" w:sz="4" w:color="E5E5E5" w:space="0"/>
+          <w:insideH w:val="single" w:sz="4" w:color="E5E5E5" w:space="0"/>
+          <w:insideV w:val="single" w:sz="4" w:color="E5E5E5" w:space="0"/>
+        </w:tblBorders>
+        <w:tblLayout w:type="fixed"/>
+        <w:tblLook w:firstColumn="1" w:firstRow="1" w:lastColumn="0" w:lastRow="0" w:noHBand="0" w:noVBand="1" w:val="04A0"/>
+      </w:tblPr>
+      <w:tblGrid>
+        <w:gridCol w:w="9360"/>
+      </w:tblGrid>
+      <w:tr>
+        <w:tc>
+          <w:tcPr>
+            <w:tcW w:type="dxa" w:w="9360"/>
+            <w:tcMar>
+              <w:top w:w="120" w:type="dxa"/>
+              <w:left w:w="160" w:type="dxa"/>
+              <w:bottom w:w="120" w:type="dxa"/>
+              <w:right w:w="160" w:type="dxa"/>
+            </w:tcMar>
+          </w:tcPr>
+          <w:p>
+            <w:pPr>
+              <w:spacing w:after="0"/>
+            </w:pPr>
+            <w:r>
+              <w:rPr>
+                <w:b/>
+                <w:color w:val="1C1C1C"/>
+                <w:sz w:val="21"/>
+              </w:rPr>
+              <w:t>Unilever PLC (ADR) stock (GB00B10RZP78): dividend focus and consumer brands under scrutiny</w:t>
+            </w:r>
+            <w:r>
+              <w:rPr>
+                <w:color w:val="888888"/>
+                <w:sz w:val="19"/>
+              </w:rPr>
+              <w:t xml:space="preserve">  ·  Unilever PLC (ADR) stock (GB00B10RZP78): dividend focus and consumer brands under scrutiny  ·  Other  ·  </w:t>
+            </w:r>
+            <w:r>
+              <w:rPr>
+                <w:color w:val="B7790E"/>
+                <w:sz w:val="14"/>
+              </w:rPr>
+              <w:t xml:space="preserve">● </w:t>
+            </w:r>
+            <w:r>
+              <w:rPr>
+                <w:color w:val="888888"/>
+                <w:sz w:val="19"/>
+              </w:rPr>
+              <w:t>MEDIUM  ·  Unknown, 08 Jun</w:t>
+            </w:r>
+          </w:p>
+        </w:tc>
+      </w:tr>
+    </w:tbl>
+    <w:p>
+      <w:pPr>
+        <w:spacing w:after="60"/>
+      </w:pPr>
+    </w:p>
+    <w:tbl>
+      <w:tblPr>
+        <w:tblW w:type="auto" w:w="0"/>
+        <w:jc w:val="left"/>
+        <w:tblBorders>
+          <w:top w:val="single" w:sz="4" w:color="E5E5E5" w:space="0"/>
+          <w:left w:val="single" w:sz="4" w:color="E5E5E5" w:space="0"/>
+          <w:bottom w:val="single" w:sz="4" w:color="E5E5E5" w:space="0"/>
+          <w:right w:val="single" w:sz="4" w:color="E5E5E5" w:space="0"/>
+          <w:insideH w:val="single" w:sz="4" w:color="E5E5E5" w:space="0"/>
+          <w:insideV w:val="single" w:sz="4" w:color="E5E5E5" w:space="0"/>
+        </w:tblBorders>
+        <w:tblLayout w:type="fixed"/>
+        <w:tblLook w:firstColumn="1" w:firstRow="1" w:lastColumn="0" w:lastRow="0" w:noHBand="0" w:noVBand="1" w:val="04A0"/>
+      </w:tblPr>
+      <w:tblGrid>
+        <w:gridCol w:w="9360"/>
+      </w:tblGrid>
+      <w:tr>
+        <w:tc>
+          <w:tcPr>
+            <w:tcW w:type="dxa" w:w="9360"/>
+            <w:tcMar>
+              <w:top w:w="120" w:type="dxa"/>
+              <w:left w:w="160" w:type="dxa"/>
+              <w:bottom w:w="120" w:type="dxa"/>
+              <w:right w:w="160" w:type="dxa"/>
+            </w:tcMar>
+          </w:tcPr>
+          <w:p>
+            <w:pPr>
+              <w:spacing w:after="0"/>
+            </w:pPr>
+            <w:r>
+              <w:rPr>
+                <w:b/>
+                <w:color w:val="1C1C1C"/>
+                <w:sz w:val="21"/>
+              </w:rPr>
+              <w:t>Ingredion's $5B Buy Targets Demand for Healthier Food Ingredients</w:t>
+            </w:r>
+            <w:r>
+              <w:rPr>
+                <w:color w:val="888888"/>
+                <w:sz w:val="19"/>
+              </w:rPr>
+              <w:t xml:space="preserve">  ·  $5  ·  Ingredion's $5B Buy Targets Demand for Healthier Food Ingredients  ·  Acquisition  ·  </w:t>
+            </w:r>
+            <w:r>
+              <w:rPr>
+                <w:color w:val="B7790E"/>
+                <w:sz w:val="14"/>
+              </w:rPr>
+              <w:t xml:space="preserve">● </w:t>
+            </w:r>
+            <w:r>
+              <w:rPr>
+                <w:color w:val="888888"/>
+                <w:sz w:val="19"/>
+              </w:rPr>
+              <w:t>MEDIUM  ·  Unknown, 08 Jun</w:t>
+            </w:r>
+          </w:p>
+        </w:tc>
+      </w:tr>
+    </w:tbl>
+    <w:p>
+      <w:pPr>
+        <w:spacing w:after="60"/>
+      </w:pPr>
+    </w:p>
+    <w:tbl>
+      <w:tblPr>
+        <w:tblW w:type="auto" w:w="0"/>
+        <w:jc w:val="left"/>
+        <w:tblBorders>
+          <w:top w:val="single" w:sz="4" w:color="E5E5E5" w:space="0"/>
+          <w:left w:val="single" w:sz="4" w:color="E5E5E5" w:space="0"/>
+          <w:bottom w:val="single" w:sz="4" w:color="E5E5E5" w:space="0"/>
+          <w:right w:val="single" w:sz="4" w:color="E5E5E5" w:space="0"/>
+          <w:insideH w:val="single" w:sz="4" w:color="E5E5E5" w:space="0"/>
+          <w:insideV w:val="single" w:sz="4" w:color="E5E5E5" w:space="0"/>
+        </w:tblBorders>
+        <w:tblLayout w:type="fixed"/>
+        <w:tblLook w:firstColumn="1" w:firstRow="1" w:lastColumn="0" w:lastRow="0" w:noHBand="0" w:noVBand="1" w:val="04A0"/>
+      </w:tblPr>
+      <w:tblGrid>
+        <w:gridCol w:w="9360"/>
+      </w:tblGrid>
+      <w:tr>
+        <w:tc>
+          <w:tcPr>
+            <w:tcW w:type="dxa" w:w="9360"/>
+            <w:tcMar>
+              <w:top w:w="120" w:type="dxa"/>
+              <w:left w:w="160" w:type="dxa"/>
+              <w:bottom w:w="120" w:type="dxa"/>
+              <w:right w:w="160" w:type="dxa"/>
+            </w:tcMar>
+          </w:tcPr>
+          <w:p>
+            <w:pPr>
+              <w:spacing w:after="0"/>
+            </w:pPr>
+            <w:r>
+              <w:rPr>
+                <w:b/>
+                <w:color w:val="1C1C1C"/>
+                <w:sz w:val="21"/>
+              </w:rPr>
+              <w:t>Historic British food company sold to US rival in major £2.7billion takeover deal</w:t>
+            </w:r>
+            <w:r>
+              <w:rPr>
+                <w:color w:val="888888"/>
+                <w:sz w:val="19"/>
+              </w:rPr>
+              <w:t xml:space="preserve">  ·  Historic British food company sold to US rival in major £2.7billion takeover deal  ·  Acquisition  ·  </w:t>
+            </w:r>
+            <w:r>
+              <w:rPr>
+                <w:color w:val="B7790E"/>
+                <w:sz w:val="14"/>
+              </w:rPr>
+              <w:t xml:space="preserve">● </w:t>
+            </w:r>
+            <w:r>
+              <w:rPr>
+                <w:color w:val="888888"/>
+                <w:sz w:val="19"/>
+              </w:rPr>
+              <w:t>MEDIUM  ·  Unknown, 07 Jun</w:t>
+            </w:r>
+          </w:p>
+        </w:tc>
+      </w:tr>
+    </w:tbl>
+    <w:p>
+      <w:pPr>
+        <w:spacing w:after="60"/>
+      </w:pPr>
+    </w:p>
+    <w:p>
+      <w:r>
+        <w:br w:type="page"/>
+      </w:r>
+    </w:p>
+    <w:p>
+      <w:pPr>
+        <w:spacing w:before="280" w:after="40"/>
+      </w:pPr>
+      <w:r>
+        <w:rPr>
+          <w:b/>
+          <w:color w:val="1C1C1C"/>
+          <w:sz w:val="22"/>
+        </w:rPr>
+        <w:t>APPENDIX — PIPELINE METHODOLOGY</w:t>
+      </w:r>
+    </w:p>
+    <w:p>
+      <w:pPr>
+        <w:pBdr>
+          <w:bottom w:val="single" w:sz="16" w:space="1" w:color="9C7A32"/>
+        </w:pBdr>
+        <w:spacing w:after="160"/>
+      </w:pPr>
+    </w:p>
+    <w:p>
+      <w:r>
+        <w:t>Every article in this issue passed through the standard automated pipeline: RSS ingestion (30-day recency window), near-duplicate removal (exact match + semantic similarity), FMCG-relevance filtering, and publisher-credibility scoring. This newsletter additionally restricts to articles published in the last 15 days, ranked by disclosed value (largest first); no further filtering is applied at this stage.</w:t>
       </w:r>
     </w:p>
     <w:tbl>
@@ -103,7 +3703,7 @@
           </w:tcPr>
           <w:p>
             <w:r>
-              <w:t>161</w:t>
+              <w:t>148</w:t>
             </w:r>
           </w:p>
         </w:tc>
@@ -135,7 +3735,7 @@
           </w:tcPr>
           <w:p>
             <w:r>
-              <w:t>143</w:t>
+              <w:t>132</w:t>
             </w:r>
           </w:p>
         </w:tc>
@@ -167,7 +3767,7 @@
           </w:tcPr>
           <w:p>
             <w:r>
-              <w:t>88</w:t>
+              <w:t>75</w:t>
             </w:r>
           </w:p>
         </w:tc>
@@ -177,7 +3777,7 @@
           </w:tcPr>
           <w:p>
             <w:r>
-              <w:t>55%</w:t>
+              <w:t>51%</w:t>
             </w:r>
           </w:p>
         </w:tc>
@@ -199,7 +3799,7 @@
           </w:tcPr>
           <w:p>
             <w:r>
-              <w:t>86</w:t>
+              <w:t>74</w:t>
             </w:r>
           </w:p>
         </w:tc>
@@ -209,7 +3809,7 @@
           </w:tcPr>
           <w:p>
             <w:r>
-              <w:t>53%</w:t>
+              <w:t>50%</w:t>
             </w:r>
           </w:p>
         </w:tc>
@@ -221,7 +3821,7 @@
           </w:tcPr>
           <w:p>
             <w:r>
-              <w:t>Final newsletter items</w:t>
+              <w:t>In this issue (last 15 days)</w:t>
             </w:r>
           </w:p>
         </w:tc>
@@ -231,7 +3831,7 @@
           </w:tcPr>
           <w:p>
             <w:r>
-              <w:t>86</w:t>
+              <w:t>46</w:t>
             </w:r>
           </w:p>
         </w:tc>
@@ -241,4891 +3841,14 @@
           </w:tcPr>
           <w:p>
             <w:r>
-              <w:t>53%</w:t>
+              <w:t>31%</w:t>
             </w:r>
           </w:p>
         </w:tc>
       </w:tr>
     </w:tbl>
-    <w:p/>
-    <w:p>
-      <w:pPr>
-        <w:pStyle w:val="Heading1"/>
-      </w:pPr>
-      <w:r>
-        <w:t>Acquisition (50)</w:t>
-      </w:r>
-    </w:p>
-    <w:p>
-      <w:r>
-        <w:rPr>
-          <w:b/>
-        </w:rPr>
-        <w:t>L’Oréal acquires majority stake in Innovist as global giants double down on India</w:t>
-      </w:r>
-    </w:p>
-    <w:p>
-      <w:r>
-        <w:rPr>
-          <w:i/>
-          <w:color w:val="555555"/>
-          <w:sz w:val="20"/>
-        </w:rPr>
-        <w:t>Acquisition</w:t>
-      </w:r>
-    </w:p>
-    <w:p>
-      <w:r>
-        <w:t>L’Oréal acquires majority stake in Innovist as global giants double down on India</w:t>
-      </w:r>
-    </w:p>
-    <w:p>
-      <w:r>
-        <w:rPr>
-          <w:sz w:val="18"/>
-        </w:rPr>
-        <w:t xml:space="preserve">Source: Livemint  •  </w:t>
-      </w:r>
-      <w:r>
-        <w:rPr>
-          <w:b/>
-          <w:color w:val="1E7E34"/>
-          <w:sz w:val="18"/>
-        </w:rPr>
-        <w:t>HIGH</w:t>
-      </w:r>
-      <w:r>
-        <w:rPr>
-          <w:sz w:val="18"/>
-        </w:rPr>
-        <w:t xml:space="preserve">  •  18 Jun 2026  •  </w:t>
-      </w:r>
-      <w:hyperlink r:id="rId9">
-        <w:r>
-          <w:rPr>
-            <w:rFonts w:ascii="Arial"/>
-            <w:color w:val="0563C1"/>
-            <w:u w:val="single"/>
-          </w:rPr>
-          <w:t>Read full article</w:t>
-        </w:r>
-      </w:hyperlink>
-    </w:p>
-    <w:p/>
-    <w:p>
-      <w:r>
-        <w:rPr>
-          <w:b/>
-        </w:rPr>
-        <w:t>Meesho to acquire Kirana Club in Rs 202 Cr deal</w:t>
-      </w:r>
-    </w:p>
-    <w:p>
-      <w:r>
-        <w:rPr>
-          <w:i/>
-          <w:color w:val="555555"/>
-          <w:sz w:val="20"/>
-        </w:rPr>
-        <w:t>Acquisition  •  Rs 202 Cr</w:t>
-      </w:r>
-    </w:p>
-    <w:p>
-      <w:r>
-        <w:t>Meesho to acquire Kirana Club in Rs 202 Cr deal</w:t>
-      </w:r>
-    </w:p>
-    <w:p>
-      <w:r>
-        <w:rPr>
-          <w:sz w:val="18"/>
-        </w:rPr>
-        <w:t xml:space="preserve">Source: Entrackr  •  </w:t>
-      </w:r>
-      <w:r>
-        <w:rPr>
-          <w:b/>
-          <w:color w:val="1E7E34"/>
-          <w:sz w:val="18"/>
-        </w:rPr>
-        <w:t>HIGH</w:t>
-      </w:r>
-      <w:r>
-        <w:rPr>
-          <w:sz w:val="18"/>
-        </w:rPr>
-        <w:t xml:space="preserve">  •  12 Jun 2026  •  </w:t>
-      </w:r>
-      <w:hyperlink r:id="rId10">
-        <w:r>
-          <w:rPr>
-            <w:rFonts w:ascii="Arial"/>
-            <w:color w:val="0563C1"/>
-            <w:u w:val="single"/>
-          </w:rPr>
-          <w:t>Read full article</w:t>
-        </w:r>
-      </w:hyperlink>
-    </w:p>
-    <w:p/>
-    <w:p>
-      <w:r>
-        <w:rPr>
-          <w:b/>
-        </w:rPr>
-        <w:t>CVC buys IFF’s food ingredients division for $4.3bn</w:t>
-      </w:r>
-    </w:p>
-    <w:p>
-      <w:r>
-        <w:rPr>
-          <w:i/>
-          <w:color w:val="555555"/>
-          <w:sz w:val="20"/>
-        </w:rPr>
-        <w:t>Acquisition  •  $4.3bn</w:t>
-      </w:r>
-    </w:p>
-    <w:p>
-      <w:r>
-        <w:t>CVC buys IFF’s food ingredients division for $4.3bn</w:t>
-      </w:r>
-    </w:p>
-    <w:p>
-      <w:r>
-        <w:rPr>
-          <w:sz w:val="18"/>
-        </w:rPr>
-        <w:t xml:space="preserve">Source: Financial Times  •  </w:t>
-      </w:r>
-      <w:r>
-        <w:rPr>
-          <w:b/>
-          <w:color w:val="1E7E34"/>
-          <w:sz w:val="18"/>
-        </w:rPr>
-        <w:t>HIGH</w:t>
-      </w:r>
-      <w:r>
-        <w:rPr>
-          <w:sz w:val="18"/>
-        </w:rPr>
-        <w:t xml:space="preserve">  •  29 May 2026  •  </w:t>
-      </w:r>
-      <w:hyperlink r:id="rId11">
-        <w:r>
-          <w:rPr>
-            <w:rFonts w:ascii="Arial"/>
-            <w:color w:val="0563C1"/>
-            <w:u w:val="single"/>
-          </w:rPr>
-          <w:t>Read full article</w:t>
-        </w:r>
-      </w:hyperlink>
-    </w:p>
-    <w:p/>
-    <w:p>
-      <w:r>
-        <w:rPr>
-          <w:b/>
-        </w:rPr>
-        <w:t>Reliance targets multifold FMCG growth by 2030 through acquisitions, expansion</w:t>
-      </w:r>
-    </w:p>
-    <w:p>
-      <w:r>
-        <w:rPr>
-          <w:i/>
-          <w:color w:val="555555"/>
-          <w:sz w:val="20"/>
-        </w:rPr>
-        <w:t>Acquisition</w:t>
-      </w:r>
-    </w:p>
-    <w:p>
-      <w:r>
-        <w:t>Reliance targets multifold FMCG growth by 2030 through acquisitions, expansion</w:t>
-      </w:r>
-    </w:p>
-    <w:p>
-      <w:r>
-        <w:rPr>
-          <w:sz w:val="18"/>
-        </w:rPr>
-        <w:t xml:space="preserve">Source: Business Line  •  </w:t>
-      </w:r>
-      <w:r>
-        <w:rPr>
-          <w:b/>
-          <w:color w:val="1E7E34"/>
-          <w:sz w:val="18"/>
-        </w:rPr>
-        <w:t>HIGH</w:t>
-      </w:r>
-      <w:r>
-        <w:rPr>
-          <w:sz w:val="18"/>
-        </w:rPr>
-        <w:t xml:space="preserve">  •  28 May 2026  •  </w:t>
-      </w:r>
-      <w:hyperlink r:id="rId12">
-        <w:r>
-          <w:rPr>
-            <w:rFonts w:ascii="Arial"/>
-            <w:color w:val="0563C1"/>
-            <w:u w:val="single"/>
-          </w:rPr>
-          <w:t>Read full article</w:t>
-        </w:r>
-      </w:hyperlink>
-    </w:p>
-    <w:p/>
-    <w:p>
-      <w:r>
-        <w:rPr>
-          <w:b/>
-        </w:rPr>
-        <w:t>Tata Consumer targets 17% Ebitda margin in 3 years via overhaul of distribution model</w:t>
-      </w:r>
-    </w:p>
-    <w:p>
-      <w:r>
-        <w:rPr>
-          <w:i/>
-          <w:color w:val="555555"/>
-          <w:sz w:val="20"/>
-        </w:rPr>
-        <w:t>Acquisition</w:t>
-      </w:r>
-    </w:p>
-    <w:p>
-      <w:r>
-        <w:t>Tata Consumer targets 17% Ebitda margin in 3 years via overhaul of distribution model</w:t>
-      </w:r>
-    </w:p>
-    <w:p>
-      <w:r>
-        <w:rPr>
-          <w:sz w:val="18"/>
-        </w:rPr>
-        <w:t xml:space="preserve">Source: Livemint  •  </w:t>
-      </w:r>
-      <w:r>
-        <w:rPr>
-          <w:b/>
-          <w:color w:val="B7790E"/>
-          <w:sz w:val="18"/>
-        </w:rPr>
-        <w:t>MEDIUM</w:t>
-      </w:r>
-      <w:r>
-        <w:rPr>
-          <w:sz w:val="18"/>
-        </w:rPr>
-        <w:t xml:space="preserve">  •  20 Jun 2026  •  </w:t>
-      </w:r>
-      <w:hyperlink r:id="rId13">
-        <w:r>
-          <w:rPr>
-            <w:rFonts w:ascii="Arial"/>
-            <w:color w:val="0563C1"/>
-            <w:u w:val="single"/>
-          </w:rPr>
-          <w:t>Read full article</w:t>
-        </w:r>
-      </w:hyperlink>
-    </w:p>
-    <w:p/>
-    <w:p>
-      <w:r>
-        <w:rPr>
-          <w:b/>
-        </w:rPr>
-        <w:t>FMCG Stock Under Rs 100 Gains After Promoter Acquires 99,546 Shares | Do You Own?</w:t>
-      </w:r>
-    </w:p>
-    <w:p>
-      <w:r>
-        <w:rPr>
-          <w:i/>
-          <w:color w:val="555555"/>
-          <w:sz w:val="20"/>
-        </w:rPr>
-        <w:t>Acquisition  •  Rs 100</w:t>
-      </w:r>
-    </w:p>
-    <w:p>
-      <w:r>
-        <w:t>FMCG Stock Under Rs 100 Gains After Promoter Acquires 99,546 Shares | Do You Own?</w:t>
-      </w:r>
-    </w:p>
-    <w:p>
-      <w:r>
-        <w:rPr>
-          <w:sz w:val="18"/>
-        </w:rPr>
-        <w:t xml:space="preserve">Source: Unknown  •  </w:t>
-      </w:r>
-      <w:r>
-        <w:rPr>
-          <w:b/>
-          <w:color w:val="B7790E"/>
-          <w:sz w:val="18"/>
-        </w:rPr>
-        <w:t>MEDIUM</w:t>
-      </w:r>
-      <w:r>
-        <w:rPr>
-          <w:sz w:val="18"/>
-        </w:rPr>
-        <w:t xml:space="preserve">  •  19 Jun 2026  •  </w:t>
-      </w:r>
-      <w:hyperlink r:id="rId14">
-        <w:r>
-          <w:rPr>
-            <w:rFonts w:ascii="Arial"/>
-            <w:color w:val="0563C1"/>
-            <w:u w:val="single"/>
-          </w:rPr>
-          <w:t>Read full article</w:t>
-        </w:r>
-      </w:hyperlink>
-    </w:p>
-    <w:p/>
-    <w:p>
-      <w:r>
-        <w:rPr>
-          <w:b/>
-        </w:rPr>
-        <w:t>Döhler’s Nukoko acquisition accelerates cocoa‑free chocolate</w:t>
-      </w:r>
-    </w:p>
-    <w:p>
-      <w:r>
-        <w:rPr>
-          <w:i/>
-          <w:color w:val="555555"/>
-          <w:sz w:val="20"/>
-        </w:rPr>
-        <w:t>Acquisition</w:t>
-      </w:r>
-    </w:p>
-    <w:p>
-      <w:r>
-        <w:t>Döhler’s Nukoko acquisition accelerates cocoa‑free chocolate</w:t>
-      </w:r>
-    </w:p>
-    <w:p>
-      <w:r>
-        <w:rPr>
-          <w:sz w:val="18"/>
-        </w:rPr>
-        <w:t xml:space="preserve">Source: Unknown  •  </w:t>
-      </w:r>
-      <w:r>
-        <w:rPr>
-          <w:b/>
-          <w:color w:val="B7790E"/>
-          <w:sz w:val="18"/>
-        </w:rPr>
-        <w:t>MEDIUM</w:t>
-      </w:r>
-      <w:r>
-        <w:rPr>
-          <w:sz w:val="18"/>
-        </w:rPr>
-        <w:t xml:space="preserve">  •  19 Jun 2026  •  </w:t>
-      </w:r>
-      <w:hyperlink r:id="rId15">
-        <w:r>
-          <w:rPr>
-            <w:rFonts w:ascii="Arial"/>
-            <w:color w:val="0563C1"/>
-            <w:u w:val="single"/>
-          </w:rPr>
-          <w:t>Read full article</w:t>
-        </w:r>
-      </w:hyperlink>
-    </w:p>
-    <w:p/>
-    <w:p>
-      <w:r>
-        <w:rPr>
-          <w:b/>
-        </w:rPr>
-        <w:t>FMCG giants focus on beauty brands in D2C acquisitions</w:t>
-      </w:r>
-    </w:p>
-    <w:p>
-      <w:r>
-        <w:rPr>
-          <w:i/>
-          <w:color w:val="555555"/>
-          <w:sz w:val="20"/>
-        </w:rPr>
-        <w:t>Acquisition</w:t>
-      </w:r>
-    </w:p>
-    <w:p>
-      <w:r>
-        <w:t>FMCG giants focus on beauty brands in D2C acquisitions</w:t>
-      </w:r>
-    </w:p>
-    <w:p>
-      <w:r>
-        <w:rPr>
-          <w:sz w:val="18"/>
-        </w:rPr>
-        <w:t xml:space="preserve">Source: Unknown  •  </w:t>
-      </w:r>
-      <w:r>
-        <w:rPr>
-          <w:b/>
-          <w:color w:val="B7790E"/>
-          <w:sz w:val="18"/>
-        </w:rPr>
-        <w:t>MEDIUM</w:t>
-      </w:r>
-      <w:r>
-        <w:rPr>
-          <w:sz w:val="18"/>
-        </w:rPr>
-        <w:t xml:space="preserve">  •  19 Jun 2026  •  </w:t>
-      </w:r>
-      <w:hyperlink r:id="rId16">
-        <w:r>
-          <w:rPr>
-            <w:rFonts w:ascii="Arial"/>
-            <w:color w:val="0563C1"/>
-            <w:u w:val="single"/>
-          </w:rPr>
-          <w:t>Read full article</w:t>
-        </w:r>
-      </w:hyperlink>
-    </w:p>
-    <w:p/>
-    <w:p>
-      <w:r>
-        <w:rPr>
-          <w:b/>
-        </w:rPr>
-        <w:t>Blue Sapphire promoter taps 360 ONE for private credit to buy out PE investors in AIMS</w:t>
-      </w:r>
-    </w:p>
-    <w:p>
-      <w:r>
-        <w:rPr>
-          <w:i/>
-          <w:color w:val="555555"/>
-          <w:sz w:val="20"/>
-        </w:rPr>
-        <w:t>Acquisition  •  ₹415 crore</w:t>
-      </w:r>
-    </w:p>
-    <w:p>
-      <w:r>
-        <w:t>Blue Sapphire promoter taps 360 ONE for private credit to buy out PE investors in AIMS</w:t>
-      </w:r>
-    </w:p>
-    <w:p>
-      <w:r>
-        <w:rPr>
-          <w:sz w:val="18"/>
-        </w:rPr>
-        <w:t xml:space="preserve">Source: Livemint  •  </w:t>
-      </w:r>
-      <w:r>
-        <w:rPr>
-          <w:b/>
-          <w:color w:val="B7790E"/>
-          <w:sz w:val="18"/>
-        </w:rPr>
-        <w:t>MEDIUM</w:t>
-      </w:r>
-      <w:r>
-        <w:rPr>
-          <w:sz w:val="18"/>
-        </w:rPr>
-        <w:t xml:space="preserve">  •  19 Jun 2026  •  </w:t>
-      </w:r>
-      <w:hyperlink r:id="rId17">
-        <w:r>
-          <w:rPr>
-            <w:rFonts w:ascii="Arial"/>
-            <w:color w:val="0563C1"/>
-            <w:u w:val="single"/>
-          </w:rPr>
-          <w:t>Read full article</w:t>
-        </w:r>
-      </w:hyperlink>
-    </w:p>
-    <w:p/>
-    <w:p>
-      <w:r>
-        <w:rPr>
-          <w:b/>
-        </w:rPr>
-        <w:t>Why The LaLiT parent Bharat Hotels will focus on consolidation before reviving IPO plans</w:t>
-      </w:r>
-    </w:p>
-    <w:p>
-      <w:r>
-        <w:rPr>
-          <w:i/>
-          <w:color w:val="555555"/>
-          <w:sz w:val="20"/>
-        </w:rPr>
-        <w:t>Acquisition</w:t>
-      </w:r>
-    </w:p>
-    <w:p>
-      <w:r>
-        <w:t>Why The LaLiT parent Bharat Hotels will focus on consolidation before reviving IPO plans</w:t>
-      </w:r>
-    </w:p>
-    <w:p>
-      <w:r>
-        <w:rPr>
-          <w:sz w:val="18"/>
-        </w:rPr>
-        <w:t xml:space="preserve">Source: Livemint  •  </w:t>
-      </w:r>
-      <w:r>
-        <w:rPr>
-          <w:b/>
-          <w:color w:val="B7790E"/>
-          <w:sz w:val="18"/>
-        </w:rPr>
-        <w:t>MEDIUM</w:t>
-      </w:r>
-      <w:r>
-        <w:rPr>
-          <w:sz w:val="18"/>
-        </w:rPr>
-        <w:t xml:space="preserve">  •  18 Jun 2026  •  </w:t>
-      </w:r>
-      <w:hyperlink r:id="rId18">
-        <w:r>
-          <w:rPr>
-            <w:rFonts w:ascii="Arial"/>
-            <w:color w:val="0563C1"/>
-            <w:u w:val="single"/>
-          </w:rPr>
-          <w:t>Read full article</w:t>
-        </w:r>
-      </w:hyperlink>
-    </w:p>
-    <w:p/>
-    <w:p>
-      <w:r>
-        <w:rPr>
-          <w:b/>
-        </w:rPr>
-        <w:t>CMA clears AB Foods’ acquisition of Hovis</w:t>
-      </w:r>
-    </w:p>
-    <w:p>
-      <w:r>
-        <w:rPr>
-          <w:i/>
-          <w:color w:val="555555"/>
-          <w:sz w:val="20"/>
-        </w:rPr>
-        <w:t>Acquisition</w:t>
-      </w:r>
-    </w:p>
-    <w:p>
-      <w:r>
-        <w:t>CMA clears AB Foods’ acquisition of Hovis</w:t>
-      </w:r>
-    </w:p>
-    <w:p>
-      <w:r>
-        <w:rPr>
-          <w:sz w:val="18"/>
-        </w:rPr>
-        <w:t xml:space="preserve">Source: Unknown  •  </w:t>
-      </w:r>
-      <w:r>
-        <w:rPr>
-          <w:b/>
-          <w:color w:val="B7790E"/>
-          <w:sz w:val="18"/>
-        </w:rPr>
-        <w:t>MEDIUM</w:t>
-      </w:r>
-      <w:r>
-        <w:rPr>
-          <w:sz w:val="18"/>
-        </w:rPr>
-        <w:t xml:space="preserve">  •  16 Jun 2026  •  </w:t>
-      </w:r>
-      <w:hyperlink r:id="rId19">
-        <w:r>
-          <w:rPr>
-            <w:rFonts w:ascii="Arial"/>
-            <w:color w:val="0563C1"/>
-            <w:u w:val="single"/>
-          </w:rPr>
-          <w:t>Read full article</w:t>
-        </w:r>
-      </w:hyperlink>
-    </w:p>
-    <w:p/>
-    <w:p>
-      <w:r>
-        <w:rPr>
-          <w:b/>
-        </w:rPr>
-        <w:t>Kingsmill owner cleared to create UK’s biggest bread brand with Hovis takeover</w:t>
-      </w:r>
-    </w:p>
-    <w:p>
-      <w:r>
-        <w:rPr>
-          <w:i/>
-          <w:color w:val="555555"/>
-          <w:sz w:val="20"/>
-        </w:rPr>
-        <w:t>Acquisition</w:t>
-      </w:r>
-    </w:p>
-    <w:p>
-      <w:r>
-        <w:t>Kingsmill owner cleared to create UK’s biggest bread brand with Hovis takeover</w:t>
-      </w:r>
-    </w:p>
-    <w:p>
-      <w:r>
-        <w:rPr>
-          <w:sz w:val="18"/>
-        </w:rPr>
-        <w:t xml:space="preserve">Source: Unknown  •  </w:t>
-      </w:r>
-      <w:r>
-        <w:rPr>
-          <w:b/>
-          <w:color w:val="B7790E"/>
-          <w:sz w:val="18"/>
-        </w:rPr>
-        <w:t>MEDIUM</w:t>
-      </w:r>
-      <w:r>
-        <w:rPr>
-          <w:sz w:val="18"/>
-        </w:rPr>
-        <w:t xml:space="preserve">  •  16 Jun 2026  •  </w:t>
-      </w:r>
-      <w:hyperlink r:id="rId20">
-        <w:r>
-          <w:rPr>
-            <w:rFonts w:ascii="Arial"/>
-            <w:color w:val="0563C1"/>
-            <w:u w:val="single"/>
-          </w:rPr>
-          <w:t>Read full article</w:t>
-        </w:r>
-      </w:hyperlink>
-    </w:p>
-    <w:p/>
-    <w:p>
-      <w:r>
-        <w:rPr>
-          <w:b/>
-        </w:rPr>
-        <w:t>Fresho acquires UK software provider</w:t>
-      </w:r>
-    </w:p>
-    <w:p>
-      <w:r>
-        <w:rPr>
-          <w:i/>
-          <w:color w:val="555555"/>
-          <w:sz w:val="20"/>
-        </w:rPr>
-        <w:t>Acquisition</w:t>
-      </w:r>
-    </w:p>
-    <w:p>
-      <w:r>
-        <w:t>Fresho acquires UK software provider</w:t>
-      </w:r>
-    </w:p>
-    <w:p>
-      <w:r>
-        <w:rPr>
-          <w:sz w:val="18"/>
-        </w:rPr>
-        <w:t xml:space="preserve">Source: Unknown  •  </w:t>
-      </w:r>
-      <w:r>
-        <w:rPr>
-          <w:b/>
-          <w:color w:val="B7790E"/>
-          <w:sz w:val="18"/>
-        </w:rPr>
-        <w:t>MEDIUM</w:t>
-      </w:r>
-      <w:r>
-        <w:rPr>
-          <w:sz w:val="18"/>
-        </w:rPr>
-        <w:t xml:space="preserve">  •  15 Jun 2026  •  </w:t>
-      </w:r>
-      <w:hyperlink r:id="rId21">
-        <w:r>
-          <w:rPr>
-            <w:rFonts w:ascii="Arial"/>
-            <w:color w:val="0563C1"/>
-            <w:u w:val="single"/>
-          </w:rPr>
-          <w:t>Read full article</w:t>
-        </w:r>
-      </w:hyperlink>
-    </w:p>
-    <w:p/>
-    <w:p>
-      <w:r>
-        <w:rPr>
-          <w:b/>
-        </w:rPr>
-        <w:t>FlavorSum acquires Beverage Flavors International</w:t>
-      </w:r>
-    </w:p>
-    <w:p>
-      <w:r>
-        <w:rPr>
-          <w:i/>
-          <w:color w:val="555555"/>
-          <w:sz w:val="20"/>
-        </w:rPr>
-        <w:t>Acquisition</w:t>
-      </w:r>
-    </w:p>
-    <w:p>
-      <w:r>
-        <w:t>FlavorSum acquires Beverage Flavors International</w:t>
-      </w:r>
-    </w:p>
-    <w:p>
-      <w:r>
-        <w:rPr>
-          <w:sz w:val="18"/>
-        </w:rPr>
-        <w:t xml:space="preserve">Source: Unknown  •  </w:t>
-      </w:r>
-      <w:r>
-        <w:rPr>
-          <w:b/>
-          <w:color w:val="B7790E"/>
-          <w:sz w:val="18"/>
-        </w:rPr>
-        <w:t>MEDIUM</w:t>
-      </w:r>
-      <w:r>
-        <w:rPr>
-          <w:sz w:val="18"/>
-        </w:rPr>
-        <w:t xml:space="preserve">  •  15 Jun 2026  •  </w:t>
-      </w:r>
-      <w:hyperlink r:id="rId22">
-        <w:r>
-          <w:rPr>
-            <w:rFonts w:ascii="Arial"/>
-            <w:color w:val="0563C1"/>
-            <w:u w:val="single"/>
-          </w:rPr>
-          <w:t>Read full article</w:t>
-        </w:r>
-      </w:hyperlink>
-    </w:p>
-    <w:p/>
-    <w:p>
-      <w:r>
-        <w:rPr>
-          <w:b/>
-        </w:rPr>
-        <w:t>FMCG stock in focus as promoters purchase 4.50 lakh shares via open market, check details</w:t>
-      </w:r>
-    </w:p>
-    <w:p>
-      <w:r>
-        <w:rPr>
-          <w:i/>
-          <w:color w:val="555555"/>
-          <w:sz w:val="20"/>
-        </w:rPr>
-        <w:t>Acquisition</w:t>
-      </w:r>
-    </w:p>
-    <w:p>
-      <w:r>
-        <w:t>FMCG stock in focus as promoters purchase 4.50 lakh shares via open market, check details</w:t>
-      </w:r>
-    </w:p>
-    <w:p>
-      <w:r>
-        <w:rPr>
-          <w:sz w:val="18"/>
-        </w:rPr>
-        <w:t xml:space="preserve">Source: Unknown  •  </w:t>
-      </w:r>
-      <w:r>
-        <w:rPr>
-          <w:b/>
-          <w:color w:val="B7790E"/>
-          <w:sz w:val="18"/>
-        </w:rPr>
-        <w:t>MEDIUM</w:t>
-      </w:r>
-      <w:r>
-        <w:rPr>
-          <w:sz w:val="18"/>
-        </w:rPr>
-        <w:t xml:space="preserve">  •  15 Jun 2026  •  </w:t>
-      </w:r>
-      <w:hyperlink r:id="rId23">
-        <w:r>
-          <w:rPr>
-            <w:rFonts w:ascii="Arial"/>
-            <w:color w:val="0563C1"/>
-            <w:u w:val="single"/>
-          </w:rPr>
-          <w:t>Read full article</w:t>
-        </w:r>
-      </w:hyperlink>
-    </w:p>
-    <w:p/>
-    <w:p>
-      <w:r>
-        <w:rPr>
-          <w:b/>
-        </w:rPr>
-        <w:t>Meesho stock slips 1% after Rs 202 crore Kirana Club acquisition</w:t>
-      </w:r>
-    </w:p>
-    <w:p>
-      <w:r>
-        <w:rPr>
-          <w:i/>
-          <w:color w:val="555555"/>
-          <w:sz w:val="20"/>
-        </w:rPr>
-        <w:t>Acquisition  •  Rs 202 crore</w:t>
-      </w:r>
-    </w:p>
-    <w:p>
-      <w:r>
-        <w:t>Meesho stock slips 1% after Rs 202 crore Kirana Club acquisition</w:t>
-      </w:r>
-    </w:p>
-    <w:p>
-      <w:r>
-        <w:rPr>
-          <w:sz w:val="18"/>
-        </w:rPr>
-        <w:t xml:space="preserve">Source: Unknown  •  </w:t>
-      </w:r>
-      <w:r>
-        <w:rPr>
-          <w:b/>
-          <w:color w:val="B7790E"/>
-          <w:sz w:val="18"/>
-        </w:rPr>
-        <w:t>MEDIUM</w:t>
-      </w:r>
-      <w:r>
-        <w:rPr>
-          <w:sz w:val="18"/>
-        </w:rPr>
-        <w:t xml:space="preserve">  •  15 Jun 2026  •  </w:t>
-      </w:r>
-      <w:hyperlink r:id="rId24">
-        <w:r>
-          <w:rPr>
-            <w:rFonts w:ascii="Arial"/>
-            <w:color w:val="0563C1"/>
-            <w:u w:val="single"/>
-          </w:rPr>
-          <w:t>Read full article</w:t>
-        </w:r>
-      </w:hyperlink>
-    </w:p>
-    <w:p/>
-    <w:p>
-      <w:r>
-        <w:rPr>
-          <w:b/>
-        </w:rPr>
-        <w:t>Polish Food Group Maspex Acquires 80% Stake in Ukrainian Beverage Producer Karpatski Mineralni Vody.</w:t>
-      </w:r>
-    </w:p>
-    <w:p>
-      <w:r>
-        <w:rPr>
-          <w:i/>
-          <w:color w:val="555555"/>
-          <w:sz w:val="20"/>
-        </w:rPr>
-        <w:t>Acquisition</w:t>
-      </w:r>
-    </w:p>
-    <w:p>
-      <w:r>
-        <w:t>Polish Food Group Maspex Acquires 80% Stake in Ukrainian Beverage Producer Karpatski Mineralni Vody.</w:t>
-      </w:r>
-    </w:p>
-    <w:p>
-      <w:r>
-        <w:rPr>
-          <w:sz w:val="18"/>
-        </w:rPr>
-        <w:t xml:space="preserve">Source: Unknown  •  </w:t>
-      </w:r>
-      <w:r>
-        <w:rPr>
-          <w:b/>
-          <w:color w:val="B7790E"/>
-          <w:sz w:val="18"/>
-        </w:rPr>
-        <w:t>MEDIUM</w:t>
-      </w:r>
-      <w:r>
-        <w:rPr>
-          <w:sz w:val="18"/>
-        </w:rPr>
-        <w:t xml:space="preserve">  •  15 Jun 2026  •  </w:t>
-      </w:r>
-      <w:hyperlink r:id="rId25">
-        <w:r>
-          <w:rPr>
-            <w:rFonts w:ascii="Arial"/>
-            <w:color w:val="0563C1"/>
-            <w:u w:val="single"/>
-          </w:rPr>
-          <w:t>Read full article</w:t>
-        </w:r>
-      </w:hyperlink>
-    </w:p>
-    <w:p/>
-    <w:p>
-      <w:r>
-        <w:rPr>
-          <w:b/>
-        </w:rPr>
-        <w:t>Cygnet.One acquires majority stake in TechPoint Business Solution, strengthening SAP practice</w:t>
-      </w:r>
-    </w:p>
-    <w:p>
-      <w:r>
-        <w:rPr>
-          <w:i/>
-          <w:color w:val="555555"/>
-          <w:sz w:val="20"/>
-        </w:rPr>
-        <w:t>Acquisition</w:t>
-      </w:r>
-    </w:p>
-    <w:p>
-      <w:r>
-        <w:t>Cygnet.One acquires majority stake in TechPoint Business Solution, strengthening SAP practice</w:t>
-      </w:r>
-    </w:p>
-    <w:p>
-      <w:r>
-        <w:rPr>
-          <w:sz w:val="18"/>
-        </w:rPr>
-        <w:t xml:space="preserve">Source: Unknown  •  </w:t>
-      </w:r>
-      <w:r>
-        <w:rPr>
-          <w:b/>
-          <w:color w:val="B7790E"/>
-          <w:sz w:val="18"/>
-        </w:rPr>
-        <w:t>MEDIUM</w:t>
-      </w:r>
-      <w:r>
-        <w:rPr>
-          <w:sz w:val="18"/>
-        </w:rPr>
-        <w:t xml:space="preserve">  •  12 Jun 2026  •  </w:t>
-      </w:r>
-      <w:hyperlink r:id="rId26">
-        <w:r>
-          <w:rPr>
-            <w:rFonts w:ascii="Arial"/>
-            <w:color w:val="0563C1"/>
-            <w:u w:val="single"/>
-          </w:rPr>
-          <w:t>Read full article</w:t>
-        </w:r>
-      </w:hyperlink>
-    </w:p>
-    <w:p/>
-    <w:p>
-      <w:r>
-        <w:rPr>
-          <w:b/>
-        </w:rPr>
-        <w:t>Encore Announces Sale of Twang Foodservice Division to Solina USA, Inc.</w:t>
-      </w:r>
-    </w:p>
-    <w:p>
-      <w:r>
-        <w:rPr>
-          <w:i/>
-          <w:color w:val="555555"/>
-          <w:sz w:val="20"/>
-        </w:rPr>
-        <w:t>Acquisition</w:t>
-      </w:r>
-    </w:p>
-    <w:p>
-      <w:r>
-        <w:t>Encore Announces Sale of Twang Foodservice Division to Solina USA, Inc.</w:t>
-      </w:r>
-    </w:p>
-    <w:p>
-      <w:r>
-        <w:rPr>
-          <w:sz w:val="18"/>
-        </w:rPr>
-        <w:t xml:space="preserve">Source: Unknown  •  </w:t>
-      </w:r>
-      <w:r>
-        <w:rPr>
-          <w:b/>
-          <w:color w:val="B7790E"/>
-          <w:sz w:val="18"/>
-        </w:rPr>
-        <w:t>MEDIUM</w:t>
-      </w:r>
-      <w:r>
-        <w:rPr>
-          <w:sz w:val="18"/>
-        </w:rPr>
-        <w:t xml:space="preserve">  •  11 Jun 2026  •  </w:t>
-      </w:r>
-      <w:hyperlink r:id="rId27">
-        <w:r>
-          <w:rPr>
-            <w:rFonts w:ascii="Arial"/>
-            <w:color w:val="0563C1"/>
-            <w:u w:val="single"/>
-          </w:rPr>
-          <w:t>Read full article</w:t>
-        </w:r>
-      </w:hyperlink>
-    </w:p>
-    <w:p/>
-    <w:p>
-      <w:r>
-        <w:rPr>
-          <w:b/>
-        </w:rPr>
-        <w:t>Emami's Strategic Shift: Acquisitions and Digital Focus in Focus Amidst Growth Pains</w:t>
-      </w:r>
-    </w:p>
-    <w:p>
-      <w:r>
-        <w:rPr>
-          <w:i/>
-          <w:color w:val="555555"/>
-          <w:sz w:val="20"/>
-        </w:rPr>
-        <w:t>Acquisition</w:t>
-      </w:r>
-    </w:p>
-    <w:p>
-      <w:r>
-        <w:t>Emami's Strategic Shift: Acquisitions and Digital Focus in Focus Amidst Growth Pains</w:t>
-      </w:r>
-    </w:p>
-    <w:p>
-      <w:r>
-        <w:rPr>
-          <w:sz w:val="18"/>
-        </w:rPr>
-        <w:t xml:space="preserve">Source: Unknown  •  </w:t>
-      </w:r>
-      <w:r>
-        <w:rPr>
-          <w:b/>
-          <w:color w:val="B7790E"/>
-          <w:sz w:val="18"/>
-        </w:rPr>
-        <w:t>MEDIUM</w:t>
-      </w:r>
-      <w:r>
-        <w:rPr>
-          <w:sz w:val="18"/>
-        </w:rPr>
-        <w:t xml:space="preserve">  •  11 Jun 2026  •  </w:t>
-      </w:r>
-      <w:hyperlink r:id="rId28">
-        <w:r>
-          <w:rPr>
-            <w:rFonts w:ascii="Arial"/>
-            <w:color w:val="0563C1"/>
-            <w:u w:val="single"/>
-          </w:rPr>
-          <w:t>Read full article</w:t>
-        </w:r>
-      </w:hyperlink>
-    </w:p>
-    <w:p/>
-    <w:p>
-      <w:r>
-        <w:rPr>
-          <w:b/>
-        </w:rPr>
-        <w:t>Casey's to open 120 stores through acquisitions, new construction</w:t>
-      </w:r>
-    </w:p>
-    <w:p>
-      <w:r>
-        <w:rPr>
-          <w:i/>
-          <w:color w:val="555555"/>
-          <w:sz w:val="20"/>
-        </w:rPr>
-        <w:t>Acquisition</w:t>
-      </w:r>
-    </w:p>
-    <w:p>
-      <w:r>
-        <w:t>Casey's to open 120 stores through acquisitions, new construction</w:t>
-      </w:r>
-    </w:p>
-    <w:p>
-      <w:r>
-        <w:rPr>
-          <w:sz w:val="18"/>
-        </w:rPr>
-        <w:t xml:space="preserve">Source: Unknown  •  </w:t>
-      </w:r>
-      <w:r>
-        <w:rPr>
-          <w:b/>
-          <w:color w:val="B7790E"/>
-          <w:sz w:val="18"/>
-        </w:rPr>
-        <w:t>MEDIUM</w:t>
-      </w:r>
-      <w:r>
-        <w:rPr>
-          <w:sz w:val="18"/>
-        </w:rPr>
-        <w:t xml:space="preserve">  •  10 Jun 2026  •  </w:t>
-      </w:r>
-      <w:hyperlink r:id="rId29">
-        <w:r>
-          <w:rPr>
-            <w:rFonts w:ascii="Arial"/>
-            <w:color w:val="0563C1"/>
-            <w:u w:val="single"/>
-          </w:rPr>
-          <w:t>Read full article</w:t>
-        </w:r>
-      </w:hyperlink>
-    </w:p>
-    <w:p/>
-    <w:p>
-      <w:r>
-        <w:rPr>
-          <w:b/>
-        </w:rPr>
-        <w:t>United Kingdom: Ingredion agrees £2.7 billion takeover of Tate &amp; Lyle in major sweetener industry deal</w:t>
-      </w:r>
-    </w:p>
-    <w:p>
-      <w:r>
-        <w:rPr>
-          <w:i/>
-          <w:color w:val="555555"/>
-          <w:sz w:val="20"/>
-        </w:rPr>
-        <w:t>Acquisition</w:t>
-      </w:r>
-    </w:p>
-    <w:p>
-      <w:r>
-        <w:t>United Kingdom: Ingredion agrees £2.7 billion takeover of Tate &amp; Lyle in major sweetener industry deal</w:t>
-      </w:r>
-    </w:p>
-    <w:p>
-      <w:r>
-        <w:rPr>
-          <w:sz w:val="18"/>
-        </w:rPr>
-        <w:t xml:space="preserve">Source: Unknown  •  </w:t>
-      </w:r>
-      <w:r>
-        <w:rPr>
-          <w:b/>
-          <w:color w:val="B7790E"/>
-          <w:sz w:val="18"/>
-        </w:rPr>
-        <w:t>MEDIUM</w:t>
-      </w:r>
-      <w:r>
-        <w:rPr>
-          <w:sz w:val="18"/>
-        </w:rPr>
-        <w:t xml:space="preserve">  •  09 Jun 2026  •  </w:t>
-      </w:r>
-      <w:hyperlink r:id="rId30">
-        <w:r>
-          <w:rPr>
-            <w:rFonts w:ascii="Arial"/>
-            <w:color w:val="0563C1"/>
-            <w:u w:val="single"/>
-          </w:rPr>
-          <w:t>Read full article</w:t>
-        </w:r>
-      </w:hyperlink>
-    </w:p>
-    <w:p/>
-    <w:p>
-      <w:r>
-        <w:rPr>
-          <w:b/>
-        </w:rPr>
-        <w:t>Maggie Beer moves to offload hampers unit for $10m</w:t>
-      </w:r>
-    </w:p>
-    <w:p>
-      <w:r>
-        <w:rPr>
-          <w:i/>
-          <w:color w:val="555555"/>
-          <w:sz w:val="20"/>
-        </w:rPr>
-        <w:t>Acquisition  •  $10</w:t>
-      </w:r>
-    </w:p>
-    <w:p>
-      <w:r>
-        <w:t>Maggie Beer moves to offload hampers unit for $10m</w:t>
-      </w:r>
-    </w:p>
-    <w:p>
-      <w:r>
-        <w:rPr>
-          <w:sz w:val="18"/>
-        </w:rPr>
-        <w:t xml:space="preserve">Source: Unknown  •  </w:t>
-      </w:r>
-      <w:r>
-        <w:rPr>
-          <w:b/>
-          <w:color w:val="B7790E"/>
-          <w:sz w:val="18"/>
-        </w:rPr>
-        <w:t>MEDIUM</w:t>
-      </w:r>
-      <w:r>
-        <w:rPr>
-          <w:sz w:val="18"/>
-        </w:rPr>
-        <w:t xml:space="preserve">  •  09 Jun 2026  •  </w:t>
-      </w:r>
-      <w:hyperlink r:id="rId31">
-        <w:r>
-          <w:rPr>
-            <w:rFonts w:ascii="Arial"/>
-            <w:color w:val="0563C1"/>
-            <w:u w:val="single"/>
-          </w:rPr>
-          <w:t>Read full article</w:t>
-        </w:r>
-      </w:hyperlink>
-    </w:p>
-    <w:p/>
-    <w:p>
-      <w:r>
-        <w:rPr>
-          <w:b/>
-        </w:rPr>
-        <w:t>Solina expands into Beverage Innovation with Acquisition of Twang Foodservice</w:t>
-      </w:r>
-    </w:p>
-    <w:p>
-      <w:r>
-        <w:rPr>
-          <w:i/>
-          <w:color w:val="555555"/>
-          <w:sz w:val="20"/>
-        </w:rPr>
-        <w:t>Acquisition</w:t>
-      </w:r>
-    </w:p>
-    <w:p>
-      <w:r>
-        <w:t>Solina expands into Beverage Innovation with Acquisition of Twang Foodservice</w:t>
-      </w:r>
-    </w:p>
-    <w:p>
-      <w:r>
-        <w:rPr>
-          <w:sz w:val="18"/>
-        </w:rPr>
-        <w:t xml:space="preserve">Source: Unknown  •  </w:t>
-      </w:r>
-      <w:r>
-        <w:rPr>
-          <w:b/>
-          <w:color w:val="B7790E"/>
-          <w:sz w:val="18"/>
-        </w:rPr>
-        <w:t>MEDIUM</w:t>
-      </w:r>
-      <w:r>
-        <w:rPr>
-          <w:sz w:val="18"/>
-        </w:rPr>
-        <w:t xml:space="preserve">  •  09 Jun 2026  •  </w:t>
-      </w:r>
-      <w:hyperlink r:id="rId32">
-        <w:r>
-          <w:rPr>
-            <w:rFonts w:ascii="Arial"/>
-            <w:color w:val="0563C1"/>
-            <w:u w:val="single"/>
-          </w:rPr>
-          <w:t>Read full article</w:t>
-        </w:r>
-      </w:hyperlink>
-    </w:p>
-    <w:p/>
-    <w:p>
-      <w:r>
-        <w:rPr>
-          <w:b/>
-        </w:rPr>
-        <w:t>European Stocks Mostly Lower in Early Trade; UK Food &amp; Beverage Firm Tate &amp; Lyle Jumps Nearly 14% on GBP2.7B Takeover; US Futures Mixed</w:t>
-      </w:r>
-    </w:p>
-    <w:p>
-      <w:r>
-        <w:rPr>
-          <w:i/>
-          <w:color w:val="555555"/>
-          <w:sz w:val="20"/>
-        </w:rPr>
-        <w:t>Acquisition</w:t>
-      </w:r>
-    </w:p>
-    <w:p>
-      <w:r>
-        <w:t>European Stocks Mostly Lower in Early Trade; UK Food &amp; Beverage Firm Tate &amp; Lyle Jumps Nearly 14% on GBP2.7B Takeover; US Futures Mixed</w:t>
-      </w:r>
-    </w:p>
-    <w:p>
-      <w:r>
-        <w:rPr>
-          <w:sz w:val="18"/>
-        </w:rPr>
-        <w:t xml:space="preserve">Source: Unknown  •  </w:t>
-      </w:r>
-      <w:r>
-        <w:rPr>
-          <w:b/>
-          <w:color w:val="B7790E"/>
-          <w:sz w:val="18"/>
-        </w:rPr>
-        <w:t>MEDIUM</w:t>
-      </w:r>
-      <w:r>
-        <w:rPr>
-          <w:sz w:val="18"/>
-        </w:rPr>
-        <w:t xml:space="preserve">  •  08 Jun 2026  •  </w:t>
-      </w:r>
-      <w:hyperlink r:id="rId33">
-        <w:r>
-          <w:rPr>
-            <w:rFonts w:ascii="Arial"/>
-            <w:color w:val="0563C1"/>
-            <w:u w:val="single"/>
-          </w:rPr>
-          <w:t>Read full article</w:t>
-        </w:r>
-      </w:hyperlink>
-    </w:p>
-    <w:p/>
-    <w:p>
-      <w:r>
-        <w:rPr>
-          <w:b/>
-        </w:rPr>
-        <w:t>Ingredion's $5B Buy Targets Demand for Healthier Food Ingredients</w:t>
-      </w:r>
-    </w:p>
-    <w:p>
-      <w:r>
-        <w:rPr>
-          <w:i/>
-          <w:color w:val="555555"/>
-          <w:sz w:val="20"/>
-        </w:rPr>
-        <w:t>Acquisition  •  $5</w:t>
-      </w:r>
-    </w:p>
-    <w:p>
-      <w:r>
-        <w:t>Ingredion's $5B Buy Targets Demand for Healthier Food Ingredients</w:t>
-      </w:r>
-    </w:p>
-    <w:p>
-      <w:r>
-        <w:rPr>
-          <w:sz w:val="18"/>
-        </w:rPr>
-        <w:t xml:space="preserve">Source: Unknown  •  </w:t>
-      </w:r>
-      <w:r>
-        <w:rPr>
-          <w:b/>
-          <w:color w:val="B7790E"/>
-          <w:sz w:val="18"/>
-        </w:rPr>
-        <w:t>MEDIUM</w:t>
-      </w:r>
-      <w:r>
-        <w:rPr>
-          <w:sz w:val="18"/>
-        </w:rPr>
-        <w:t xml:space="preserve">  •  08 Jun 2026  •  </w:t>
-      </w:r>
-      <w:hyperlink r:id="rId34">
-        <w:r>
-          <w:rPr>
-            <w:rFonts w:ascii="Arial"/>
-            <w:color w:val="0563C1"/>
-            <w:u w:val="single"/>
-          </w:rPr>
-          <w:t>Read full article</w:t>
-        </w:r>
-      </w:hyperlink>
-    </w:p>
-    <w:p/>
-    <w:p>
-      <w:r>
-        <w:rPr>
-          <w:b/>
-        </w:rPr>
-        <w:t>Ingredion Announces Recommended All-Cash Acquisition of Tate &amp; Lyle</w:t>
-      </w:r>
-    </w:p>
-    <w:p>
-      <w:r>
-        <w:rPr>
-          <w:i/>
-          <w:color w:val="555555"/>
-          <w:sz w:val="20"/>
-        </w:rPr>
-        <w:t>Acquisition</w:t>
-      </w:r>
-    </w:p>
-    <w:p>
-      <w:r>
-        <w:t>Ingredion Announces Recommended All-Cash Acquisition of Tate &amp; Lyle</w:t>
-      </w:r>
-    </w:p>
-    <w:p>
-      <w:r>
-        <w:rPr>
-          <w:sz w:val="18"/>
-        </w:rPr>
-        <w:t xml:space="preserve">Source: Unknown  •  </w:t>
-      </w:r>
-      <w:r>
-        <w:rPr>
-          <w:b/>
-          <w:color w:val="B7790E"/>
-          <w:sz w:val="18"/>
-        </w:rPr>
-        <w:t>MEDIUM</w:t>
-      </w:r>
-      <w:r>
-        <w:rPr>
-          <w:sz w:val="18"/>
-        </w:rPr>
-        <w:t xml:space="preserve">  •  08 Jun 2026  •  </w:t>
-      </w:r>
-      <w:hyperlink r:id="rId35">
-        <w:r>
-          <w:rPr>
-            <w:rFonts w:ascii="Arial"/>
-            <w:color w:val="0563C1"/>
-            <w:u w:val="single"/>
-          </w:rPr>
-          <w:t>Read full article</w:t>
-        </w:r>
-      </w:hyperlink>
-    </w:p>
-    <w:p/>
-    <w:p>
-      <w:r>
-        <w:rPr>
-          <w:b/>
-        </w:rPr>
-        <w:t>Historic British food company sold to US rival in major £2.7billion takeover deal</w:t>
-      </w:r>
-    </w:p>
-    <w:p>
-      <w:r>
-        <w:rPr>
-          <w:i/>
-          <w:color w:val="555555"/>
-          <w:sz w:val="20"/>
-        </w:rPr>
-        <w:t>Acquisition</w:t>
-      </w:r>
-    </w:p>
-    <w:p>
-      <w:r>
-        <w:t>Historic British food company sold to US rival in major £2.7billion takeover deal</w:t>
-      </w:r>
-    </w:p>
-    <w:p>
-      <w:r>
-        <w:rPr>
-          <w:sz w:val="18"/>
-        </w:rPr>
-        <w:t xml:space="preserve">Source: Unknown  •  </w:t>
-      </w:r>
-      <w:r>
-        <w:rPr>
-          <w:b/>
-          <w:color w:val="B7790E"/>
-          <w:sz w:val="18"/>
-        </w:rPr>
-        <w:t>MEDIUM</w:t>
-      </w:r>
-      <w:r>
-        <w:rPr>
-          <w:sz w:val="18"/>
-        </w:rPr>
-        <w:t xml:space="preserve">  •  07 Jun 2026  •  </w:t>
-      </w:r>
-      <w:hyperlink r:id="rId36">
-        <w:r>
-          <w:rPr>
-            <w:rFonts w:ascii="Arial"/>
-            <w:color w:val="0563C1"/>
-            <w:u w:val="single"/>
-          </w:rPr>
-          <w:t>Read full article</w:t>
-        </w:r>
-      </w:hyperlink>
-    </w:p>
-    <w:p/>
-    <w:p>
-      <w:r>
-        <w:rPr>
-          <w:b/>
-        </w:rPr>
-        <w:t>NCC, Bajaj Electricals, and 5 Other Stocks in Which Promoters Bought Stakes This Week</w:t>
-      </w:r>
-    </w:p>
-    <w:p>
-      <w:r>
-        <w:rPr>
-          <w:i/>
-          <w:color w:val="555555"/>
-          <w:sz w:val="20"/>
-        </w:rPr>
-        <w:t>Acquisition</w:t>
-      </w:r>
-    </w:p>
-    <w:p>
-      <w:r>
-        <w:t>NCC, Bajaj Electricals, and 5 Other Stocks in Which Promoters Bought Stakes This Week</w:t>
-      </w:r>
-    </w:p>
-    <w:p>
-      <w:r>
-        <w:rPr>
-          <w:sz w:val="18"/>
-        </w:rPr>
-        <w:t xml:space="preserve">Source: Unknown  •  </w:t>
-      </w:r>
-      <w:r>
-        <w:rPr>
-          <w:b/>
-          <w:color w:val="B7790E"/>
-          <w:sz w:val="18"/>
-        </w:rPr>
-        <w:t>MEDIUM</w:t>
-      </w:r>
-      <w:r>
-        <w:rPr>
-          <w:sz w:val="18"/>
-        </w:rPr>
-        <w:t xml:space="preserve">  •  05 Jun 2026  •  </w:t>
-      </w:r>
-      <w:hyperlink r:id="rId37">
-        <w:r>
-          <w:rPr>
-            <w:rFonts w:ascii="Arial"/>
-            <w:color w:val="0563C1"/>
-            <w:u w:val="single"/>
-          </w:rPr>
-          <w:t>Read full article</w:t>
-        </w:r>
-      </w:hyperlink>
-    </w:p>
-    <w:p/>
-    <w:p>
-      <w:r>
-        <w:rPr>
-          <w:b/>
-        </w:rPr>
-        <w:t>Ingredion acquires upcycled prebiotic fiber amid $3.7 billion Tate &amp; Lyle bid</w:t>
-      </w:r>
-    </w:p>
-    <w:p>
-      <w:r>
-        <w:rPr>
-          <w:i/>
-          <w:color w:val="555555"/>
-          <w:sz w:val="20"/>
-        </w:rPr>
-        <w:t>Acquisition  •  $3.7 billion</w:t>
-      </w:r>
-    </w:p>
-    <w:p>
-      <w:r>
-        <w:t>Ingredion acquires upcycled prebiotic fiber amid $3.7 billion Tate &amp; Lyle bid</w:t>
-      </w:r>
-    </w:p>
-    <w:p>
-      <w:r>
-        <w:rPr>
-          <w:sz w:val="18"/>
-        </w:rPr>
-        <w:t xml:space="preserve">Source: Unknown  •  </w:t>
-      </w:r>
-      <w:r>
-        <w:rPr>
-          <w:b/>
-          <w:color w:val="B7790E"/>
-          <w:sz w:val="18"/>
-        </w:rPr>
-        <w:t>MEDIUM</w:t>
-      </w:r>
-      <w:r>
-        <w:rPr>
-          <w:sz w:val="18"/>
-        </w:rPr>
-        <w:t xml:space="preserve">  •  04 Jun 2026  •  </w:t>
-      </w:r>
-      <w:hyperlink r:id="rId38">
-        <w:r>
-          <w:rPr>
-            <w:rFonts w:ascii="Arial"/>
-            <w:color w:val="0563C1"/>
-            <w:u w:val="single"/>
-          </w:rPr>
-          <w:t>Read full article</w:t>
-        </w:r>
-      </w:hyperlink>
-    </w:p>
-    <w:p/>
-    <w:p>
-      <w:r>
-        <w:rPr>
-          <w:b/>
-        </w:rPr>
-        <w:t>Ingredion strengthens functional fiber portfolio with Benicaros acquisition</w:t>
-      </w:r>
-    </w:p>
-    <w:p>
-      <w:r>
-        <w:rPr>
-          <w:i/>
-          <w:color w:val="555555"/>
-          <w:sz w:val="20"/>
-        </w:rPr>
-        <w:t>Acquisition</w:t>
-      </w:r>
-    </w:p>
-    <w:p>
-      <w:r>
-        <w:t>Ingredion strengthens functional fiber portfolio with Benicaros acquisition</w:t>
-      </w:r>
-    </w:p>
-    <w:p>
-      <w:r>
-        <w:rPr>
-          <w:sz w:val="18"/>
-        </w:rPr>
-        <w:t xml:space="preserve">Source: Unknown  •  </w:t>
-      </w:r>
-      <w:r>
-        <w:rPr>
-          <w:b/>
-          <w:color w:val="B7790E"/>
-          <w:sz w:val="18"/>
-        </w:rPr>
-        <w:t>MEDIUM</w:t>
-      </w:r>
-      <w:r>
-        <w:rPr>
-          <w:sz w:val="18"/>
-        </w:rPr>
-        <w:t xml:space="preserve">  •  04 Jun 2026  •  </w:t>
-      </w:r>
-      <w:hyperlink r:id="rId39">
-        <w:r>
-          <w:rPr>
-            <w:rFonts w:ascii="Arial"/>
-            <w:color w:val="0563C1"/>
-            <w:u w:val="single"/>
-          </w:rPr>
-          <w:t>Read full article</w:t>
-        </w:r>
-      </w:hyperlink>
-    </w:p>
-    <w:p/>
-    <w:p>
-      <w:r>
-        <w:rPr>
-          <w:b/>
-        </w:rPr>
-        <w:t>Disaronno Group Completes Acquisition of Amaro Averna and Zedda Piras</w:t>
-      </w:r>
-    </w:p>
-    <w:p>
-      <w:r>
-        <w:rPr>
-          <w:i/>
-          <w:color w:val="555555"/>
-          <w:sz w:val="20"/>
-        </w:rPr>
-        <w:t>Acquisition</w:t>
-      </w:r>
-    </w:p>
-    <w:p>
-      <w:r>
-        <w:t>Disaronno Group Completes Acquisition of Amaro Averna and Zedda Piras</w:t>
-      </w:r>
-    </w:p>
-    <w:p>
-      <w:r>
-        <w:rPr>
-          <w:sz w:val="18"/>
-        </w:rPr>
-        <w:t xml:space="preserve">Source: Unknown  •  </w:t>
-      </w:r>
-      <w:r>
-        <w:rPr>
-          <w:b/>
-          <w:color w:val="B7790E"/>
-          <w:sz w:val="18"/>
-        </w:rPr>
-        <w:t>MEDIUM</w:t>
-      </w:r>
-      <w:r>
-        <w:rPr>
-          <w:sz w:val="18"/>
-        </w:rPr>
-        <w:t xml:space="preserve">  •  03 Jun 2026  •  </w:t>
-      </w:r>
-      <w:hyperlink r:id="rId40">
-        <w:r>
-          <w:rPr>
-            <w:rFonts w:ascii="Arial"/>
-            <w:color w:val="0563C1"/>
-            <w:u w:val="single"/>
-          </w:rPr>
-          <w:t>Read full article</w:t>
-        </w:r>
-      </w:hyperlink>
-    </w:p>
-    <w:p/>
-    <w:p>
-      <w:r>
-        <w:rPr>
-          <w:b/>
-        </w:rPr>
-        <w:t>Marico's Digital Pivot: Can D2C Acquisitions Replace Old Moats?</w:t>
-      </w:r>
-    </w:p>
-    <w:p>
-      <w:r>
-        <w:rPr>
-          <w:i/>
-          <w:color w:val="555555"/>
-          <w:sz w:val="20"/>
-        </w:rPr>
-        <w:t>Acquisition</w:t>
-      </w:r>
-    </w:p>
-    <w:p>
-      <w:r>
-        <w:t>Marico's Digital Pivot: Can D2C Acquisitions Replace Old Moats?</w:t>
-      </w:r>
-    </w:p>
-    <w:p>
-      <w:r>
-        <w:rPr>
-          <w:sz w:val="18"/>
-        </w:rPr>
-        <w:t xml:space="preserve">Source: Unknown  •  </w:t>
-      </w:r>
-      <w:r>
-        <w:rPr>
-          <w:b/>
-          <w:color w:val="B7790E"/>
-          <w:sz w:val="18"/>
-        </w:rPr>
-        <w:t>MEDIUM</w:t>
-      </w:r>
-      <w:r>
-        <w:rPr>
-          <w:sz w:val="18"/>
-        </w:rPr>
-        <w:t xml:space="preserve">  •  03 Jun 2026  •  </w:t>
-      </w:r>
-      <w:hyperlink r:id="rId41">
-        <w:r>
-          <w:rPr>
-            <w:rFonts w:ascii="Arial"/>
-            <w:color w:val="0563C1"/>
-            <w:u w:val="single"/>
-          </w:rPr>
-          <w:t>Read full article</w:t>
-        </w:r>
-      </w:hyperlink>
-    </w:p>
-    <w:p/>
-    <w:p>
-      <w:r>
-        <w:rPr>
-          <w:b/>
-        </w:rPr>
-        <w:t>List of 26 Acquisitions by Danone (Jun 2026)</w:t>
-      </w:r>
-    </w:p>
-    <w:p>
-      <w:r>
-        <w:rPr>
-          <w:i/>
-          <w:color w:val="555555"/>
-          <w:sz w:val="20"/>
-        </w:rPr>
-        <w:t>Acquisition</w:t>
-      </w:r>
-    </w:p>
-    <w:p>
-      <w:r>
-        <w:t>List of 26 Acquisitions by Danone (Jun 2026)</w:t>
-      </w:r>
-    </w:p>
-    <w:p>
-      <w:r>
-        <w:rPr>
-          <w:sz w:val="18"/>
-        </w:rPr>
-        <w:t xml:space="preserve">Source: Unknown  •  </w:t>
-      </w:r>
-      <w:r>
-        <w:rPr>
-          <w:b/>
-          <w:color w:val="B7790E"/>
-          <w:sz w:val="18"/>
-        </w:rPr>
-        <w:t>MEDIUM</w:t>
-      </w:r>
-      <w:r>
-        <w:rPr>
-          <w:sz w:val="18"/>
-        </w:rPr>
-        <w:t xml:space="preserve">  •  03 Jun 2026  •  </w:t>
-      </w:r>
-      <w:hyperlink r:id="rId42">
-        <w:r>
-          <w:rPr>
-            <w:rFonts w:ascii="Arial"/>
-            <w:color w:val="0563C1"/>
-            <w:u w:val="single"/>
-          </w:rPr>
-          <w:t>Read full article</w:t>
-        </w:r>
-      </w:hyperlink>
-    </w:p>
-    <w:p/>
-    <w:p>
-      <w:r>
-        <w:rPr>
-          <w:b/>
-        </w:rPr>
-        <w:t>Nestlé snaps up smart food brand Yfood</w:t>
-      </w:r>
-    </w:p>
-    <w:p>
-      <w:r>
-        <w:rPr>
-          <w:i/>
-          <w:color w:val="555555"/>
-          <w:sz w:val="20"/>
-        </w:rPr>
-        <w:t>Acquisition</w:t>
-      </w:r>
-    </w:p>
-    <w:p>
-      <w:r>
-        <w:t>Nestlé snaps up smart food brand Yfood</w:t>
-      </w:r>
-    </w:p>
-    <w:p>
-      <w:r>
-        <w:rPr>
-          <w:sz w:val="18"/>
-        </w:rPr>
-        <w:t xml:space="preserve">Source: Unknown  •  </w:t>
-      </w:r>
-      <w:r>
-        <w:rPr>
-          <w:b/>
-          <w:color w:val="B7790E"/>
-          <w:sz w:val="18"/>
-        </w:rPr>
-        <w:t>MEDIUM</w:t>
-      </w:r>
-      <w:r>
-        <w:rPr>
-          <w:sz w:val="18"/>
-        </w:rPr>
-        <w:t xml:space="preserve">  •  03 Jun 2026  •  </w:t>
-      </w:r>
-      <w:hyperlink r:id="rId43">
-        <w:r>
-          <w:rPr>
-            <w:rFonts w:ascii="Arial"/>
-            <w:color w:val="0563C1"/>
-            <w:u w:val="single"/>
-          </w:rPr>
-          <w:t>Read full article</w:t>
-        </w:r>
-      </w:hyperlink>
-    </w:p>
-    <w:p/>
-    <w:p>
-      <w:r>
-        <w:rPr>
-          <w:b/>
-        </w:rPr>
-        <w:t>Invicium Expands 3PL Capabilities with Prepak Acquisition, Boosting Fulfilment Capacity for Growing Australian Businesses</w:t>
-      </w:r>
-    </w:p>
-    <w:p>
-      <w:r>
-        <w:rPr>
-          <w:i/>
-          <w:color w:val="555555"/>
-          <w:sz w:val="20"/>
-        </w:rPr>
-        <w:t>Acquisition</w:t>
-      </w:r>
-    </w:p>
-    <w:p>
-      <w:r>
-        <w:t>Invicium Expands 3PL Capabilities with Prepak Acquisition, Boosting Fulfilment Capacity for Growing Australian Businesses</w:t>
-      </w:r>
-    </w:p>
-    <w:p>
-      <w:r>
-        <w:rPr>
-          <w:sz w:val="18"/>
-        </w:rPr>
-        <w:t xml:space="preserve">Source: Unknown  •  </w:t>
-      </w:r>
-      <w:r>
-        <w:rPr>
-          <w:b/>
-          <w:color w:val="B7790E"/>
-          <w:sz w:val="18"/>
-        </w:rPr>
-        <w:t>MEDIUM</w:t>
-      </w:r>
-      <w:r>
-        <w:rPr>
-          <w:sz w:val="18"/>
-        </w:rPr>
-        <w:t xml:space="preserve">  •  02 Jun 2026  •  </w:t>
-      </w:r>
-      <w:hyperlink r:id="rId44">
-        <w:r>
-          <w:rPr>
-            <w:rFonts w:ascii="Arial"/>
-            <w:color w:val="0563C1"/>
-            <w:u w:val="single"/>
-          </w:rPr>
-          <w:t>Read full article</w:t>
-        </w:r>
-      </w:hyperlink>
-    </w:p>
-    <w:p/>
-    <w:p>
-      <w:r>
-        <w:rPr>
-          <w:b/>
-        </w:rPr>
-        <w:t>Church &amp; Dwight Acquires Messy Eater Brand</w:t>
-      </w:r>
-    </w:p>
-    <w:p>
-      <w:r>
-        <w:rPr>
-          <w:i/>
-          <w:color w:val="555555"/>
-          <w:sz w:val="20"/>
-        </w:rPr>
-        <w:t>Acquisition</w:t>
-      </w:r>
-    </w:p>
-    <w:p>
-      <w:r>
-        <w:t>Church &amp; Dwight Acquires Messy Eater Brand</w:t>
-      </w:r>
-    </w:p>
-    <w:p>
-      <w:r>
-        <w:rPr>
-          <w:sz w:val="18"/>
-        </w:rPr>
-        <w:t xml:space="preserve">Source: Unknown  •  </w:t>
-      </w:r>
-      <w:r>
-        <w:rPr>
-          <w:b/>
-          <w:color w:val="B7790E"/>
-          <w:sz w:val="18"/>
-        </w:rPr>
-        <w:t>MEDIUM</w:t>
-      </w:r>
-      <w:r>
-        <w:rPr>
-          <w:sz w:val="18"/>
-        </w:rPr>
-        <w:t xml:space="preserve">  •  02 Jun 2026  •  </w:t>
-      </w:r>
-      <w:hyperlink r:id="rId45">
-        <w:r>
-          <w:rPr>
-            <w:rFonts w:ascii="Arial"/>
-            <w:color w:val="0563C1"/>
-            <w:u w:val="single"/>
-          </w:rPr>
-          <w:t>Read full article</w:t>
-        </w:r>
-      </w:hyperlink>
-    </w:p>
-    <w:p/>
-    <w:p>
-      <w:r>
-        <w:rPr>
-          <w:b/>
-        </w:rPr>
-        <w:t>Emami completes IncNut acquisition, deepening bet on the personalised beauty boom</w:t>
-      </w:r>
-    </w:p>
-    <w:p>
-      <w:r>
-        <w:rPr>
-          <w:i/>
-          <w:color w:val="555555"/>
-          <w:sz w:val="20"/>
-        </w:rPr>
-        <w:t>Acquisition</w:t>
-      </w:r>
-    </w:p>
-    <w:p>
-      <w:r>
-        <w:t>Emami completes IncNut acquisition, deepening bet on the personalised beauty boom</w:t>
-      </w:r>
-    </w:p>
-    <w:p>
-      <w:r>
-        <w:rPr>
-          <w:sz w:val="18"/>
-        </w:rPr>
-        <w:t xml:space="preserve">Source: Unknown  •  </w:t>
-      </w:r>
-      <w:r>
-        <w:rPr>
-          <w:b/>
-          <w:color w:val="B7790E"/>
-          <w:sz w:val="18"/>
-        </w:rPr>
-        <w:t>MEDIUM</w:t>
-      </w:r>
-      <w:r>
-        <w:rPr>
-          <w:sz w:val="18"/>
-        </w:rPr>
-        <w:t xml:space="preserve">  •  02 Jun 2026  •  </w:t>
-      </w:r>
-      <w:hyperlink r:id="rId46">
-        <w:r>
-          <w:rPr>
-            <w:rFonts w:ascii="Arial"/>
-            <w:color w:val="0563C1"/>
-            <w:u w:val="single"/>
-          </w:rPr>
-          <w:t>Read full article</w:t>
-        </w:r>
-      </w:hyperlink>
-    </w:p>
-    <w:p/>
-    <w:p>
-      <w:r>
-        <w:rPr>
-          <w:b/>
-        </w:rPr>
-        <w:t>Ingredion acquires Benicaros® -- a prebiotic fiber that supports immune health at extremely low daily dosage/intake</w:t>
-      </w:r>
-    </w:p>
-    <w:p>
-      <w:r>
-        <w:rPr>
-          <w:i/>
-          <w:color w:val="555555"/>
-          <w:sz w:val="20"/>
-        </w:rPr>
-        <w:t>Acquisition</w:t>
-      </w:r>
-    </w:p>
-    <w:p>
-      <w:r>
-        <w:t>Ingredion acquires Benicaros® -- a prebiotic fiber that supports immune health at extremely low daily dosage/intake</w:t>
-      </w:r>
-    </w:p>
-    <w:p>
-      <w:r>
-        <w:rPr>
-          <w:sz w:val="18"/>
-        </w:rPr>
-        <w:t xml:space="preserve">Source: Unknown  •  </w:t>
-      </w:r>
-      <w:r>
-        <w:rPr>
-          <w:b/>
-          <w:color w:val="B7790E"/>
-          <w:sz w:val="18"/>
-        </w:rPr>
-        <w:t>MEDIUM</w:t>
-      </w:r>
-      <w:r>
-        <w:rPr>
-          <w:sz w:val="18"/>
-        </w:rPr>
-        <w:t xml:space="preserve">  •  02 Jun 2026  •  </w:t>
-      </w:r>
-      <w:hyperlink r:id="rId47">
-        <w:r>
-          <w:rPr>
-            <w:rFonts w:ascii="Arial"/>
-            <w:color w:val="0563C1"/>
-            <w:u w:val="single"/>
-          </w:rPr>
-          <w:t>Read full article</w:t>
-        </w:r>
-      </w:hyperlink>
-    </w:p>
-    <w:p/>
-    <w:p>
-      <w:r>
-        <w:rPr>
-          <w:b/>
-        </w:rPr>
-        <w:t>Emami completes acquisition of 59.69 per cent stake in IncNut Digital</w:t>
-      </w:r>
-    </w:p>
-    <w:p>
-      <w:r>
-        <w:rPr>
-          <w:i/>
-          <w:color w:val="555555"/>
-          <w:sz w:val="20"/>
-        </w:rPr>
-        <w:t>Acquisition</w:t>
-      </w:r>
-    </w:p>
-    <w:p>
-      <w:r>
-        <w:t>Emami completes acquisition of 59.69 per cent stake in IncNut Digital</w:t>
-      </w:r>
-    </w:p>
-    <w:p>
-      <w:r>
-        <w:rPr>
-          <w:sz w:val="18"/>
-        </w:rPr>
-        <w:t xml:space="preserve">Source: Unknown  •  </w:t>
-      </w:r>
-      <w:r>
-        <w:rPr>
-          <w:b/>
-          <w:color w:val="B7790E"/>
-          <w:sz w:val="18"/>
-        </w:rPr>
-        <w:t>MEDIUM</w:t>
-      </w:r>
-      <w:r>
-        <w:rPr>
-          <w:sz w:val="18"/>
-        </w:rPr>
-        <w:t xml:space="preserve">  •  02 Jun 2026  •  </w:t>
-      </w:r>
-      <w:hyperlink r:id="rId48">
-        <w:r>
-          <w:rPr>
-            <w:rFonts w:ascii="Arial"/>
-            <w:color w:val="0563C1"/>
-            <w:u w:val="single"/>
-          </w:rPr>
-          <w:t>Read full article</w:t>
-        </w:r>
-      </w:hyperlink>
-    </w:p>
-    <w:p/>
-    <w:p>
-      <w:r>
-        <w:rPr>
-          <w:b/>
-        </w:rPr>
-        <w:t>Protein Works acquired by world leading dairy company Lactalis</w:t>
-      </w:r>
-    </w:p>
-    <w:p>
-      <w:r>
-        <w:rPr>
-          <w:i/>
-          <w:color w:val="555555"/>
-          <w:sz w:val="20"/>
-        </w:rPr>
-        <w:t>Acquisition</w:t>
-      </w:r>
-    </w:p>
-    <w:p>
-      <w:r>
-        <w:t>Protein Works acquired by world leading dairy company Lactalis</w:t>
-      </w:r>
-    </w:p>
-    <w:p>
-      <w:r>
-        <w:rPr>
-          <w:sz w:val="18"/>
-        </w:rPr>
-        <w:t xml:space="preserve">Source: Unknown  •  </w:t>
-      </w:r>
-      <w:r>
-        <w:rPr>
-          <w:b/>
-          <w:color w:val="B7790E"/>
-          <w:sz w:val="18"/>
-        </w:rPr>
-        <w:t>MEDIUM</w:t>
-      </w:r>
-      <w:r>
-        <w:rPr>
-          <w:sz w:val="18"/>
-        </w:rPr>
-        <w:t xml:space="preserve">  •  01 Jun 2026  •  </w:t>
-      </w:r>
-      <w:hyperlink r:id="rId49">
-        <w:r>
-          <w:rPr>
-            <w:rFonts w:ascii="Arial"/>
-            <w:color w:val="0563C1"/>
-            <w:u w:val="single"/>
-          </w:rPr>
-          <w:t>Read full article</w:t>
-        </w:r>
-      </w:hyperlink>
-    </w:p>
-    <w:p/>
-    <w:p>
-      <w:r>
-        <w:rPr>
-          <w:b/>
-        </w:rPr>
-        <w:t>Sagtec Global Limited Acquires 40% Interest in Malaya Heritage Holding Limited to Expand F&amp;B Technology Solutions in Malaysia</w:t>
-      </w:r>
-    </w:p>
-    <w:p>
-      <w:r>
-        <w:rPr>
-          <w:i/>
-          <w:color w:val="555555"/>
-          <w:sz w:val="20"/>
-        </w:rPr>
-        <w:t>Acquisition</w:t>
-      </w:r>
-    </w:p>
-    <w:p>
-      <w:r>
-        <w:t>Sagtec Global Limited Acquires 40% Interest in Malaya Heritage Holding Limited to Expand F&amp;B Technology Solutions in Malaysia</w:t>
-      </w:r>
-    </w:p>
-    <w:p>
-      <w:r>
-        <w:rPr>
-          <w:sz w:val="18"/>
-        </w:rPr>
-        <w:t xml:space="preserve">Source: Unknown  •  </w:t>
-      </w:r>
-      <w:r>
-        <w:rPr>
-          <w:b/>
-          <w:color w:val="B7790E"/>
-          <w:sz w:val="18"/>
-        </w:rPr>
-        <w:t>MEDIUM</w:t>
-      </w:r>
-      <w:r>
-        <w:rPr>
-          <w:sz w:val="18"/>
-        </w:rPr>
-        <w:t xml:space="preserve">  •  29 May 2026  •  </w:t>
-      </w:r>
-      <w:hyperlink r:id="rId50">
-        <w:r>
-          <w:rPr>
-            <w:rFonts w:ascii="Arial"/>
-            <w:color w:val="0563C1"/>
-            <w:u w:val="single"/>
-          </w:rPr>
-          <w:t>Read full article</w:t>
-        </w:r>
-      </w:hyperlink>
-    </w:p>
-    <w:p/>
-    <w:p>
-      <w:r>
-        <w:rPr>
-          <w:b/>
-        </w:rPr>
-        <w:t>List of 34 Acquisitions by PepsiCo (May 2026)</w:t>
-      </w:r>
-    </w:p>
-    <w:p>
-      <w:r>
-        <w:rPr>
-          <w:i/>
-          <w:color w:val="555555"/>
-          <w:sz w:val="20"/>
-        </w:rPr>
-        <w:t>Acquisition</w:t>
-      </w:r>
-    </w:p>
-    <w:p>
-      <w:r>
-        <w:t>List of 34 Acquisitions by PepsiCo (May 2026)</w:t>
-      </w:r>
-    </w:p>
-    <w:p>
-      <w:r>
-        <w:rPr>
-          <w:sz w:val="18"/>
-        </w:rPr>
-        <w:t xml:space="preserve">Source: Unknown  •  </w:t>
-      </w:r>
-      <w:r>
-        <w:rPr>
-          <w:b/>
-          <w:color w:val="B7790E"/>
-          <w:sz w:val="18"/>
-        </w:rPr>
-        <w:t>MEDIUM</w:t>
-      </w:r>
-      <w:r>
-        <w:rPr>
-          <w:sz w:val="18"/>
-        </w:rPr>
-        <w:t xml:space="preserve">  •  28 May 2026  •  </w:t>
-      </w:r>
-      <w:hyperlink r:id="rId51">
-        <w:r>
-          <w:rPr>
-            <w:rFonts w:ascii="Arial"/>
-            <w:color w:val="0563C1"/>
-            <w:u w:val="single"/>
-          </w:rPr>
-          <w:t>Read full article</w:t>
-        </w:r>
-      </w:hyperlink>
-    </w:p>
-    <w:p/>
-    <w:p>
-      <w:r>
-        <w:rPr>
-          <w:b/>
-        </w:rPr>
-        <w:t>Splenda Maker Heartland Food Products Group to Acquire Equal, Whole Earth Sweetener Brands</w:t>
-      </w:r>
-    </w:p>
-    <w:p>
-      <w:r>
-        <w:rPr>
-          <w:i/>
-          <w:color w:val="555555"/>
-          <w:sz w:val="20"/>
-        </w:rPr>
-        <w:t>Acquisition</w:t>
-      </w:r>
-    </w:p>
-    <w:p>
-      <w:r>
-        <w:t>Splenda Maker Heartland Food Products Group to Acquire Equal, Whole Earth Sweetener Brands</w:t>
-      </w:r>
-    </w:p>
-    <w:p>
-      <w:r>
-        <w:rPr>
-          <w:sz w:val="18"/>
-        </w:rPr>
-        <w:t xml:space="preserve">Source: Unknown  •  </w:t>
-      </w:r>
-      <w:r>
-        <w:rPr>
-          <w:b/>
-          <w:color w:val="B7790E"/>
-          <w:sz w:val="18"/>
-        </w:rPr>
-        <w:t>MEDIUM</w:t>
-      </w:r>
-      <w:r>
-        <w:rPr>
-          <w:sz w:val="18"/>
-        </w:rPr>
-        <w:t xml:space="preserve">  •  28 May 2026  •  </w:t>
-      </w:r>
-      <w:hyperlink r:id="rId52">
-        <w:r>
-          <w:rPr>
-            <w:rFonts w:ascii="Arial"/>
-            <w:color w:val="0563C1"/>
-            <w:u w:val="single"/>
-          </w:rPr>
-          <w:t>Read full article</w:t>
-        </w:r>
-      </w:hyperlink>
-    </w:p>
-    <w:p/>
-    <w:p>
-      <w:r>
-        <w:rPr>
-          <w:b/>
-        </w:rPr>
-        <w:t>Hewitt Foods set to acquire Nolan Meats</w:t>
-      </w:r>
-    </w:p>
-    <w:p>
-      <w:r>
-        <w:rPr>
-          <w:i/>
-          <w:color w:val="555555"/>
-          <w:sz w:val="20"/>
-        </w:rPr>
-        <w:t>Acquisition</w:t>
-      </w:r>
-    </w:p>
-    <w:p>
-      <w:r>
-        <w:t>Hewitt Foods set to acquire Nolan Meats</w:t>
-      </w:r>
-    </w:p>
-    <w:p>
-      <w:r>
-        <w:rPr>
-          <w:sz w:val="18"/>
-        </w:rPr>
-        <w:t xml:space="preserve">Source: Unknown  •  </w:t>
-      </w:r>
-      <w:r>
-        <w:rPr>
-          <w:b/>
-          <w:color w:val="B7790E"/>
-          <w:sz w:val="18"/>
-        </w:rPr>
-        <w:t>MEDIUM</w:t>
-      </w:r>
-      <w:r>
-        <w:rPr>
-          <w:sz w:val="18"/>
-        </w:rPr>
-        <w:t xml:space="preserve">  •  27 May 2026  •  </w:t>
-      </w:r>
-      <w:hyperlink r:id="rId53">
-        <w:r>
-          <w:rPr>
-            <w:rFonts w:ascii="Arial"/>
-            <w:color w:val="0563C1"/>
-            <w:u w:val="single"/>
-          </w:rPr>
-          <w:t>Read full article</w:t>
-        </w:r>
-      </w:hyperlink>
-    </w:p>
-    <w:p/>
-    <w:p>
-      <w:r>
-        <w:rPr>
-          <w:b/>
-        </w:rPr>
-        <w:t>Heartland adds to sweetener portfolio with acquisition</w:t>
-      </w:r>
-    </w:p>
-    <w:p>
-      <w:r>
-        <w:rPr>
-          <w:i/>
-          <w:color w:val="555555"/>
-          <w:sz w:val="20"/>
-        </w:rPr>
-        <w:t>Acquisition</w:t>
-      </w:r>
-    </w:p>
-    <w:p>
-      <w:r>
-        <w:t>Heartland adds to sweetener portfolio with acquisition</w:t>
-      </w:r>
-    </w:p>
-    <w:p>
-      <w:r>
-        <w:rPr>
-          <w:sz w:val="18"/>
-        </w:rPr>
-        <w:t xml:space="preserve">Source: Unknown  •  </w:t>
-      </w:r>
-      <w:r>
-        <w:rPr>
-          <w:b/>
-          <w:color w:val="B7790E"/>
-          <w:sz w:val="18"/>
-        </w:rPr>
-        <w:t>MEDIUM</w:t>
-      </w:r>
-      <w:r>
-        <w:rPr>
-          <w:sz w:val="18"/>
-        </w:rPr>
-        <w:t xml:space="preserve">  •  26 May 2026  •  </w:t>
-      </w:r>
-      <w:hyperlink r:id="rId54">
-        <w:r>
-          <w:rPr>
-            <w:rFonts w:ascii="Arial"/>
-            <w:color w:val="0563C1"/>
-            <w:u w:val="single"/>
-          </w:rPr>
-          <w:t>Read full article</w:t>
-        </w:r>
-      </w:hyperlink>
-    </w:p>
-    <w:p/>
-    <w:p>
-      <w:r>
-        <w:rPr>
-          <w:b/>
-        </w:rPr>
-        <w:t>Top 6 Stocks That Went on a ₹90,000 Cr Acquisition Spree in the Last 5 Years</w:t>
-      </w:r>
-    </w:p>
-    <w:p>
-      <w:r>
-        <w:rPr>
-          <w:i/>
-          <w:color w:val="555555"/>
-          <w:sz w:val="20"/>
-        </w:rPr>
-        <w:t>Acquisition  •  ₹90,000 Cr</w:t>
-      </w:r>
-    </w:p>
-    <w:p>
-      <w:r>
-        <w:t>Top 6 Stocks That Went on a ₹90,000 Cr Acquisition Spree in the Last 5 Years</w:t>
-      </w:r>
-    </w:p>
-    <w:p>
-      <w:r>
-        <w:rPr>
-          <w:sz w:val="18"/>
-        </w:rPr>
-        <w:t xml:space="preserve">Source: Unknown  •  </w:t>
-      </w:r>
-      <w:r>
-        <w:rPr>
-          <w:b/>
-          <w:color w:val="B7790E"/>
-          <w:sz w:val="18"/>
-        </w:rPr>
-        <w:t>MEDIUM</w:t>
-      </w:r>
-      <w:r>
-        <w:rPr>
-          <w:sz w:val="18"/>
-        </w:rPr>
-        <w:t xml:space="preserve">  •  25 May 2026  •  </w:t>
-      </w:r>
-      <w:hyperlink r:id="rId55">
-        <w:r>
-          <w:rPr>
-            <w:rFonts w:ascii="Arial"/>
-            <w:color w:val="0563C1"/>
-            <w:u w:val="single"/>
-          </w:rPr>
-          <w:t>Read full article</w:t>
-        </w:r>
-      </w:hyperlink>
-    </w:p>
-    <w:p/>
-    <w:p>
-      <w:r>
-        <w:rPr>
-          <w:b/>
-        </w:rPr>
-        <w:t>Ingredion offers US$3.7B to acquire Tate &amp; Lyle in major global food ingredients deal</w:t>
-      </w:r>
-    </w:p>
-    <w:p>
-      <w:r>
-        <w:rPr>
-          <w:i/>
-          <w:color w:val="555555"/>
-          <w:sz w:val="20"/>
-        </w:rPr>
-        <w:t>Acquisition  •  $3.7</w:t>
-      </w:r>
-    </w:p>
-    <w:p>
-      <w:r>
-        <w:t>Ingredion offers US$3.7B to acquire Tate &amp; Lyle in major global food ingredients deal</w:t>
-      </w:r>
-    </w:p>
-    <w:p>
-      <w:r>
-        <w:rPr>
-          <w:sz w:val="18"/>
-        </w:rPr>
-        <w:t xml:space="preserve">Source: Unknown  •  </w:t>
-      </w:r>
-      <w:r>
-        <w:rPr>
-          <w:b/>
-          <w:color w:val="B7790E"/>
-          <w:sz w:val="18"/>
-        </w:rPr>
-        <w:t>MEDIUM</w:t>
-      </w:r>
-      <w:r>
-        <w:rPr>
-          <w:sz w:val="18"/>
-        </w:rPr>
-        <w:t xml:space="preserve">  •  25 May 2026  •  </w:t>
-      </w:r>
-      <w:hyperlink r:id="rId56">
-        <w:r>
-          <w:rPr>
-            <w:rFonts w:ascii="Arial"/>
-            <w:color w:val="0563C1"/>
-            <w:u w:val="single"/>
-          </w:rPr>
-          <w:t>Read full article</w:t>
-        </w:r>
-      </w:hyperlink>
-    </w:p>
-    <w:p/>
-    <w:p>
-      <w:r>
-        <w:rPr>
-          <w:b/>
-        </w:rPr>
-        <w:t>GT Voice: Acquisitions by Chinese corporate brands signify growing confidence</w:t>
-      </w:r>
-    </w:p>
-    <w:p>
-      <w:r>
-        <w:rPr>
-          <w:i/>
-          <w:color w:val="555555"/>
-          <w:sz w:val="20"/>
-        </w:rPr>
-        <w:t>Acquisition</w:t>
-      </w:r>
-    </w:p>
-    <w:p>
-      <w:r>
-        <w:t>GT Voice: Acquisitions by Chinese corporate brands signify growing confidence</w:t>
-      </w:r>
-    </w:p>
-    <w:p>
-      <w:r>
-        <w:rPr>
-          <w:sz w:val="18"/>
-        </w:rPr>
-        <w:t xml:space="preserve">Source: Unknown  •  </w:t>
-      </w:r>
-      <w:r>
-        <w:rPr>
-          <w:b/>
-          <w:color w:val="B7790E"/>
-          <w:sz w:val="18"/>
-        </w:rPr>
-        <w:t>MEDIUM</w:t>
-      </w:r>
-      <w:r>
-        <w:rPr>
-          <w:sz w:val="18"/>
-        </w:rPr>
-        <w:t xml:space="preserve">  •  24 May 2026  •  </w:t>
-      </w:r>
-      <w:hyperlink r:id="rId57">
-        <w:r>
-          <w:rPr>
-            <w:rFonts w:ascii="Arial"/>
-            <w:color w:val="0563C1"/>
-            <w:u w:val="single"/>
-          </w:rPr>
-          <w:t>Read full article</w:t>
-        </w:r>
-      </w:hyperlink>
-    </w:p>
-    <w:p/>
-    <w:p>
-      <w:r>
-        <w:rPr>
-          <w:b/>
-        </w:rPr>
-        <w:t>Arla Foods Mayer Australia to acquire Brancourts</w:t>
-      </w:r>
-    </w:p>
-    <w:p>
-      <w:r>
-        <w:rPr>
-          <w:i/>
-          <w:color w:val="555555"/>
-          <w:sz w:val="20"/>
-        </w:rPr>
-        <w:t>Acquisition</w:t>
-      </w:r>
-    </w:p>
-    <w:p>
-      <w:r>
-        <w:t>Arla Foods Mayer Australia to acquire Brancourts</w:t>
-      </w:r>
-    </w:p>
-    <w:p>
-      <w:r>
-        <w:rPr>
-          <w:sz w:val="18"/>
-        </w:rPr>
-        <w:t xml:space="preserve">Source: Unknown  •  </w:t>
-      </w:r>
-      <w:r>
-        <w:rPr>
-          <w:b/>
-          <w:color w:val="B7790E"/>
-          <w:sz w:val="18"/>
-        </w:rPr>
-        <w:t>MEDIUM</w:t>
-      </w:r>
-      <w:r>
-        <w:rPr>
-          <w:sz w:val="18"/>
-        </w:rPr>
-        <w:t xml:space="preserve">  •  21 May 2026  •  </w:t>
-      </w:r>
-      <w:hyperlink r:id="rId58">
-        <w:r>
-          <w:rPr>
-            <w:rFonts w:ascii="Arial"/>
-            <w:color w:val="0563C1"/>
-            <w:u w:val="single"/>
-          </w:rPr>
-          <w:t>Read full article</w:t>
-        </w:r>
-      </w:hyperlink>
-    </w:p>
-    <w:p/>
-    <w:p>
-      <w:pPr>
-        <w:pStyle w:val="Heading1"/>
-      </w:pPr>
-      <w:r>
-        <w:t>Investment (14)</w:t>
-      </w:r>
-    </w:p>
-    <w:p>
-      <w:r>
-        <w:rPr>
-          <w:b/>
-        </w:rPr>
-        <w:t>IFC plans $371 million investment in data centre operator Sify Infinit Spaces</w:t>
-      </w:r>
-    </w:p>
-    <w:p>
-      <w:r>
-        <w:rPr>
-          <w:i/>
-          <w:color w:val="555555"/>
-          <w:sz w:val="20"/>
-        </w:rPr>
-        <w:t>Investment  •  $371 million</w:t>
-      </w:r>
-    </w:p>
-    <w:p>
-      <w:r>
-        <w:t>IFC plans $371 million investment in data centre operator Sify Infinit Spaces</w:t>
-      </w:r>
-    </w:p>
-    <w:p>
-      <w:r>
-        <w:rPr>
-          <w:sz w:val="18"/>
-        </w:rPr>
-        <w:t xml:space="preserve">Source: Livemint  •  </w:t>
-      </w:r>
-      <w:r>
-        <w:rPr>
-          <w:b/>
-          <w:color w:val="1E7E34"/>
-          <w:sz w:val="18"/>
-        </w:rPr>
-        <w:t>HIGH</w:t>
-      </w:r>
-      <w:r>
-        <w:rPr>
-          <w:sz w:val="18"/>
-        </w:rPr>
-        <w:t xml:space="preserve">  •  18 Jun 2026  •  </w:t>
-      </w:r>
-      <w:hyperlink r:id="rId59">
-        <w:r>
-          <w:rPr>
-            <w:rFonts w:ascii="Arial"/>
-            <w:color w:val="0563C1"/>
-            <w:u w:val="single"/>
-          </w:rPr>
-          <w:t>Read full article</w:t>
-        </w:r>
-      </w:hyperlink>
-    </w:p>
-    <w:p/>
-    <w:p>
-      <w:r>
-        <w:rPr>
-          <w:b/>
-        </w:rPr>
-        <w:t>K Hospitality launches investment arm with ₹200 cr corpus to back consumer companies</w:t>
-      </w:r>
-    </w:p>
-    <w:p>
-      <w:r>
-        <w:rPr>
-          <w:i/>
-          <w:color w:val="555555"/>
-          <w:sz w:val="20"/>
-        </w:rPr>
-        <w:t>Investment  •  ₹200 cr</w:t>
-      </w:r>
-    </w:p>
-    <w:p>
-      <w:r>
-        <w:t>K Hospitality launches investment arm with ₹200 cr corpus to back consumer companies</w:t>
-      </w:r>
-    </w:p>
-    <w:p>
-      <w:r>
-        <w:rPr>
-          <w:sz w:val="18"/>
-        </w:rPr>
-        <w:t xml:space="preserve">Source: Mint  •  </w:t>
-      </w:r>
-      <w:r>
-        <w:rPr>
-          <w:b/>
-          <w:color w:val="1E7E34"/>
-          <w:sz w:val="18"/>
-        </w:rPr>
-        <w:t>HIGH</w:t>
-      </w:r>
-      <w:r>
-        <w:rPr>
-          <w:sz w:val="18"/>
-        </w:rPr>
-        <w:t xml:space="preserve">  •  21 May 2026  •  </w:t>
-      </w:r>
-      <w:hyperlink r:id="rId60">
-        <w:r>
-          <w:rPr>
-            <w:rFonts w:ascii="Arial"/>
-            <w:color w:val="0563C1"/>
-            <w:u w:val="single"/>
-          </w:rPr>
-          <w:t>Read full article</w:t>
-        </w:r>
-      </w:hyperlink>
-    </w:p>
-    <w:p/>
-    <w:p>
-      <w:r>
-        <w:rPr>
-          <w:b/>
-        </w:rPr>
-        <w:t>OpenAI wants to transform healthcare—and this Indian researcher, Karan Singhal, is at the helm</w:t>
-      </w:r>
-    </w:p>
-    <w:p>
-      <w:r>
-        <w:rPr>
-          <w:i/>
-          <w:color w:val="555555"/>
-          <w:sz w:val="20"/>
-        </w:rPr>
-        <w:t>Investment</w:t>
-      </w:r>
-    </w:p>
-    <w:p>
-      <w:r>
-        <w:t>OpenAI wants to transform healthcare—and this Indian researcher, Karan Singhal, is at the helm</w:t>
-      </w:r>
-    </w:p>
-    <w:p>
-      <w:r>
-        <w:rPr>
-          <w:sz w:val="18"/>
-        </w:rPr>
-        <w:t xml:space="preserve">Source: Livemint  •  </w:t>
-      </w:r>
-      <w:r>
-        <w:rPr>
-          <w:b/>
-          <w:color w:val="B7790E"/>
-          <w:sz w:val="18"/>
-        </w:rPr>
-        <w:t>MEDIUM</w:t>
-      </w:r>
-      <w:r>
-        <w:rPr>
-          <w:sz w:val="18"/>
-        </w:rPr>
-        <w:t xml:space="preserve">  •  19 Jun 2026  •  </w:t>
-      </w:r>
-      <w:hyperlink r:id="rId61">
-        <w:r>
-          <w:rPr>
-            <w:rFonts w:ascii="Arial"/>
-            <w:color w:val="0563C1"/>
-            <w:u w:val="single"/>
-          </w:rPr>
-          <w:t>Read full article</w:t>
-        </w:r>
-      </w:hyperlink>
-    </w:p>
-    <w:p/>
-    <w:p>
-      <w:r>
-        <w:rPr>
-          <w:b/>
-        </w:rPr>
-        <w:t>RIL AGM 2026: Isha Ambani announces Rs 30,000 crore investment in AI-powered food parks</w:t>
-      </w:r>
-    </w:p>
-    <w:p>
-      <w:r>
-        <w:rPr>
-          <w:i/>
-          <w:color w:val="555555"/>
-          <w:sz w:val="20"/>
-        </w:rPr>
-        <w:t>Investment  •  Rs 30,000 crore</w:t>
-      </w:r>
-    </w:p>
-    <w:p>
-      <w:r>
-        <w:t>RIL AGM 2026: Isha Ambani announces Rs 30,000 crore investment in AI-powered food parks</w:t>
-      </w:r>
-    </w:p>
-    <w:p>
-      <w:r>
-        <w:rPr>
-          <w:sz w:val="18"/>
-        </w:rPr>
-        <w:t xml:space="preserve">Source: Unknown  •  </w:t>
-      </w:r>
-      <w:r>
-        <w:rPr>
-          <w:b/>
-          <w:color w:val="B7790E"/>
-          <w:sz w:val="18"/>
-        </w:rPr>
-        <w:t>MEDIUM</w:t>
-      </w:r>
-      <w:r>
-        <w:rPr>
-          <w:sz w:val="18"/>
-        </w:rPr>
-        <w:t xml:space="preserve">  •  19 Jun 2026  •  </w:t>
-      </w:r>
-      <w:hyperlink r:id="rId62">
-        <w:r>
-          <w:rPr>
-            <w:rFonts w:ascii="Arial"/>
-            <w:color w:val="0563C1"/>
-            <w:u w:val="single"/>
-          </w:rPr>
-          <w:t>Read full article</w:t>
-        </w:r>
-      </w:hyperlink>
-    </w:p>
-    <w:p/>
-    <w:p>
-      <w:r>
-        <w:rPr>
-          <w:b/>
-        </w:rPr>
-        <w:t>Emirates NBD sees India as key growth market after RBL deal closure</w:t>
-      </w:r>
-    </w:p>
-    <w:p>
-      <w:r>
-        <w:rPr>
-          <w:i/>
-          <w:color w:val="555555"/>
-          <w:sz w:val="20"/>
-        </w:rPr>
-        <w:t>Investment</w:t>
-      </w:r>
-    </w:p>
-    <w:p>
-      <w:r>
-        <w:t>Emirates NBD sees India as key growth market after RBL deal closure</w:t>
-      </w:r>
-    </w:p>
-    <w:p>
-      <w:r>
-        <w:rPr>
-          <w:sz w:val="18"/>
-        </w:rPr>
-        <w:t xml:space="preserve">Source: Livemint  •  </w:t>
-      </w:r>
-      <w:r>
-        <w:rPr>
-          <w:b/>
-          <w:color w:val="B7790E"/>
-          <w:sz w:val="18"/>
-        </w:rPr>
-        <w:t>MEDIUM</w:t>
-      </w:r>
-      <w:r>
-        <w:rPr>
-          <w:sz w:val="18"/>
-        </w:rPr>
-        <w:t xml:space="preserve">  •  18 Jun 2026  •  </w:t>
-      </w:r>
-      <w:hyperlink r:id="rId63">
-        <w:r>
-          <w:rPr>
-            <w:rFonts w:ascii="Arial"/>
-            <w:color w:val="0563C1"/>
-            <w:u w:val="single"/>
-          </w:rPr>
-          <w:t>Read full article</w:t>
-        </w:r>
-      </w:hyperlink>
-    </w:p>
-    <w:p/>
-    <w:p>
-      <w:r>
-        <w:rPr>
-          <w:b/>
-        </w:rPr>
-        <w:t>As companies' investment and consumer sentiment improved, the turnover rate of checking deposits use..</w:t>
-      </w:r>
-    </w:p>
-    <w:p>
-      <w:r>
-        <w:rPr>
-          <w:i/>
-          <w:color w:val="555555"/>
-          <w:sz w:val="20"/>
-        </w:rPr>
-        <w:t>Investment</w:t>
-      </w:r>
-    </w:p>
-    <w:p>
-      <w:r>
-        <w:t>As companies' investment and consumer sentiment improved, the turnover rate of checking deposits use..</w:t>
-      </w:r>
-    </w:p>
-    <w:p>
-      <w:r>
-        <w:rPr>
-          <w:sz w:val="18"/>
-        </w:rPr>
-        <w:t xml:space="preserve">Source: Unknown  •  </w:t>
-      </w:r>
-      <w:r>
-        <w:rPr>
-          <w:b/>
-          <w:color w:val="B7790E"/>
-          <w:sz w:val="18"/>
-        </w:rPr>
-        <w:t>MEDIUM</w:t>
-      </w:r>
-      <w:r>
-        <w:rPr>
-          <w:sz w:val="18"/>
-        </w:rPr>
-        <w:t xml:space="preserve">  •  17 Jun 2026  •  </w:t>
-      </w:r>
-      <w:hyperlink r:id="rId64">
-        <w:r>
-          <w:rPr>
-            <w:rFonts w:ascii="Arial"/>
-            <w:color w:val="0563C1"/>
-            <w:u w:val="single"/>
-          </w:rPr>
-          <w:t>Read full article</w:t>
-        </w:r>
-      </w:hyperlink>
-    </w:p>
-    <w:p/>
-    <w:p>
-      <w:r>
-        <w:rPr>
-          <w:b/>
-        </w:rPr>
-        <w:t>Eileen Secures Strategic Investment from DisPact Ventures to Scale Retail Execution Platform</w:t>
-      </w:r>
-    </w:p>
-    <w:p>
-      <w:r>
-        <w:rPr>
-          <w:i/>
-          <w:color w:val="555555"/>
-          <w:sz w:val="20"/>
-        </w:rPr>
-        <w:t>Investment</w:t>
-      </w:r>
-    </w:p>
-    <w:p>
-      <w:r>
-        <w:t>Eileen Secures Strategic Investment from DisPact Ventures to Scale Retail Execution Platform</w:t>
-      </w:r>
-    </w:p>
-    <w:p>
-      <w:r>
-        <w:rPr>
-          <w:sz w:val="18"/>
-        </w:rPr>
-        <w:t xml:space="preserve">Source: Unknown  •  </w:t>
-      </w:r>
-      <w:r>
-        <w:rPr>
-          <w:b/>
-          <w:color w:val="B7790E"/>
-          <w:sz w:val="18"/>
-        </w:rPr>
-        <w:t>MEDIUM</w:t>
-      </w:r>
-      <w:r>
-        <w:rPr>
-          <w:sz w:val="18"/>
-        </w:rPr>
-        <w:t xml:space="preserve">  •  16 Jun 2026  •  </w:t>
-      </w:r>
-      <w:hyperlink r:id="rId65">
-        <w:r>
-          <w:rPr>
-            <w:rFonts w:ascii="Arial"/>
-            <w:color w:val="0563C1"/>
-            <w:u w:val="single"/>
-          </w:rPr>
-          <w:t>Read full article</w:t>
-        </w:r>
-      </w:hyperlink>
-    </w:p>
-    <w:p/>
-    <w:p>
-      <w:r>
-        <w:rPr>
-          <w:b/>
-        </w:rPr>
-        <w:t>Exclusive | New Fund Backed by LVMH and Top Pro Athletes Invests in Activewear Brand</w:t>
-      </w:r>
-    </w:p>
-    <w:p>
-      <w:r>
-        <w:rPr>
-          <w:i/>
-          <w:color w:val="555555"/>
-          <w:sz w:val="20"/>
-        </w:rPr>
-        <w:t>Investment</w:t>
-      </w:r>
-    </w:p>
-    <w:p>
-      <w:r>
-        <w:t>Exclusive | New Fund Backed by LVMH and Top Pro Athletes Invests in Activewear Brand</w:t>
-      </w:r>
-    </w:p>
-    <w:p>
-      <w:r>
-        <w:rPr>
-          <w:sz w:val="18"/>
-        </w:rPr>
-        <w:t xml:space="preserve">Source: Unknown  •  </w:t>
-      </w:r>
-      <w:r>
-        <w:rPr>
-          <w:b/>
-          <w:color w:val="B7790E"/>
-          <w:sz w:val="18"/>
-        </w:rPr>
-        <w:t>MEDIUM</w:t>
-      </w:r>
-      <w:r>
-        <w:rPr>
-          <w:sz w:val="18"/>
-        </w:rPr>
-        <w:t xml:space="preserve">  •  15 Jun 2026  •  </w:t>
-      </w:r>
-      <w:hyperlink r:id="rId66">
-        <w:r>
-          <w:rPr>
-            <w:rFonts w:ascii="Arial"/>
-            <w:color w:val="0563C1"/>
-            <w:u w:val="single"/>
-          </w:rPr>
-          <w:t>Read full article</w:t>
-        </w:r>
-      </w:hyperlink>
-    </w:p>
-    <w:p/>
-    <w:p>
-      <w:r>
-        <w:rPr>
-          <w:b/>
-        </w:rPr>
-        <w:t>India ka Beauty Market: FMCG Giants ki D2C Brands par nazar! Kya investors ko hoga fayda?</w:t>
-      </w:r>
-    </w:p>
-    <w:p>
-      <w:r>
-        <w:rPr>
-          <w:i/>
-          <w:color w:val="555555"/>
-          <w:sz w:val="20"/>
-        </w:rPr>
-        <w:t>Investment</w:t>
-      </w:r>
-    </w:p>
-    <w:p>
-      <w:r>
-        <w:t>India ka Beauty Market: FMCG Giants ki D2C Brands par nazar! Kya investors ko hoga fayda?</w:t>
-      </w:r>
-    </w:p>
-    <w:p>
-      <w:r>
-        <w:rPr>
-          <w:sz w:val="18"/>
-        </w:rPr>
-        <w:t xml:space="preserve">Source: Unknown  •  </w:t>
-      </w:r>
-      <w:r>
-        <w:rPr>
-          <w:b/>
-          <w:color w:val="B7790E"/>
-          <w:sz w:val="18"/>
-        </w:rPr>
-        <w:t>MEDIUM</w:t>
-      </w:r>
-      <w:r>
-        <w:rPr>
-          <w:sz w:val="18"/>
-        </w:rPr>
-        <w:t xml:space="preserve">  •  09 Jun 2026  •  </w:t>
-      </w:r>
-      <w:hyperlink r:id="rId67">
-        <w:r>
-          <w:rPr>
-            <w:rFonts w:ascii="Arial"/>
-            <w:color w:val="0563C1"/>
-            <w:u w:val="single"/>
-          </w:rPr>
-          <w:t>Read full article</w:t>
-        </w:r>
-      </w:hyperlink>
-    </w:p>
-    <w:p/>
-    <w:p>
-      <w:r>
-        <w:rPr>
-          <w:b/>
-        </w:rPr>
-        <w:t>Tata Consumer Products to Participate in Six Investor Conferences Between May 26 and June 08, 2026</w:t>
-      </w:r>
-    </w:p>
-    <w:p>
-      <w:r>
-        <w:rPr>
-          <w:i/>
-          <w:color w:val="555555"/>
-          <w:sz w:val="20"/>
-        </w:rPr>
-        <w:t>Investment</w:t>
-      </w:r>
-    </w:p>
-    <w:p>
-      <w:r>
-        <w:t>Tata Consumer Products to Participate in Six Investor Conferences Between May 26 and June 08, 2026</w:t>
-      </w:r>
-    </w:p>
-    <w:p>
-      <w:r>
-        <w:rPr>
-          <w:sz w:val="18"/>
-        </w:rPr>
-        <w:t xml:space="preserve">Source: Unknown  •  </w:t>
-      </w:r>
-      <w:r>
-        <w:rPr>
-          <w:b/>
-          <w:color w:val="B7790E"/>
-          <w:sz w:val="18"/>
-        </w:rPr>
-        <w:t>MEDIUM</w:t>
-      </w:r>
-      <w:r>
-        <w:rPr>
-          <w:sz w:val="18"/>
-        </w:rPr>
-        <w:t xml:space="preserve">  •  08 Jun 2026  •  </w:t>
-      </w:r>
-      <w:hyperlink r:id="rId68">
-        <w:r>
-          <w:rPr>
-            <w:rFonts w:ascii="Arial"/>
-            <w:color w:val="0563C1"/>
-            <w:u w:val="single"/>
-          </w:rPr>
-          <w:t>Read full article</w:t>
-        </w:r>
-      </w:hyperlink>
-    </w:p>
-    <w:p/>
-    <w:p>
-      <w:r>
-        <w:rPr>
-          <w:b/>
-        </w:rPr>
-        <w:t>Consumer - 2026 Market &amp; Investments Trends</w:t>
-      </w:r>
-    </w:p>
-    <w:p>
-      <w:r>
-        <w:rPr>
-          <w:i/>
-          <w:color w:val="555555"/>
-          <w:sz w:val="20"/>
-        </w:rPr>
-        <w:t>Investment</w:t>
-      </w:r>
-    </w:p>
-    <w:p>
-      <w:r>
-        <w:t>Consumer - 2026 Market &amp; Investments Trends</w:t>
-      </w:r>
-    </w:p>
-    <w:p>
-      <w:r>
-        <w:rPr>
-          <w:sz w:val="18"/>
-        </w:rPr>
-        <w:t xml:space="preserve">Source: Unknown  •  </w:t>
-      </w:r>
-      <w:r>
-        <w:rPr>
-          <w:b/>
-          <w:color w:val="B7790E"/>
-          <w:sz w:val="18"/>
-        </w:rPr>
-        <w:t>MEDIUM</w:t>
-      </w:r>
-      <w:r>
-        <w:rPr>
-          <w:sz w:val="18"/>
-        </w:rPr>
-        <w:t xml:space="preserve">  •  04 Jun 2026  •  </w:t>
-      </w:r>
-      <w:hyperlink r:id="rId69">
-        <w:r>
-          <w:rPr>
-            <w:rFonts w:ascii="Arial"/>
-            <w:color w:val="0563C1"/>
-            <w:u w:val="single"/>
-          </w:rPr>
-          <w:t>Read full article</w:t>
-        </w:r>
-      </w:hyperlink>
-    </w:p>
-    <w:p/>
-    <w:p>
-      <w:r>
-        <w:rPr>
-          <w:b/>
-        </w:rPr>
-        <w:t>Bella Hadid’s ‘Ôrəbella Closes Growth Equity Investment Led by Silas Capital</w:t>
-      </w:r>
-    </w:p>
-    <w:p>
-      <w:r>
-        <w:rPr>
-          <w:i/>
-          <w:color w:val="555555"/>
-          <w:sz w:val="20"/>
-        </w:rPr>
-        <w:t>Investment</w:t>
-      </w:r>
-    </w:p>
-    <w:p>
-      <w:r>
-        <w:t>Bella Hadid’s ‘Ôrəbella Closes Growth Equity Investment Led by Silas Capital</w:t>
-      </w:r>
-    </w:p>
-    <w:p>
-      <w:r>
-        <w:rPr>
-          <w:sz w:val="18"/>
-        </w:rPr>
-        <w:t xml:space="preserve">Source: Unknown  •  </w:t>
-      </w:r>
-      <w:r>
-        <w:rPr>
-          <w:b/>
-          <w:color w:val="B7790E"/>
-          <w:sz w:val="18"/>
-        </w:rPr>
-        <w:t>MEDIUM</w:t>
-      </w:r>
-      <w:r>
-        <w:rPr>
-          <w:sz w:val="18"/>
-        </w:rPr>
-        <w:t xml:space="preserve">  •  01 Jun 2026  •  </w:t>
-      </w:r>
-      <w:hyperlink r:id="rId70">
-        <w:r>
-          <w:rPr>
-            <w:rFonts w:ascii="Arial"/>
-            <w:color w:val="0563C1"/>
-            <w:u w:val="single"/>
-          </w:rPr>
-          <w:t>Read full article</w:t>
-        </w:r>
-      </w:hyperlink>
-    </w:p>
-    <w:p/>
-    <w:p>
-      <w:r>
-        <w:rPr>
-          <w:b/>
-        </w:rPr>
-        <w:t>K Hospitality Corp Unveils Kliff Ventures, an INR 200 Crore Consumer Investment Platform</w:t>
-      </w:r>
-    </w:p>
-    <w:p>
-      <w:r>
-        <w:rPr>
-          <w:i/>
-          <w:color w:val="555555"/>
-          <w:sz w:val="20"/>
-        </w:rPr>
-        <w:t>Investment  •  INR 200 Crore</w:t>
-      </w:r>
-    </w:p>
-    <w:p>
-      <w:r>
-        <w:t>K Hospitality Corp Unveils Kliff Ventures, an INR 200 Crore Consumer Investment Platform</w:t>
-      </w:r>
-    </w:p>
-    <w:p>
-      <w:r>
-        <w:rPr>
-          <w:sz w:val="18"/>
-        </w:rPr>
-        <w:t xml:space="preserve">Source: Unknown  •  </w:t>
-      </w:r>
-      <w:r>
-        <w:rPr>
-          <w:b/>
-          <w:color w:val="B7790E"/>
-          <w:sz w:val="18"/>
-        </w:rPr>
-        <w:t>MEDIUM</w:t>
-      </w:r>
-      <w:r>
-        <w:rPr>
-          <w:sz w:val="18"/>
-        </w:rPr>
-        <w:t xml:space="preserve">  •  31 May 2026  •  </w:t>
-      </w:r>
-      <w:hyperlink r:id="rId71">
-        <w:r>
-          <w:rPr>
-            <w:rFonts w:ascii="Arial"/>
-            <w:color w:val="0563C1"/>
-            <w:u w:val="single"/>
-          </w:rPr>
-          <w:t>Read full article</w:t>
-        </w:r>
-      </w:hyperlink>
-    </w:p>
-    <w:p/>
-    <w:p>
-      <w:r>
-        <w:rPr>
-          <w:b/>
-        </w:rPr>
-        <w:t>TVS Supply unit invests ₹59.56 crore in Swamy &amp; Sons 3PL</w:t>
-      </w:r>
-    </w:p>
-    <w:p>
-      <w:r>
-        <w:rPr>
-          <w:i/>
-          <w:color w:val="555555"/>
-          <w:sz w:val="20"/>
-        </w:rPr>
-        <w:t>Investment  •  ₹59.56 crore</w:t>
-      </w:r>
-    </w:p>
-    <w:p>
-      <w:r>
-        <w:t>TVS Supply unit invests ₹59.56 crore in Swamy &amp; Sons 3PL</w:t>
-      </w:r>
-    </w:p>
-    <w:p>
-      <w:r>
-        <w:rPr>
-          <w:sz w:val="18"/>
-        </w:rPr>
-        <w:t xml:space="preserve">Source: Unknown  •  </w:t>
-      </w:r>
-      <w:r>
-        <w:rPr>
-          <w:b/>
-          <w:color w:val="B7790E"/>
-          <w:sz w:val="18"/>
-        </w:rPr>
-        <w:t>MEDIUM</w:t>
-      </w:r>
-      <w:r>
-        <w:rPr>
-          <w:sz w:val="18"/>
-        </w:rPr>
-        <w:t xml:space="preserve">  •  22 May 2026  •  </w:t>
-      </w:r>
-      <w:hyperlink r:id="rId72">
-        <w:r>
-          <w:rPr>
-            <w:rFonts w:ascii="Arial"/>
-            <w:color w:val="0563C1"/>
-            <w:u w:val="single"/>
-          </w:rPr>
-          <w:t>Read full article</w:t>
-        </w:r>
-      </w:hyperlink>
-    </w:p>
-    <w:p/>
-    <w:p>
-      <w:pPr>
-        <w:pStyle w:val="Heading1"/>
-      </w:pPr>
-      <w:r>
-        <w:t>PE (2)</w:t>
-      </w:r>
-    </w:p>
-    <w:p>
-      <w:r>
-        <w:rPr>
-          <w:b/>
-        </w:rPr>
-        <w:t>Silicon Valley, sovereign funds and Ambani sit tight on their Jio stake in potential  ₹35,000 crore offer</w:t>
-      </w:r>
-    </w:p>
-    <w:p>
-      <w:r>
-        <w:rPr>
-          <w:i/>
-          <w:color w:val="555555"/>
-          <w:sz w:val="20"/>
-        </w:rPr>
-        <w:t>PE  •  ₹35,000 crore</w:t>
-      </w:r>
-    </w:p>
-    <w:p>
-      <w:r>
-        <w:t>Silicon Valley, sovereign funds and Ambani sit tight on their Jio stake in potential  ₹35,000 crore offer</w:t>
-      </w:r>
-    </w:p>
-    <w:p>
-      <w:r>
-        <w:rPr>
-          <w:sz w:val="18"/>
-        </w:rPr>
-        <w:t xml:space="preserve">Source: Livemint  •  </w:t>
-      </w:r>
-      <w:r>
-        <w:rPr>
-          <w:b/>
-          <w:color w:val="B7790E"/>
-          <w:sz w:val="18"/>
-        </w:rPr>
-        <w:t>MEDIUM</w:t>
-      </w:r>
-      <w:r>
-        <w:rPr>
-          <w:sz w:val="18"/>
-        </w:rPr>
-        <w:t xml:space="preserve">  •  19 Jun 2026  •  </w:t>
-      </w:r>
-      <w:hyperlink r:id="rId73">
-        <w:r>
-          <w:rPr>
-            <w:rFonts w:ascii="Arial"/>
-            <w:color w:val="0563C1"/>
-            <w:u w:val="single"/>
-          </w:rPr>
-          <w:t>Read full article</w:t>
-        </w:r>
-      </w:hyperlink>
-    </w:p>
-    <w:p/>
-    <w:p>
-      <w:r>
-        <w:rPr>
-          <w:b/>
-        </w:rPr>
-        <w:t>Signet Bank finances the growth of Latvian private equity firm Global Champs through the acquisition of a mushroom farming company in Lithuania</w:t>
-      </w:r>
-    </w:p>
-    <w:p>
-      <w:r>
-        <w:rPr>
-          <w:i/>
-          <w:color w:val="555555"/>
-          <w:sz w:val="20"/>
-        </w:rPr>
-        <w:t>PE</w:t>
-      </w:r>
-    </w:p>
-    <w:p>
-      <w:r>
-        <w:t>Signet Bank finances the growth of Latvian private equity firm Global Champs through the acquisition of a mushroom farming company in Lithuania</w:t>
-      </w:r>
-    </w:p>
-    <w:p>
-      <w:r>
-        <w:rPr>
-          <w:sz w:val="18"/>
-        </w:rPr>
-        <w:t xml:space="preserve">Source: Unknown  •  </w:t>
-      </w:r>
-      <w:r>
-        <w:rPr>
-          <w:b/>
-          <w:color w:val="B7790E"/>
-          <w:sz w:val="18"/>
-        </w:rPr>
-        <w:t>MEDIUM</w:t>
-      </w:r>
-      <w:r>
-        <w:rPr>
-          <w:sz w:val="18"/>
-        </w:rPr>
-        <w:t xml:space="preserve">  •  17 Jun 2026  •  </w:t>
-      </w:r>
-      <w:hyperlink r:id="rId74">
-        <w:r>
-          <w:rPr>
-            <w:rFonts w:ascii="Arial"/>
-            <w:color w:val="0563C1"/>
-            <w:u w:val="single"/>
-          </w:rPr>
-          <w:t>Read full article</w:t>
-        </w:r>
-      </w:hyperlink>
-    </w:p>
-    <w:p/>
-    <w:p>
-      <w:pPr>
-        <w:pStyle w:val="Heading1"/>
-      </w:pPr>
-      <w:r>
-        <w:t>Funding (1)</w:t>
-      </w:r>
-    </w:p>
-    <w:p>
-      <w:r>
-        <w:rPr>
-          <w:b/>
-        </w:rPr>
-        <w:t>Xtovia Raises ₹6.9 Crore Pre-Seed Round to Build a Global Science-Led Haircare Brand from India</w:t>
-      </w:r>
-    </w:p>
-    <w:p>
-      <w:r>
-        <w:rPr>
-          <w:i/>
-          <w:color w:val="555555"/>
-          <w:sz w:val="20"/>
-        </w:rPr>
-        <w:t>Funding  •  ₹6.9 Crore</w:t>
-      </w:r>
-    </w:p>
-    <w:p>
-      <w:r>
-        <w:t>Xtovia Raises ₹6.9 Crore Pre-Seed Round to Build a Global Science-Led Haircare Brand from India</w:t>
-      </w:r>
-    </w:p>
-    <w:p>
-      <w:r>
-        <w:rPr>
-          <w:sz w:val="18"/>
-        </w:rPr>
-        <w:t xml:space="preserve">Source: Unknown  •  </w:t>
-      </w:r>
-      <w:r>
-        <w:rPr>
-          <w:b/>
-          <w:color w:val="B7790E"/>
-          <w:sz w:val="18"/>
-        </w:rPr>
-        <w:t>MEDIUM</w:t>
-      </w:r>
-      <w:r>
-        <w:rPr>
-          <w:sz w:val="18"/>
-        </w:rPr>
-        <w:t xml:space="preserve">  •  19 Jun 2026  •  </w:t>
-      </w:r>
-      <w:hyperlink r:id="rId75">
-        <w:r>
-          <w:rPr>
-            <w:rFonts w:ascii="Arial"/>
-            <w:color w:val="0563C1"/>
-            <w:u w:val="single"/>
-          </w:rPr>
-          <w:t>Read full article</w:t>
-        </w:r>
-      </w:hyperlink>
-    </w:p>
-    <w:p/>
-    <w:p>
-      <w:pPr>
-        <w:pStyle w:val="Heading1"/>
-      </w:pPr>
-      <w:r>
-        <w:t>Merger (1)</w:t>
-      </w:r>
-    </w:p>
-    <w:p>
-      <w:r>
-        <w:rPr>
-          <w:b/>
-        </w:rPr>
-        <w:t>Kraft Foods | History, Products, Facts, &amp; Merger | Britannica Money</w:t>
-      </w:r>
-    </w:p>
-    <w:p>
-      <w:r>
-        <w:rPr>
-          <w:i/>
-          <w:color w:val="555555"/>
-          <w:sz w:val="20"/>
-        </w:rPr>
-        <w:t>Merger</w:t>
-      </w:r>
-    </w:p>
-    <w:p>
-      <w:r>
-        <w:t>Kraft Foods | History, Products, Facts, &amp; Merger | Britannica Money</w:t>
-      </w:r>
-    </w:p>
-    <w:p>
-      <w:r>
-        <w:rPr>
-          <w:sz w:val="18"/>
-        </w:rPr>
-        <w:t xml:space="preserve">Source: Unknown  •  </w:t>
-      </w:r>
-      <w:r>
-        <w:rPr>
-          <w:b/>
-          <w:color w:val="B7790E"/>
-          <w:sz w:val="18"/>
-        </w:rPr>
-        <w:t>MEDIUM</w:t>
-      </w:r>
-      <w:r>
-        <w:rPr>
-          <w:sz w:val="18"/>
-        </w:rPr>
-        <w:t xml:space="preserve">  •  17 Jun 2026  •  </w:t>
-      </w:r>
-      <w:hyperlink r:id="rId76">
-        <w:r>
-          <w:rPr>
-            <w:rFonts w:ascii="Arial"/>
-            <w:color w:val="0563C1"/>
-            <w:u w:val="single"/>
-          </w:rPr>
-          <w:t>Read full article</w:t>
-        </w:r>
-      </w:hyperlink>
-    </w:p>
-    <w:p/>
-    <w:p>
-      <w:pPr>
-        <w:pStyle w:val="Heading1"/>
-      </w:pPr>
-      <w:r>
-        <w:t>Other (18)</w:t>
-      </w:r>
-    </w:p>
-    <w:p>
-      <w:r>
-        <w:rPr>
-          <w:b/>
-        </w:rPr>
-        <w:t>Reliance Consumer Targets Rs 1 Lakh Cr Revenue by 2030</w:t>
-      </w:r>
-    </w:p>
-    <w:p>
-      <w:r>
-        <w:rPr>
-          <w:i/>
-          <w:color w:val="555555"/>
-          <w:sz w:val="20"/>
-        </w:rPr>
-        <w:t>Other  •  Rs 1 Lakh</w:t>
-      </w:r>
-    </w:p>
-    <w:p>
-      <w:r>
-        <w:t>Reliance Consumer Targets Rs 1 Lakh Cr Revenue by 2030</w:t>
-      </w:r>
-    </w:p>
-    <w:p>
-      <w:r>
-        <w:rPr>
-          <w:sz w:val="18"/>
-        </w:rPr>
-        <w:t xml:space="preserve">Source: Unknown  •  </w:t>
-      </w:r>
-      <w:r>
-        <w:rPr>
-          <w:b/>
-          <w:color w:val="B7790E"/>
-          <w:sz w:val="18"/>
-        </w:rPr>
-        <w:t>MEDIUM</w:t>
-      </w:r>
-      <w:r>
-        <w:rPr>
-          <w:sz w:val="18"/>
-        </w:rPr>
-        <w:t xml:space="preserve">  •  19 Jun 2026  •  </w:t>
-      </w:r>
-      <w:hyperlink r:id="rId77">
-        <w:r>
-          <w:rPr>
-            <w:rFonts w:ascii="Arial"/>
-            <w:color w:val="0563C1"/>
-            <w:u w:val="single"/>
-          </w:rPr>
-          <w:t>Read full article</w:t>
-        </w:r>
-      </w:hyperlink>
-    </w:p>
-    <w:p/>
-    <w:p>
-      <w:r>
-        <w:rPr>
-          <w:b/>
-        </w:rPr>
-        <w:t>FMCG Giants' Shopping Spree: Why Beauty Brands Are Winning</w:t>
-      </w:r>
-    </w:p>
-    <w:p>
-      <w:r>
-        <w:rPr>
-          <w:i/>
-          <w:color w:val="555555"/>
-          <w:sz w:val="20"/>
-        </w:rPr>
-        <w:t>Other</w:t>
-      </w:r>
-    </w:p>
-    <w:p>
-      <w:r>
-        <w:t>FMCG Giants' Shopping Spree: Why Beauty Brands Are Winning</w:t>
-      </w:r>
-    </w:p>
-    <w:p>
-      <w:r>
-        <w:rPr>
-          <w:sz w:val="18"/>
-        </w:rPr>
-        <w:t xml:space="preserve">Source: Unknown  •  </w:t>
-      </w:r>
-      <w:r>
-        <w:rPr>
-          <w:b/>
-          <w:color w:val="B7790E"/>
-          <w:sz w:val="18"/>
-        </w:rPr>
-        <w:t>MEDIUM</w:t>
-      </w:r>
-      <w:r>
-        <w:rPr>
-          <w:sz w:val="18"/>
-        </w:rPr>
-        <w:t xml:space="preserve">  •  18 Jun 2026  •  </w:t>
-      </w:r>
-      <w:hyperlink r:id="rId78">
-        <w:r>
-          <w:rPr>
-            <w:rFonts w:ascii="Arial"/>
-            <w:color w:val="0563C1"/>
-            <w:u w:val="single"/>
-          </w:rPr>
-          <w:t>Read full article</w:t>
-        </w:r>
-      </w:hyperlink>
-    </w:p>
-    <w:p/>
-    <w:p>
-      <w:r>
-        <w:rPr>
-          <w:b/>
-        </w:rPr>
-        <w:t>Beauty becomes the crown jewel of D2C deals as FMCG giants chase premium growth</w:t>
-      </w:r>
-    </w:p>
-    <w:p>
-      <w:r>
-        <w:rPr>
-          <w:i/>
-          <w:color w:val="555555"/>
-          <w:sz w:val="20"/>
-        </w:rPr>
-        <w:t>Other</w:t>
-      </w:r>
-    </w:p>
-    <w:p>
-      <w:r>
-        <w:t>Beauty becomes the crown jewel of D2C deals as FMCG giants chase premium growth</w:t>
-      </w:r>
-    </w:p>
-    <w:p>
-      <w:r>
-        <w:rPr>
-          <w:sz w:val="18"/>
-        </w:rPr>
-        <w:t xml:space="preserve">Source: Business Line  •  </w:t>
-      </w:r>
-      <w:r>
-        <w:rPr>
-          <w:b/>
-          <w:color w:val="B7790E"/>
-          <w:sz w:val="18"/>
-        </w:rPr>
-        <w:t>MEDIUM</w:t>
-      </w:r>
-      <w:r>
-        <w:rPr>
-          <w:sz w:val="18"/>
-        </w:rPr>
-        <w:t xml:space="preserve">  •  18 Jun 2026  •  </w:t>
-      </w:r>
-      <w:hyperlink r:id="rId79">
-        <w:r>
-          <w:rPr>
-            <w:rFonts w:ascii="Arial"/>
-            <w:color w:val="0563C1"/>
-            <w:u w:val="single"/>
-          </w:rPr>
-          <w:t>Read full article</w:t>
-        </w:r>
-      </w:hyperlink>
-    </w:p>
-    <w:p/>
-    <w:p>
-      <w:r>
-        <w:rPr>
-          <w:b/>
-        </w:rPr>
-        <w:t>Shanthala FMCG confirms no share encumbrance in FY26</w:t>
-      </w:r>
-    </w:p>
-    <w:p>
-      <w:r>
-        <w:rPr>
-          <w:i/>
-          <w:color w:val="555555"/>
-          <w:sz w:val="20"/>
-        </w:rPr>
-        <w:t>Other</w:t>
-      </w:r>
-    </w:p>
-    <w:p>
-      <w:r>
-        <w:t>Shanthala FMCG confirms no share encumbrance in FY26</w:t>
-      </w:r>
-    </w:p>
-    <w:p>
-      <w:r>
-        <w:rPr>
-          <w:sz w:val="18"/>
-        </w:rPr>
-        <w:t xml:space="preserve">Source: Unknown  •  </w:t>
-      </w:r>
-      <w:r>
-        <w:rPr>
-          <w:b/>
-          <w:color w:val="B7790E"/>
-          <w:sz w:val="18"/>
-        </w:rPr>
-        <w:t>MEDIUM</w:t>
-      </w:r>
-      <w:r>
-        <w:rPr>
-          <w:sz w:val="18"/>
-        </w:rPr>
-        <w:t xml:space="preserve">  •  17 Jun 2026  •  </w:t>
-      </w:r>
-      <w:hyperlink r:id="rId80">
-        <w:r>
-          <w:rPr>
-            <w:rFonts w:ascii="Arial"/>
-            <w:color w:val="0563C1"/>
-            <w:u w:val="single"/>
-          </w:rPr>
-          <w:t>Read full article</w:t>
-        </w:r>
-      </w:hyperlink>
-    </w:p>
-    <w:p/>
-    <w:p>
-      <w:r>
-        <w:rPr>
-          <w:b/>
-        </w:rPr>
-        <w:t>Sigma Healthcare backs out of $14bn Boots UK bid</w:t>
-      </w:r>
-    </w:p>
-    <w:p>
-      <w:r>
-        <w:rPr>
-          <w:i/>
-          <w:color w:val="555555"/>
-          <w:sz w:val="20"/>
-        </w:rPr>
-        <w:t>Other  •  $14bn</w:t>
-      </w:r>
-    </w:p>
-    <w:p>
-      <w:r>
-        <w:t>Sigma Healthcare backs out of $14bn Boots UK bid</w:t>
-      </w:r>
-    </w:p>
-    <w:p>
-      <w:r>
-        <w:rPr>
-          <w:sz w:val="18"/>
-        </w:rPr>
-        <w:t xml:space="preserve">Source: Unknown  •  </w:t>
-      </w:r>
-      <w:r>
-        <w:rPr>
-          <w:b/>
-          <w:color w:val="B7790E"/>
-          <w:sz w:val="18"/>
-        </w:rPr>
-        <w:t>MEDIUM</w:t>
-      </w:r>
-      <w:r>
-        <w:rPr>
-          <w:sz w:val="18"/>
-        </w:rPr>
-        <w:t xml:space="preserve">  •  15 Jun 2026  •  </w:t>
-      </w:r>
-      <w:hyperlink r:id="rId81">
-        <w:r>
-          <w:rPr>
-            <w:rFonts w:ascii="Arial"/>
-            <w:color w:val="0563C1"/>
-            <w:u w:val="single"/>
-          </w:rPr>
-          <w:t>Read full article</w:t>
-        </w:r>
-      </w:hyperlink>
-    </w:p>
-    <w:p/>
-    <w:p>
-      <w:r>
-        <w:rPr>
-          <w:b/>
-        </w:rPr>
-        <w:t>A Fresh Splash in Beverages: FlavorSum Adds Beverage Flavors International</w:t>
-      </w:r>
-    </w:p>
-    <w:p>
-      <w:r>
-        <w:rPr>
-          <w:i/>
-          <w:color w:val="555555"/>
-          <w:sz w:val="20"/>
-        </w:rPr>
-        <w:t>Other</w:t>
-      </w:r>
-    </w:p>
-    <w:p>
-      <w:r>
-        <w:t>A Fresh Splash in Beverages: FlavorSum Adds Beverage Flavors International</w:t>
-      </w:r>
-    </w:p>
-    <w:p>
-      <w:r>
-        <w:rPr>
-          <w:sz w:val="18"/>
-        </w:rPr>
-        <w:t xml:space="preserve">Source: Unknown  •  </w:t>
-      </w:r>
-      <w:r>
-        <w:rPr>
-          <w:b/>
-          <w:color w:val="B7790E"/>
-          <w:sz w:val="18"/>
-        </w:rPr>
-        <w:t>MEDIUM</w:t>
-      </w:r>
-      <w:r>
-        <w:rPr>
-          <w:sz w:val="18"/>
-        </w:rPr>
-        <w:t xml:space="preserve">  •  10 Jun 2026  •  </w:t>
-      </w:r>
-      <w:hyperlink r:id="rId82">
-        <w:r>
-          <w:rPr>
-            <w:rFonts w:ascii="Arial"/>
-            <w:color w:val="0563C1"/>
-            <w:u w:val="single"/>
-          </w:rPr>
-          <w:t>Read full article</w:t>
-        </w:r>
-      </w:hyperlink>
-    </w:p>
-    <w:p/>
-    <w:p>
-      <w:r>
-        <w:rPr>
-          <w:b/>
-        </w:rPr>
-        <w:t>Unilever plc stock (GB00B10RZP78): Dividend policy, portfolio reshaping and consumer trends under sc</w:t>
-      </w:r>
-    </w:p>
-    <w:p>
-      <w:r>
-        <w:rPr>
-          <w:i/>
-          <w:color w:val="555555"/>
-          <w:sz w:val="20"/>
-        </w:rPr>
-        <w:t>Other</w:t>
-      </w:r>
-    </w:p>
-    <w:p>
-      <w:r>
-        <w:t>Unilever plc stock (GB00B10RZP78): Dividend policy, portfolio reshaping and consumer trends under sc</w:t>
-      </w:r>
-    </w:p>
-    <w:p>
-      <w:r>
-        <w:rPr>
-          <w:sz w:val="18"/>
-        </w:rPr>
-        <w:t xml:space="preserve">Source: Unknown  •  </w:t>
-      </w:r>
-      <w:r>
-        <w:rPr>
-          <w:b/>
-          <w:color w:val="B7790E"/>
-          <w:sz w:val="18"/>
-        </w:rPr>
-        <w:t>MEDIUM</w:t>
-      </w:r>
-      <w:r>
-        <w:rPr>
-          <w:sz w:val="18"/>
-        </w:rPr>
-        <w:t xml:space="preserve">  •  10 Jun 2026  •  </w:t>
-      </w:r>
-      <w:hyperlink r:id="rId83">
-        <w:r>
-          <w:rPr>
-            <w:rFonts w:ascii="Arial"/>
-            <w:color w:val="0563C1"/>
-            <w:u w:val="single"/>
-          </w:rPr>
-          <w:t>Read full article</w:t>
-        </w:r>
-      </w:hyperlink>
-    </w:p>
-    <w:p/>
-    <w:p>
-      <w:r>
-        <w:rPr>
-          <w:b/>
-        </w:rPr>
-        <w:t>FMCG Giants Race to Capture India’s $40 Billion Beauty Market</w:t>
-      </w:r>
-    </w:p>
-    <w:p>
-      <w:r>
-        <w:rPr>
-          <w:i/>
-          <w:color w:val="555555"/>
-          <w:sz w:val="20"/>
-        </w:rPr>
-        <w:t>Other  •  $40 Billion</w:t>
-      </w:r>
-    </w:p>
-    <w:p>
-      <w:r>
-        <w:t>FMCG Giants Race to Capture India’s $40 Billion Beauty Market</w:t>
-      </w:r>
-    </w:p>
-    <w:p>
-      <w:r>
-        <w:rPr>
-          <w:sz w:val="18"/>
-        </w:rPr>
-        <w:t xml:space="preserve">Source: Unknown  •  </w:t>
-      </w:r>
-      <w:r>
-        <w:rPr>
-          <w:b/>
-          <w:color w:val="B7790E"/>
-          <w:sz w:val="18"/>
-        </w:rPr>
-        <w:t>MEDIUM</w:t>
-      </w:r>
-      <w:r>
-        <w:rPr>
-          <w:sz w:val="18"/>
-        </w:rPr>
-        <w:t xml:space="preserve">  •  09 Jun 2026  •  </w:t>
-      </w:r>
-      <w:hyperlink r:id="rId84">
-        <w:r>
-          <w:rPr>
-            <w:rFonts w:ascii="Arial"/>
-            <w:color w:val="0563C1"/>
-            <w:u w:val="single"/>
-          </w:rPr>
-          <w:t>Read full article</w:t>
-        </w:r>
-      </w:hyperlink>
-    </w:p>
-    <w:p/>
-    <w:p>
-      <w:r>
-        <w:rPr>
-          <w:b/>
-        </w:rPr>
-        <w:t>Beauty boom to fuel more dealmaking as FMCG giants chase premium brands</w:t>
-      </w:r>
-    </w:p>
-    <w:p>
-      <w:r>
-        <w:rPr>
-          <w:i/>
-          <w:color w:val="555555"/>
-          <w:sz w:val="20"/>
-        </w:rPr>
-        <w:t>Other</w:t>
-      </w:r>
-    </w:p>
-    <w:p>
-      <w:r>
-        <w:t>Beauty boom to fuel more dealmaking as FMCG giants chase premium brands</w:t>
-      </w:r>
-    </w:p>
-    <w:p>
-      <w:r>
-        <w:rPr>
-          <w:sz w:val="18"/>
-        </w:rPr>
-        <w:t xml:space="preserve">Source: Unknown  •  </w:t>
-      </w:r>
-      <w:r>
-        <w:rPr>
-          <w:b/>
-          <w:color w:val="B7790E"/>
-          <w:sz w:val="18"/>
-        </w:rPr>
-        <w:t>MEDIUM</w:t>
-      </w:r>
-      <w:r>
-        <w:rPr>
-          <w:sz w:val="18"/>
-        </w:rPr>
-        <w:t xml:space="preserve">  •  09 Jun 2026  •  </w:t>
-      </w:r>
-      <w:hyperlink r:id="rId85">
-        <w:r>
-          <w:rPr>
-            <w:rFonts w:ascii="Arial"/>
-            <w:color w:val="0563C1"/>
-            <w:u w:val="single"/>
-          </w:rPr>
-          <w:t>Read full article</w:t>
-        </w:r>
-      </w:hyperlink>
-    </w:p>
-    <w:p/>
-    <w:p>
-      <w:r>
-        <w:rPr>
-          <w:b/>
-        </w:rPr>
-        <w:t>Quick commerce ad revenue to hit ₹4,900 crore as FMCG funnel collapses</w:t>
-      </w:r>
-    </w:p>
-    <w:p>
-      <w:r>
-        <w:rPr>
-          <w:i/>
-          <w:color w:val="555555"/>
-          <w:sz w:val="20"/>
-        </w:rPr>
-        <w:t>Other  •  ₹4,900 crore</w:t>
-      </w:r>
-    </w:p>
-    <w:p>
-      <w:r>
-        <w:t>Quick commerce ad revenue to hit ₹4,900 crore as FMCG funnel collapses</w:t>
-      </w:r>
-    </w:p>
-    <w:p>
-      <w:r>
-        <w:rPr>
-          <w:sz w:val="18"/>
-        </w:rPr>
-        <w:t xml:space="preserve">Source: Unknown  •  </w:t>
-      </w:r>
-      <w:r>
-        <w:rPr>
-          <w:b/>
-          <w:color w:val="B7790E"/>
-          <w:sz w:val="18"/>
-        </w:rPr>
-        <w:t>MEDIUM</w:t>
-      </w:r>
-      <w:r>
-        <w:rPr>
-          <w:sz w:val="18"/>
-        </w:rPr>
-        <w:t xml:space="preserve">  •  06 Jun 2026  •  </w:t>
-      </w:r>
-      <w:hyperlink r:id="rId86">
-        <w:r>
-          <w:rPr>
-            <w:rFonts w:ascii="Arial"/>
-            <w:color w:val="0563C1"/>
-            <w:u w:val="single"/>
-          </w:rPr>
-          <w:t>Read full article</w:t>
-        </w:r>
-      </w:hyperlink>
-    </w:p>
-    <w:p/>
-    <w:p>
-      <w:r>
-        <w:rPr>
-          <w:b/>
-        </w:rPr>
-        <w:t>The news you need to know: May 2026</w:t>
-      </w:r>
-    </w:p>
-    <w:p>
-      <w:r>
-        <w:rPr>
-          <w:i/>
-          <w:color w:val="555555"/>
-          <w:sz w:val="20"/>
-        </w:rPr>
-        <w:t>Other</w:t>
-      </w:r>
-    </w:p>
-    <w:p>
-      <w:r>
-        <w:t>The news you need to know: May 2026</w:t>
-      </w:r>
-    </w:p>
-    <w:p>
-      <w:r>
-        <w:rPr>
-          <w:sz w:val="18"/>
-        </w:rPr>
-        <w:t xml:space="preserve">Source: Unknown  •  </w:t>
-      </w:r>
-      <w:r>
-        <w:rPr>
-          <w:b/>
-          <w:color w:val="B7790E"/>
-          <w:sz w:val="18"/>
-        </w:rPr>
-        <w:t>MEDIUM</w:t>
-      </w:r>
-      <w:r>
-        <w:rPr>
-          <w:sz w:val="18"/>
-        </w:rPr>
-        <w:t xml:space="preserve">  •  02 Jun 2026  •  </w:t>
-      </w:r>
-      <w:hyperlink r:id="rId87">
-        <w:r>
-          <w:rPr>
-            <w:rFonts w:ascii="Arial"/>
-            <w:color w:val="0563C1"/>
-            <w:u w:val="single"/>
-          </w:rPr>
-          <w:t>Read full article</w:t>
-        </w:r>
-      </w:hyperlink>
-    </w:p>
-    <w:p/>
-    <w:p>
-      <w:r>
-        <w:rPr>
-          <w:b/>
-        </w:rPr>
-        <w:t>13 Best FMCG Stocks In India June 2026 | Top Performing FMCG Companies</w:t>
-      </w:r>
-    </w:p>
-    <w:p>
-      <w:r>
-        <w:rPr>
-          <w:i/>
-          <w:color w:val="555555"/>
-          <w:sz w:val="20"/>
-        </w:rPr>
-        <w:t>Other</w:t>
-      </w:r>
-    </w:p>
-    <w:p>
-      <w:r>
-        <w:t>13 Best FMCG Stocks In India June 2026 | Top Performing FMCG Companies</w:t>
-      </w:r>
-    </w:p>
-    <w:p>
-      <w:r>
-        <w:rPr>
-          <w:sz w:val="18"/>
-        </w:rPr>
-        <w:t xml:space="preserve">Source: Unknown  •  </w:t>
-      </w:r>
-      <w:r>
-        <w:rPr>
-          <w:b/>
-          <w:color w:val="B7790E"/>
-          <w:sz w:val="18"/>
-        </w:rPr>
-        <w:t>MEDIUM</w:t>
-      </w:r>
-      <w:r>
-        <w:rPr>
-          <w:sz w:val="18"/>
-        </w:rPr>
-        <w:t xml:space="preserve">  •  01 Jun 2026  •  </w:t>
-      </w:r>
-      <w:hyperlink r:id="rId88">
-        <w:r>
-          <w:rPr>
-            <w:rFonts w:ascii="Arial"/>
-            <w:color w:val="0563C1"/>
-            <w:u w:val="single"/>
-          </w:rPr>
-          <w:t>Read full article</w:t>
-        </w:r>
-      </w:hyperlink>
-    </w:p>
-    <w:p/>
-    <w:p>
-      <w:r>
-        <w:rPr>
-          <w:b/>
-        </w:rPr>
-        <w:t>Alcoholic Beverages Market Size, Share &amp; Trends | Report [2034]</w:t>
-      </w:r>
-    </w:p>
-    <w:p>
-      <w:r>
-        <w:rPr>
-          <w:i/>
-          <w:color w:val="555555"/>
-          <w:sz w:val="20"/>
-        </w:rPr>
-        <w:t>Other</w:t>
-      </w:r>
-    </w:p>
-    <w:p>
-      <w:r>
-        <w:t>Alcoholic Beverages Market Size, Share &amp; Trends | Report [2034]</w:t>
-      </w:r>
-    </w:p>
-    <w:p>
-      <w:r>
-        <w:rPr>
-          <w:sz w:val="18"/>
-        </w:rPr>
-        <w:t xml:space="preserve">Source: Unknown  •  </w:t>
-      </w:r>
-      <w:r>
-        <w:rPr>
-          <w:b/>
-          <w:color w:val="B7790E"/>
-          <w:sz w:val="18"/>
-        </w:rPr>
-        <w:t>MEDIUM</w:t>
-      </w:r>
-      <w:r>
-        <w:rPr>
-          <w:sz w:val="18"/>
-        </w:rPr>
-        <w:t xml:space="preserve">  •  01 Jun 2026  •  </w:t>
-      </w:r>
-      <w:hyperlink r:id="rId89">
-        <w:r>
-          <w:rPr>
-            <w:rFonts w:ascii="Arial"/>
-            <w:color w:val="0563C1"/>
-            <w:u w:val="single"/>
-          </w:rPr>
-          <w:t>Read full article</w:t>
-        </w:r>
-      </w:hyperlink>
-    </w:p>
-    <w:p/>
-    <w:p>
-      <w:r>
-        <w:rPr>
-          <w:b/>
-        </w:rPr>
-        <w:t>Danone’s €1bn Huel bid sparks competition scrutiny</w:t>
-      </w:r>
-    </w:p>
-    <w:p>
-      <w:r>
-        <w:rPr>
-          <w:i/>
-          <w:color w:val="555555"/>
-          <w:sz w:val="20"/>
-        </w:rPr>
-        <w:t>Other</w:t>
-      </w:r>
-    </w:p>
-    <w:p>
-      <w:r>
-        <w:t>Danone’s €1bn Huel bid sparks competition scrutiny</w:t>
-      </w:r>
-    </w:p>
-    <w:p>
-      <w:r>
-        <w:rPr>
-          <w:sz w:val="18"/>
-        </w:rPr>
-        <w:t xml:space="preserve">Source: Unknown  •  </w:t>
-      </w:r>
-      <w:r>
-        <w:rPr>
-          <w:b/>
-          <w:color w:val="B7790E"/>
-          <w:sz w:val="18"/>
-        </w:rPr>
-        <w:t>MEDIUM</w:t>
-      </w:r>
-      <w:r>
-        <w:rPr>
-          <w:sz w:val="18"/>
-        </w:rPr>
-        <w:t xml:space="preserve">  •  28 May 2026  •  </w:t>
-      </w:r>
-      <w:hyperlink r:id="rId90">
-        <w:r>
-          <w:rPr>
-            <w:rFonts w:ascii="Arial"/>
-            <w:color w:val="0563C1"/>
-            <w:u w:val="single"/>
-          </w:rPr>
-          <w:t>Read full article</w:t>
-        </w:r>
-      </w:hyperlink>
-    </w:p>
-    <w:p/>
-    <w:p>
-      <w:r>
-        <w:rPr>
-          <w:b/>
-        </w:rPr>
-        <w:t>Unilever McCormick deal under pressure as backlash builds</w:t>
-      </w:r>
-    </w:p>
-    <w:p>
-      <w:r>
-        <w:rPr>
-          <w:i/>
-          <w:color w:val="555555"/>
-          <w:sz w:val="20"/>
-        </w:rPr>
-        <w:t>Other</w:t>
-      </w:r>
-    </w:p>
-    <w:p>
-      <w:r>
-        <w:t>Unilever McCormick deal under pressure as backlash builds</w:t>
-      </w:r>
-    </w:p>
-    <w:p>
-      <w:r>
-        <w:rPr>
-          <w:sz w:val="18"/>
-        </w:rPr>
-        <w:t xml:space="preserve">Source: Unknown  •  </w:t>
-      </w:r>
-      <w:r>
-        <w:rPr>
-          <w:b/>
-          <w:color w:val="B7790E"/>
-          <w:sz w:val="18"/>
-        </w:rPr>
-        <w:t>MEDIUM</w:t>
-      </w:r>
-      <w:r>
-        <w:rPr>
-          <w:sz w:val="18"/>
-        </w:rPr>
-        <w:t xml:space="preserve">  •  27 May 2026  •  </w:t>
-      </w:r>
-      <w:hyperlink r:id="rId91">
-        <w:r>
-          <w:rPr>
-            <w:rFonts w:ascii="Arial"/>
-            <w:color w:val="0563C1"/>
-            <w:u w:val="single"/>
-          </w:rPr>
-          <w:t>Read full article</w:t>
-        </w:r>
-      </w:hyperlink>
-    </w:p>
-    <w:p/>
-    <w:p>
-      <w:r>
-        <w:rPr>
-          <w:b/>
-        </w:rPr>
-        <w:t>FMCG players gear up to tap into Rs 2.5-lakh-crore GLP-1 opportunity</w:t>
-      </w:r>
-    </w:p>
-    <w:p>
-      <w:r>
-        <w:rPr>
-          <w:i/>
-          <w:color w:val="555555"/>
-          <w:sz w:val="20"/>
-        </w:rPr>
-        <w:t>Other  •  Rs 2.5</w:t>
-      </w:r>
-    </w:p>
-    <w:p>
-      <w:r>
-        <w:t>FMCG players gear up to tap into Rs 2.5-lakh-crore GLP-1 opportunity</w:t>
-      </w:r>
-    </w:p>
-    <w:p>
-      <w:r>
-        <w:rPr>
-          <w:sz w:val="18"/>
-        </w:rPr>
-        <w:t xml:space="preserve">Source: Unknown  •  </w:t>
-      </w:r>
-      <w:r>
-        <w:rPr>
-          <w:b/>
-          <w:color w:val="B7790E"/>
-          <w:sz w:val="18"/>
-        </w:rPr>
-        <w:t>MEDIUM</w:t>
-      </w:r>
-      <w:r>
-        <w:rPr>
-          <w:sz w:val="18"/>
-        </w:rPr>
-        <w:t xml:space="preserve">  •  26 May 2026  •  </w:t>
-      </w:r>
-      <w:hyperlink r:id="rId92">
-        <w:r>
-          <w:rPr>
-            <w:rFonts w:ascii="Arial"/>
-            <w:color w:val="0563C1"/>
-            <w:u w:val="single"/>
-          </w:rPr>
-          <w:t>Read full article</w:t>
-        </w:r>
-      </w:hyperlink>
-    </w:p>
-    <w:p/>
-    <w:p>
-      <w:r>
-        <w:rPr>
-          <w:b/>
-        </w:rPr>
-        <w:t>Marico’s CEO Saugata Gupta bets on building the next digital-first brands from within</w:t>
-      </w:r>
-    </w:p>
-    <w:p>
-      <w:r>
-        <w:rPr>
-          <w:i/>
-          <w:color w:val="555555"/>
-          <w:sz w:val="20"/>
-        </w:rPr>
-        <w:t>Other</w:t>
-      </w:r>
-    </w:p>
-    <w:p>
-      <w:r>
-        <w:t>Marico’s CEO Saugata Gupta bets on building the next digital-first brands from within</w:t>
-      </w:r>
-    </w:p>
-    <w:p>
-      <w:r>
-        <w:rPr>
-          <w:sz w:val="18"/>
-        </w:rPr>
-        <w:t xml:space="preserve">Source: Unknown  •  </w:t>
-      </w:r>
-      <w:r>
-        <w:rPr>
-          <w:b/>
-          <w:color w:val="B7790E"/>
-          <w:sz w:val="18"/>
-        </w:rPr>
-        <w:t>MEDIUM</w:t>
-      </w:r>
-      <w:r>
-        <w:rPr>
-          <w:sz w:val="18"/>
-        </w:rPr>
-        <w:t xml:space="preserve">  •  22 May 2026  •  </w:t>
-      </w:r>
-      <w:hyperlink r:id="rId93">
-        <w:r>
-          <w:rPr>
-            <w:rFonts w:ascii="Arial"/>
-            <w:color w:val="0563C1"/>
-            <w:u w:val="single"/>
-          </w:rPr>
-          <w:t>Read full article</w:t>
-        </w:r>
-      </w:hyperlink>
-    </w:p>
-    <w:p/>
-    <w:p>
-      <w:r>
-        <w:rPr>
-          <w:b/>
-        </w:rPr>
-        <w:t>Tata Consumer Products Ltd stock (INE192A01025): Results, brands and U.S. relevance</w:t>
-      </w:r>
-    </w:p>
-    <w:p>
-      <w:r>
-        <w:rPr>
-          <w:i/>
-          <w:color w:val="555555"/>
-          <w:sz w:val="20"/>
-        </w:rPr>
-        <w:t>Other</w:t>
-      </w:r>
-    </w:p>
-    <w:p>
-      <w:r>
-        <w:t>Tata Consumer Products Ltd stock (INE192A01025): Results, brands and U.S. relevance</w:t>
-      </w:r>
-    </w:p>
-    <w:p>
-      <w:r>
-        <w:rPr>
-          <w:sz w:val="18"/>
-        </w:rPr>
-        <w:t xml:space="preserve">Source: Unknown  •  </w:t>
-      </w:r>
-      <w:r>
-        <w:rPr>
-          <w:b/>
-          <w:color w:val="B7790E"/>
-          <w:sz w:val="18"/>
-        </w:rPr>
-        <w:t>MEDIUM</w:t>
-      </w:r>
-      <w:r>
-        <w:rPr>
-          <w:sz w:val="18"/>
-        </w:rPr>
-        <w:t xml:space="preserve">  •  21 May 2026  •  </w:t>
-      </w:r>
-      <w:hyperlink r:id="rId94">
-        <w:r>
-          <w:rPr>
-            <w:rFonts w:ascii="Arial"/>
-            <w:color w:val="0563C1"/>
-            <w:u w:val="single"/>
-          </w:rPr>
-          <w:t>Read full article</w:t>
-        </w:r>
-      </w:hyperlink>
-    </w:p>
-    <w:p/>
-    <w:p>
-      <w:pPr>
-        <w:pStyle w:val="Heading1"/>
-      </w:pPr>
-      <w:r>
-        <w:t>Methodology</w:t>
-      </w:r>
-    </w:p>
-    <w:p>
-      <w:r>
-        <w:t>This newsletter is generated by an automated pipeline: RSS ingestion with a 30-day recency filter, semantic near-duplicate removal, a rule-based FMCG-relevance filter with optional LLM escalation for ambiguous cases, publisher-credibility scoring, and AI-assisted deal summarization. Credibility tiers and source attribution are shown for every item so a reader can judge each deal's reliability independently.</w:t>
-      </w:r>
-    </w:p>
     <w:sectPr>
+      <w:footerReference w:type="default" r:id="rId12"/>
       <w:pgSz w:w="12240" w:h="15840"/>
       <w:pgMar w:top="1440" w:right="1800" w:bottom="1440" w:left="1800" w:header="720" w:footer="720" w:gutter="0"/>
       <w:cols w:space="720"/>
@@ -5133,6 +3856,43 @@
     </w:sectPr>
   </w:body>
 </w:document>
+</file>
+
+<file path=word/footer1.xml><?xml version="1.0" encoding="utf-8"?>
+<w:ftr xmlns:m="http://schemas.openxmlformats.org/officeDocument/2006/math" xmlns:mc="http://schemas.openxmlformats.org/markup-compatibility/2006" xmlns:mo="http://schemas.microsoft.com/office/mac/office/2008/main" xmlns:mv="urn:schemas-microsoft-com:mac:vml" xmlns:o="urn:schemas-microsoft-com:office:office" xmlns:r="http://schemas.openxmlformats.org/officeDocument/2006/relationships" xmlns:v="urn:schemas-microsoft-com:vml" xmlns:w10="urn:schemas-microsoft-com:office:word" xmlns:w14="http://schemas.microsoft.com/office/word/2010/wordml" xmlns:w="http://schemas.openxmlformats.org/wordprocessingml/2006/main" xmlns:wne="http://schemas.microsoft.com/office/word/2006/wordml" xmlns:wp14="http://schemas.microsoft.com/office/word/2010/wordprocessingDrawing" xmlns:wp="http://schemas.openxmlformats.org/drawingml/2006/wordprocessingDrawing" xmlns:wpc="http://schemas.microsoft.com/office/word/2010/wordprocessingCanvas" xmlns:wpg="http://schemas.microsoft.com/office/word/2010/wordprocessingGroup" xmlns:wpi="http://schemas.microsoft.com/office/word/2010/wordprocessingInk" xmlns:wps="http://schemas.microsoft.com/office/word/2010/wordprocessingShape" mc:Ignorable="w14 wp14">
+  <w:p>
+    <w:pPr>
+      <w:pStyle w:val="Footer"/>
+      <w:tabs>
+        <w:tab w:pos="9360" w:val="left"/>
+      </w:tabs>
+    </w:pPr>
+    <w:r>
+      <w:rPr>
+        <w:color w:val="888888"/>
+        <w:sz w:val="16"/>
+      </w:rPr>
+    </w:r>
+    <w:r>
+      <w:rPr>
+        <w:color w:val="888888"/>
+        <w:sz w:val="16"/>
+      </w:rPr>
+      <w:t>Automated screening pipeline: ingestion → dedup → relevance → credibility → summarization.</w:t>
+      <w:tab/>
+    </w:r>
+    <w:r>
+      <w:rPr>
+        <w:color w:val="888888"/>
+        <w:sz w:val="16"/>
+      </w:rPr>
+      <w:fldChar w:fldCharType="begin"/>
+      <w:instrText xml:space="preserve">PAGE</w:instrText>
+      <w:fldChar w:fldCharType="separate"/>
+      <w:fldChar w:fldCharType="end"/>
+    </w:r>
+  </w:p>
+</w:ftr>
 </file>
 
 <file path=word/numbering.xml><?xml version="1.0" encoding="utf-8"?>
@@ -5500,6 +4260,7 @@
     <w:rsid w:val="00FC693F"/>
     <w:rPr>
       <w:rFonts w:ascii="Arial" w:hAnsi="Arial"/>
+      <w:color w:val="444444"/>
       <w:sz w:val="22"/>
     </w:rPr>
   </w:style>
